--- a/Rotem Solomon CV.docx
+++ b/Rotem Solomon CV.docx
@@ -4,27 +4,35 @@
   <w:body>
     <w:p>
       <w:pPr>
-        <w:pStyle w:val="Title"/>
+        <w:pStyle w:val="Heading1"/>
+        <w:rPr>
+          <w:rFonts w:ascii="Source Sans Pro" w:hAnsi="Source Sans Pro"/>
+        </w:rPr>
       </w:pPr>
       <w:r>
         <w:rPr>
+          <w:rFonts w:ascii="Source Sans Pro" w:hAnsi="Source Sans Pro"/>
           <w:color w:val="345C7D"/>
-          <w:w w:val="85"/>
+          <w:spacing w:val="-4"/>
+          <w:w w:val="105"/>
         </w:rPr>
         <w:t>Rotem</w:t>
       </w:r>
       <w:r>
         <w:rPr>
+          <w:rFonts w:ascii="Source Sans Pro" w:hAnsi="Source Sans Pro"/>
           <w:color w:val="345C7D"/>
-          <w:spacing w:val="-5"/>
-          <w:w w:val="85"/>
-        </w:rPr>
-        <w:t xml:space="preserve"> </w:t>
-      </w:r>
-      <w:r>
-        <w:rPr>
+          <w:spacing w:val="-14"/>
+          <w:w w:val="105"/>
+        </w:rPr>
+        <w:t xml:space="preserve"> </w:t>
+      </w:r>
+      <w:r>
+        <w:rPr>
+          <w:rFonts w:ascii="Source Sans Pro" w:hAnsi="Source Sans Pro"/>
           <w:color w:val="345C7D"/>
           <w:spacing w:val="-2"/>
+          <w:w w:val="105"/>
         </w:rPr>
         <w:t>Solomon</w:t>
       </w:r>
@@ -36,16 +44,20 @@
           <w:tab w:val="left" w:pos="2728"/>
           <w:tab w:val="left" w:pos="4459"/>
         </w:tabs>
-        <w:spacing w:before="192"/>
+        <w:spacing w:before="163"/>
         <w:ind w:left="65"/>
+        <w:rPr>
+          <w:rFonts w:ascii="Source Sans Pro" w:hAnsi="Source Sans Pro"/>
+        </w:rPr>
       </w:pPr>
       <w:r>
         <w:rPr>
+          <w:rFonts w:ascii="Source Sans Pro" w:hAnsi="Source Sans Pro"/>
           <w:noProof/>
           <w:position w:val="1"/>
         </w:rPr>
         <w:drawing>
-          <wp:inline distT="0" distB="0" distL="0" distR="0" wp14:anchorId="70BC8528" wp14:editId="0B4D3B48">
+          <wp:inline distT="0" distB="0" distL="0" distR="0" wp14:anchorId="1FCF785A" wp14:editId="7548E338">
             <wp:extent cx="113791" cy="88899"/>
             <wp:effectExtent l="0" t="0" r="0" b="0"/>
             <wp:docPr id="1" name="Image 1">
@@ -86,7 +98,7 @@
       </w:r>
       <w:r>
         <w:rPr>
-          <w:rFonts w:ascii="Times New Roman"/>
+          <w:rFonts w:ascii="Source Sans Pro" w:hAnsi="Source Sans Pro"/>
           <w:spacing w:val="80"/>
           <w:sz w:val="20"/>
         </w:rPr>
@@ -94,18 +106,25 @@
       </w:r>
       <w:hyperlink r:id="rId6">
         <w:r>
+          <w:rPr>
+            <w:rFonts w:ascii="Source Sans Pro" w:hAnsi="Source Sans Pro"/>
+          </w:rPr>
           <w:t>rotemso23@gmail.com</w:t>
         </w:r>
         <w:r>
+          <w:rPr>
+            <w:rFonts w:ascii="Source Sans Pro" w:hAnsi="Source Sans Pro"/>
+          </w:rPr>
           <w:tab/>
         </w:r>
         <w:r>
           <w:rPr>
+            <w:rFonts w:ascii="Source Sans Pro" w:hAnsi="Source Sans Pro"/>
             <w:noProof/>
             <w:position w:val="-1"/>
           </w:rPr>
           <w:drawing>
-            <wp:inline distT="0" distB="0" distL="0" distR="0" wp14:anchorId="2CE7F46D" wp14:editId="5998C713">
+            <wp:inline distT="0" distB="0" distL="0" distR="0" wp14:anchorId="0841C2F9" wp14:editId="5DE18606">
               <wp:extent cx="122820" cy="122453"/>
               <wp:effectExtent l="0" t="0" r="0" b="0"/>
               <wp:docPr id="2" name="Image 2"/>
@@ -142,30 +161,31 @@
         </w:r>
         <w:r>
           <w:rPr>
-            <w:rFonts w:ascii="Times New Roman"/>
-            <w:spacing w:val="80"/>
+            <w:rFonts w:ascii="Source Sans Pro" w:hAnsi="Source Sans Pro"/>
+            <w:spacing w:val="40"/>
           </w:rPr>
           <w:t xml:space="preserve"> </w:t>
         </w:r>
         <w:r>
           <w:rPr>
-            <w:w w:val="85"/>
+            <w:rFonts w:ascii="Source Sans Pro" w:hAnsi="Source Sans Pro"/>
           </w:rPr>
-          <w:t>050-</w:t>
+          <w:t>050-8482547</w:t>
         </w:r>
         <w:r>
-          <w:t>8482547</w:t>
-        </w:r>
-        <w:r>
+          <w:rPr>
+            <w:rFonts w:ascii="Source Sans Pro" w:hAnsi="Source Sans Pro"/>
+          </w:rPr>
           <w:tab/>
         </w:r>
         <w:r>
           <w:rPr>
+            <w:rFonts w:ascii="Source Sans Pro" w:hAnsi="Source Sans Pro"/>
             <w:noProof/>
             <w:position w:val="-2"/>
           </w:rPr>
           <w:drawing>
-            <wp:inline distT="0" distB="0" distL="0" distR="0" wp14:anchorId="5519F6B2" wp14:editId="6019FFDA">
+            <wp:inline distT="0" distB="0" distL="0" distR="0" wp14:anchorId="2FDF7D88" wp14:editId="2BDF8CB8">
               <wp:extent cx="133349" cy="133349"/>
               <wp:effectExtent l="0" t="0" r="0" b="0"/>
               <wp:docPr id="3" name="Image 3">
@@ -206,20 +226,29 @@
         </w:r>
         <w:r>
           <w:rPr>
-            <w:rFonts w:ascii="Times New Roman"/>
-            <w:spacing w:val="80"/>
+            <w:rFonts w:ascii="Source Sans Pro" w:hAnsi="Source Sans Pro"/>
+            <w:spacing w:val="40"/>
           </w:rPr>
           <w:t xml:space="preserve"> </w:t>
         </w:r>
         <w:hyperlink r:id="rId10">
           <w:r>
             <w:rPr>
-              <w:w w:val="95"/>
+              <w:rFonts w:ascii="Source Sans Pro" w:hAnsi="Source Sans Pro"/>
             </w:rPr>
-            <w:t xml:space="preserve">rotem </w:t>
+            <w:t>ro</w:t>
           </w:r>
           <w:r>
-            <w:t>solomon</w:t>
+            <w:rPr>
+              <w:rFonts w:ascii="Source Sans Pro" w:hAnsi="Source Sans Pro"/>
+            </w:rPr>
+            <w:t>t</w:t>
+          </w:r>
+          <w:r>
+            <w:rPr>
+              <w:rFonts w:ascii="Source Sans Pro" w:hAnsi="Source Sans Pro"/>
+            </w:rPr>
+            <w:t>em solomon</w:t>
           </w:r>
         </w:hyperlink>
       </w:hyperlink>
@@ -227,26 +256,28 @@
     <w:p>
       <w:pPr>
         <w:pStyle w:val="BodyText"/>
-        <w:spacing w:before="156"/>
-        <w:rPr>
+        <w:spacing w:before="72"/>
+        <w:rPr>
+          <w:rFonts w:ascii="Source Sans Pro" w:hAnsi="Source Sans Pro"/>
           <w:sz w:val="20"/>
         </w:rPr>
       </w:pPr>
       <w:r>
         <w:rPr>
+          <w:rFonts w:ascii="Source Sans Pro" w:hAnsi="Source Sans Pro"/>
           <w:noProof/>
           <w:sz w:val="20"/>
         </w:rPr>
         <mc:AlternateContent>
           <mc:Choice Requires="wpg">
             <w:drawing>
-              <wp:anchor distT="0" distB="0" distL="0" distR="0" simplePos="0" relativeHeight="487587840" behindDoc="1" locked="0" layoutInCell="1" allowOverlap="1" wp14:anchorId="60792B54" wp14:editId="23802D41">
+              <wp:anchor distT="0" distB="0" distL="0" distR="0" simplePos="0" relativeHeight="251652608" behindDoc="1" locked="0" layoutInCell="1" allowOverlap="1" wp14:anchorId="3A263F2B" wp14:editId="685223AB">
                 <wp:simplePos x="0" y="0"/>
                 <wp:positionH relativeFrom="page">
                   <wp:posOffset>571499</wp:posOffset>
                 </wp:positionH>
                 <wp:positionV relativeFrom="paragraph">
-                  <wp:posOffset>267621</wp:posOffset>
+                  <wp:posOffset>242375</wp:posOffset>
                 </wp:positionV>
                 <wp:extent cx="6410325" cy="247650"/>
                 <wp:effectExtent l="0" t="0" r="0" b="0"/>
@@ -354,20 +385,23 @@
                           <w:txbxContent>
                             <w:p>
                               <w:pPr>
-                                <w:spacing w:before="25"/>
+                                <w:spacing w:before="36"/>
                                 <w:ind w:left="2"/>
                                 <w:jc w:val="center"/>
                                 <w:rPr>
-                                  <w:b/>
-                                  <w:sz w:val="23"/>
+                                  <w:rFonts w:ascii="Segoe UI Semibold" w:hAnsi="Segoe UI Semibold" w:cs="Segoe UI Semibold"/>
+                                  <w:bCs/>
+                                  <w:szCs w:val="20"/>
                                 </w:rPr>
                               </w:pPr>
                               <w:r>
                                 <w:rPr>
-                                  <w:b/>
+                                  <w:rFonts w:ascii="Segoe UI Semibold" w:hAnsi="Segoe UI Semibold" w:cs="Segoe UI Semibold"/>
+                                  <w:bCs/>
                                   <w:color w:val="345C7D"/>
                                   <w:spacing w:val="-2"/>
-                                  <w:sz w:val="23"/>
+                                  <w:w w:val="110"/>
+                                  <w:szCs w:val="20"/>
                                 </w:rPr>
                                 <w:t>Summary</w:t>
                               </w:r>
@@ -386,7 +420,7 @@
           </mc:Choice>
           <mc:Fallback>
             <w:pict>
-              <v:group w14:anchorId="60792B54" id="Group 4" o:spid="_x0000_s1026" style="position:absolute;margin-left:45pt;margin-top:21.05pt;width:504.75pt;height:19.5pt;z-index:-15728640;mso-wrap-distance-left:0;mso-wrap-distance-right:0;mso-position-horizontal-relative:page" coordsize="64103,2476" o:gfxdata="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">
+              <v:group w14:anchorId="3A263F2B" id="Group 4" o:spid="_x0000_s1026" style="position:absolute;margin-left:45pt;margin-top:19.1pt;width:504.75pt;height:19.5pt;z-index:-251663872;mso-wrap-distance-left:0;mso-wrap-distance-right:0;mso-position-horizontal-relative:page" coordsize="64103,2476" o:gfxdata="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">
                 <v:shape id="Graphic 5" o:spid="_x0000_s1027" style="position:absolute;width:64103;height:2476;visibility:visible;mso-wrap-style:square;v-text-anchor:top" coordsize="6410325,247650" o:gfxdata="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" path="m6393800,247649r-6377277,l14093,247166,,231126r,-2527l,16523,16523,,6393800,r16523,16523l6410323,231126r-14093,16040l6393800,247649xe" fillcolor="#345c7d" stroked="f">
                   <v:fill opacity="4626f"/>
                   <v:path arrowok="t"/>
@@ -400,20 +434,23 @@
                     <w:txbxContent>
                       <w:p>
                         <w:pPr>
-                          <w:spacing w:before="25"/>
+                          <w:spacing w:before="36"/>
                           <w:ind w:left="2"/>
                           <w:jc w:val="center"/>
                           <w:rPr>
-                            <w:b/>
-                            <w:sz w:val="23"/>
+                            <w:rFonts w:ascii="Segoe UI Semibold" w:hAnsi="Segoe UI Semibold" w:cs="Segoe UI Semibold"/>
+                            <w:bCs/>
+                            <w:szCs w:val="20"/>
                           </w:rPr>
                         </w:pPr>
                         <w:r>
                           <w:rPr>
-                            <w:b/>
+                            <w:rFonts w:ascii="Segoe UI Semibold" w:hAnsi="Segoe UI Semibold" w:cs="Segoe UI Semibold"/>
+                            <w:bCs/>
                             <w:color w:val="345C7D"/>
                             <w:spacing w:val="-2"/>
-                            <w:sz w:val="23"/>
+                            <w:w w:val="110"/>
+                            <w:szCs w:val="20"/>
                           </w:rPr>
                           <w:t>Summary</w:t>
                         </w:r>
@@ -431,506 +468,192 @@
     <w:p>
       <w:pPr>
         <w:pStyle w:val="BodyText"/>
-        <w:spacing w:before="135" w:line="256" w:lineRule="auto"/>
-        <w:ind w:left="57"/>
+        <w:spacing w:before="151"/>
+        <w:ind w:left="57" w:right="16"/>
+        <w:rPr>
+          <w:rFonts w:ascii="Source Sans Pro" w:hAnsi="Source Sans Pro"/>
+        </w:rPr>
       </w:pPr>
       <w:r>
         <w:rPr>
-          <w:spacing w:val="-2"/>
-        </w:rPr>
-        <w:t>Biomedical</w:t>
-      </w:r>
-      <w:r>
-        <w:rPr>
-          <w:spacing w:val="-24"/>
-        </w:rPr>
-        <w:t xml:space="preserve"> </w:t>
-      </w:r>
-      <w:r>
-        <w:rPr>
-          <w:spacing w:val="-2"/>
-        </w:rPr>
-        <w:t>Engineer</w:t>
-      </w:r>
-      <w:r>
-        <w:rPr>
-          <w:spacing w:val="-24"/>
-        </w:rPr>
-        <w:t xml:space="preserve"> </w:t>
-      </w:r>
-      <w:r>
-        <w:rPr>
-          <w:spacing w:val="-2"/>
-        </w:rPr>
-        <w:t>(M.Sc.,</w:t>
-      </w:r>
-      <w:r>
-        <w:rPr>
-          <w:spacing w:val="-24"/>
-        </w:rPr>
-        <w:t xml:space="preserve"> </w:t>
-      </w:r>
-      <w:r>
-        <w:rPr>
-          <w:spacing w:val="-2"/>
-        </w:rPr>
-        <w:t>Technion)</w:t>
-      </w:r>
-      <w:r>
-        <w:rPr>
-          <w:spacing w:val="-24"/>
-        </w:rPr>
-        <w:t xml:space="preserve"> </w:t>
-      </w:r>
-      <w:r>
-        <w:rPr>
-          <w:spacing w:val="-2"/>
-        </w:rPr>
-        <w:t>with</w:t>
-      </w:r>
-      <w:r>
-        <w:rPr>
-          <w:spacing w:val="-24"/>
-        </w:rPr>
-        <w:t xml:space="preserve"> </w:t>
-      </w:r>
-      <w:r>
-        <w:rPr>
-          <w:spacing w:val="-2"/>
-        </w:rPr>
-        <w:t>expertise</w:t>
-      </w:r>
-      <w:r>
-        <w:rPr>
-          <w:spacing w:val="-24"/>
-        </w:rPr>
-        <w:t xml:space="preserve"> </w:t>
-      </w:r>
-      <w:r>
-        <w:rPr>
-          <w:spacing w:val="-2"/>
-        </w:rPr>
-        <w:t>in</w:t>
-      </w:r>
-      <w:r>
-        <w:rPr>
-          <w:spacing w:val="-24"/>
-        </w:rPr>
-        <w:t xml:space="preserve"> </w:t>
-      </w:r>
-      <w:r>
-        <w:rPr>
-          <w:spacing w:val="-2"/>
-        </w:rPr>
-        <w:t>machine</w:t>
-      </w:r>
-      <w:r>
-        <w:rPr>
-          <w:spacing w:val="-24"/>
-        </w:rPr>
-        <w:t xml:space="preserve"> </w:t>
-      </w:r>
-      <w:r>
-        <w:rPr>
-          <w:spacing w:val="-2"/>
-        </w:rPr>
-        <w:t>learning</w:t>
-      </w:r>
-      <w:r>
-        <w:rPr>
-          <w:spacing w:val="-24"/>
-        </w:rPr>
-        <w:t xml:space="preserve"> </w:t>
-      </w:r>
-      <w:r>
-        <w:rPr>
-          <w:spacing w:val="-2"/>
-        </w:rPr>
-        <w:t>and</w:t>
-      </w:r>
-      <w:r>
-        <w:rPr>
-          <w:spacing w:val="-24"/>
-        </w:rPr>
-        <w:t xml:space="preserve"> </w:t>
-      </w:r>
-      <w:r>
-        <w:rPr>
-          <w:spacing w:val="-2"/>
-        </w:rPr>
-        <w:t>data</w:t>
-      </w:r>
-      <w:r>
-        <w:rPr>
-          <w:spacing w:val="-24"/>
-        </w:rPr>
-        <w:t xml:space="preserve"> </w:t>
-      </w:r>
-      <w:r>
-        <w:rPr>
-          <w:spacing w:val="-2"/>
-        </w:rPr>
-        <w:t>analysis.</w:t>
-      </w:r>
-      <w:r>
-        <w:rPr>
-          <w:spacing w:val="-24"/>
-        </w:rPr>
-        <w:t xml:space="preserve"> </w:t>
-      </w:r>
-      <w:r>
-        <w:rPr>
-          <w:spacing w:val="-2"/>
-        </w:rPr>
-        <w:t>Designed</w:t>
-      </w:r>
-      <w:r>
-        <w:rPr>
-          <w:spacing w:val="-24"/>
-        </w:rPr>
-        <w:t xml:space="preserve"> </w:t>
-      </w:r>
-      <w:r>
-        <w:rPr>
-          <w:spacing w:val="-2"/>
-        </w:rPr>
-        <w:t>and evaluated</w:t>
-      </w:r>
-      <w:r>
-        <w:rPr>
-          <w:spacing w:val="-23"/>
-        </w:rPr>
-        <w:t xml:space="preserve"> </w:t>
-      </w:r>
-      <w:r>
-        <w:rPr>
-          <w:spacing w:val="-2"/>
-        </w:rPr>
-        <w:t>models</w:t>
-      </w:r>
-      <w:r>
-        <w:rPr>
-          <w:spacing w:val="-23"/>
-        </w:rPr>
-        <w:t xml:space="preserve"> </w:t>
-      </w:r>
-      <w:r>
-        <w:rPr>
-          <w:spacing w:val="-2"/>
-        </w:rPr>
-        <w:t>for</w:t>
-      </w:r>
-      <w:r>
-        <w:rPr>
-          <w:spacing w:val="-23"/>
-        </w:rPr>
-        <w:t xml:space="preserve"> </w:t>
-      </w:r>
-      <w:r>
-        <w:rPr>
-          <w:spacing w:val="-2"/>
-        </w:rPr>
-        <w:t>image</w:t>
-      </w:r>
-      <w:r>
-        <w:rPr>
-          <w:spacing w:val="-23"/>
-        </w:rPr>
-        <w:t xml:space="preserve"> </w:t>
-      </w:r>
-      <w:r>
-        <w:rPr>
-          <w:spacing w:val="-2"/>
-        </w:rPr>
-        <w:t>and</w:t>
-      </w:r>
-      <w:r>
-        <w:rPr>
-          <w:spacing w:val="-23"/>
-        </w:rPr>
-        <w:t xml:space="preserve"> </w:t>
-      </w:r>
-      <w:r>
-        <w:rPr>
-          <w:spacing w:val="-2"/>
-        </w:rPr>
-        <w:t>time-series</w:t>
-      </w:r>
-      <w:r>
-        <w:rPr>
-          <w:spacing w:val="-23"/>
-        </w:rPr>
-        <w:t xml:space="preserve"> </w:t>
-      </w:r>
-      <w:r>
-        <w:rPr>
-          <w:spacing w:val="-2"/>
-        </w:rPr>
-        <w:t>sensor</w:t>
-      </w:r>
-      <w:r>
-        <w:rPr>
-          <w:spacing w:val="-23"/>
-        </w:rPr>
-        <w:t xml:space="preserve"> </w:t>
-      </w:r>
-      <w:r>
-        <w:rPr>
-          <w:spacing w:val="-2"/>
-        </w:rPr>
-        <w:t>data,</w:t>
-      </w:r>
-      <w:r>
-        <w:rPr>
-          <w:spacing w:val="-23"/>
-        </w:rPr>
-        <w:t xml:space="preserve"> </w:t>
-      </w:r>
-      <w:r>
-        <w:rPr>
-          <w:spacing w:val="-2"/>
-        </w:rPr>
-        <w:t>focusing</w:t>
-      </w:r>
-      <w:r>
-        <w:rPr>
-          <w:spacing w:val="-23"/>
-        </w:rPr>
-        <w:t xml:space="preserve"> </w:t>
-      </w:r>
-      <w:r>
-        <w:rPr>
-          <w:spacing w:val="-2"/>
-        </w:rPr>
-        <w:t>on</w:t>
-      </w:r>
-      <w:r>
-        <w:rPr>
-          <w:spacing w:val="-23"/>
-        </w:rPr>
-        <w:t xml:space="preserve"> </w:t>
-      </w:r>
-      <w:r>
-        <w:rPr>
-          <w:spacing w:val="-2"/>
-        </w:rPr>
-        <w:t>feature</w:t>
-      </w:r>
-      <w:r>
-        <w:rPr>
-          <w:spacing w:val="-23"/>
-        </w:rPr>
-        <w:t xml:space="preserve"> </w:t>
-      </w:r>
-      <w:r>
-        <w:rPr>
-          <w:spacing w:val="-2"/>
+          <w:rFonts w:ascii="Source Sans Pro" w:hAnsi="Source Sans Pro"/>
+        </w:rPr>
+        <w:t>Biomedical Engineer (M.Sc., Technion) with expertise in machine learning and data analysis. Designed and evaluated models for image and time-series sensor data, focusing on feature engineering and efficient neural network</w:t>
+      </w:r>
+      <w:r>
+        <w:rPr>
+          <w:rFonts w:ascii="Source Sans Pro" w:hAnsi="Source Sans Pro"/>
+          <w:spacing w:val="-6"/>
+        </w:rPr>
+        <w:t xml:space="preserve"> </w:t>
+      </w:r>
+      <w:r>
+        <w:rPr>
+          <w:rFonts w:ascii="Source Sans Pro" w:hAnsi="Source Sans Pro"/>
+        </w:rPr>
+        <w:t>development</w:t>
+      </w:r>
+      <w:r>
+        <w:rPr>
+          <w:rFonts w:ascii="Source Sans Pro" w:hAnsi="Source Sans Pro"/>
+          <w:spacing w:val="-6"/>
+        </w:rPr>
+        <w:t xml:space="preserve"> </w:t>
+      </w:r>
+      <w:r>
+        <w:rPr>
+          <w:rFonts w:ascii="Source Sans Pro" w:hAnsi="Source Sans Pro"/>
+        </w:rPr>
+        <w:t>using</w:t>
+      </w:r>
+      <w:r>
+        <w:rPr>
+          <w:rFonts w:ascii="Source Sans Pro" w:hAnsi="Source Sans Pro"/>
+          <w:spacing w:val="-6"/>
+        </w:rPr>
+        <w:t xml:space="preserve"> </w:t>
+      </w:r>
+      <w:proofErr w:type="spellStart"/>
+      <w:r>
+        <w:rPr>
+          <w:rFonts w:ascii="Source Sans Pro" w:hAnsi="Source Sans Pro"/>
+        </w:rPr>
+        <w:t>PyTorch</w:t>
+      </w:r>
+      <w:proofErr w:type="spellEnd"/>
+      <w:r>
+        <w:rPr>
+          <w:rFonts w:ascii="Source Sans Pro" w:hAnsi="Source Sans Pro"/>
+        </w:rPr>
+        <w:t>.</w:t>
+      </w:r>
+      <w:r>
+        <w:rPr>
+          <w:rFonts w:ascii="Source Sans Pro" w:hAnsi="Source Sans Pro"/>
+          <w:spacing w:val="-6"/>
+        </w:rPr>
+        <w:t xml:space="preserve"> </w:t>
+      </w:r>
+      <w:r>
+        <w:rPr>
+          <w:rFonts w:ascii="Source Sans Pro" w:hAnsi="Source Sans Pro"/>
+        </w:rPr>
+        <w:t>Seeking</w:t>
+      </w:r>
+      <w:r>
+        <w:rPr>
+          <w:rFonts w:ascii="Source Sans Pro" w:hAnsi="Source Sans Pro"/>
+          <w:spacing w:val="-6"/>
+        </w:rPr>
+        <w:t xml:space="preserve"> </w:t>
+      </w:r>
+      <w:r>
+        <w:rPr>
+          <w:rFonts w:ascii="Source Sans Pro" w:hAnsi="Source Sans Pro"/>
+        </w:rPr>
+        <w:t>an</w:t>
+      </w:r>
+      <w:r>
+        <w:rPr>
+          <w:rFonts w:ascii="Source Sans Pro" w:hAnsi="Source Sans Pro"/>
+          <w:spacing w:val="-6"/>
+        </w:rPr>
+        <w:t xml:space="preserve"> </w:t>
+      </w:r>
+      <w:r>
+        <w:rPr>
+          <w:rFonts w:ascii="Source Sans Pro" w:hAnsi="Source Sans Pro"/>
+        </w:rPr>
+        <w:t>AI/ML</w:t>
+      </w:r>
+      <w:r>
+        <w:rPr>
+          <w:rFonts w:ascii="Source Sans Pro" w:hAnsi="Source Sans Pro"/>
+          <w:spacing w:val="-6"/>
+        </w:rPr>
+        <w:t xml:space="preserve"> </w:t>
+      </w:r>
+      <w:r>
+        <w:rPr>
+          <w:rFonts w:ascii="Source Sans Pro" w:hAnsi="Source Sans Pro"/>
         </w:rPr>
         <w:t>engineering</w:t>
       </w:r>
       <w:r>
         <w:rPr>
-          <w:spacing w:val="-23"/>
-        </w:rPr>
-        <w:t xml:space="preserve"> </w:t>
-      </w:r>
-      <w:r>
-        <w:rPr>
-          <w:spacing w:val="-2"/>
-        </w:rPr>
-        <w:t>and</w:t>
-      </w:r>
-      <w:r>
-        <w:rPr>
-          <w:spacing w:val="-23"/>
-        </w:rPr>
-        <w:t xml:space="preserve"> </w:t>
-      </w:r>
-      <w:r>
-        <w:rPr>
-          <w:spacing w:val="-2"/>
-        </w:rPr>
-        <w:t>efficient</w:t>
-      </w:r>
-      <w:r>
-        <w:rPr>
-          <w:spacing w:val="-23"/>
-        </w:rPr>
-        <w:t xml:space="preserve"> </w:t>
-      </w:r>
-      <w:r>
-        <w:rPr>
-          <w:spacing w:val="-2"/>
-        </w:rPr>
-        <w:t xml:space="preserve">neural </w:t>
-      </w:r>
-      <w:r>
-        <w:rPr>
-          <w:spacing w:val="-4"/>
-        </w:rPr>
-        <w:t>network</w:t>
-      </w:r>
-      <w:r>
-        <w:rPr>
-          <w:spacing w:val="-24"/>
-        </w:rPr>
-        <w:t xml:space="preserve"> </w:t>
-      </w:r>
-      <w:r>
-        <w:rPr>
-          <w:spacing w:val="-4"/>
-        </w:rPr>
-        <w:t>development</w:t>
-      </w:r>
-      <w:r>
-        <w:rPr>
-          <w:spacing w:val="-24"/>
-        </w:rPr>
-        <w:t xml:space="preserve"> </w:t>
-      </w:r>
-      <w:r>
-        <w:rPr>
-          <w:spacing w:val="-4"/>
-        </w:rPr>
-        <w:t>using</w:t>
-      </w:r>
-      <w:r>
-        <w:rPr>
-          <w:spacing w:val="-24"/>
-        </w:rPr>
-        <w:t xml:space="preserve"> </w:t>
-      </w:r>
-      <w:proofErr w:type="spellStart"/>
-      <w:r>
-        <w:rPr>
-          <w:spacing w:val="-4"/>
-        </w:rPr>
-        <w:t>PyTorch</w:t>
-      </w:r>
-      <w:proofErr w:type="spellEnd"/>
-      <w:r>
-        <w:rPr>
-          <w:spacing w:val="-4"/>
-        </w:rPr>
-        <w:t>.</w:t>
-      </w:r>
-      <w:r>
-        <w:rPr>
-          <w:spacing w:val="-24"/>
-        </w:rPr>
-        <w:t xml:space="preserve"> </w:t>
-      </w:r>
-      <w:r>
-        <w:rPr>
-          <w:spacing w:val="-4"/>
-        </w:rPr>
-        <w:t>Seeking</w:t>
-      </w:r>
-      <w:r>
-        <w:rPr>
-          <w:spacing w:val="-24"/>
-        </w:rPr>
-        <w:t xml:space="preserve"> </w:t>
-      </w:r>
-      <w:r>
-        <w:rPr>
-          <w:spacing w:val="-4"/>
-        </w:rPr>
-        <w:t>an</w:t>
-      </w:r>
-      <w:r>
-        <w:rPr>
-          <w:spacing w:val="-24"/>
-        </w:rPr>
-        <w:t xml:space="preserve"> </w:t>
-      </w:r>
-      <w:r>
-        <w:rPr>
-          <w:spacing w:val="-4"/>
-        </w:rPr>
-        <w:t>AI/ML</w:t>
-      </w:r>
-      <w:r>
-        <w:rPr>
-          <w:spacing w:val="-24"/>
-        </w:rPr>
-        <w:t xml:space="preserve"> </w:t>
-      </w:r>
-      <w:r>
-        <w:rPr>
-          <w:spacing w:val="-4"/>
+          <w:rFonts w:ascii="Source Sans Pro" w:hAnsi="Source Sans Pro"/>
+          <w:spacing w:val="-6"/>
+        </w:rPr>
+        <w:t xml:space="preserve"> </w:t>
+      </w:r>
+      <w:r>
+        <w:rPr>
+          <w:rFonts w:ascii="Source Sans Pro" w:hAnsi="Source Sans Pro"/>
+        </w:rPr>
+        <w:t>role</w:t>
+      </w:r>
+      <w:r>
+        <w:rPr>
+          <w:rFonts w:ascii="Source Sans Pro" w:hAnsi="Source Sans Pro"/>
+          <w:spacing w:val="-6"/>
+        </w:rPr>
+        <w:t xml:space="preserve"> </w:t>
+      </w:r>
+      <w:r>
+        <w:rPr>
+          <w:rFonts w:ascii="Source Sans Pro" w:hAnsi="Source Sans Pro"/>
+        </w:rPr>
+        <w:t>or</w:t>
+      </w:r>
+      <w:r>
+        <w:rPr>
+          <w:rFonts w:ascii="Source Sans Pro" w:hAnsi="Source Sans Pro"/>
+          <w:spacing w:val="-6"/>
+        </w:rPr>
+        <w:t xml:space="preserve"> </w:t>
+      </w:r>
+      <w:r>
+        <w:rPr>
+          <w:rFonts w:ascii="Source Sans Pro" w:hAnsi="Source Sans Pro"/>
+        </w:rPr>
+        <w:t>a</w:t>
+      </w:r>
+      <w:r>
+        <w:rPr>
+          <w:rFonts w:ascii="Source Sans Pro" w:hAnsi="Source Sans Pro"/>
+          <w:spacing w:val="-6"/>
+        </w:rPr>
+        <w:t xml:space="preserve"> </w:t>
+      </w:r>
+      <w:r>
+        <w:rPr>
+          <w:rFonts w:ascii="Source Sans Pro" w:hAnsi="Source Sans Pro"/>
+        </w:rPr>
+        <w:t>data-focused</w:t>
+      </w:r>
+      <w:r>
+        <w:rPr>
+          <w:rFonts w:ascii="Source Sans Pro" w:hAnsi="Source Sans Pro"/>
+          <w:spacing w:val="-6"/>
+        </w:rPr>
+        <w:t xml:space="preserve"> </w:t>
+      </w:r>
+      <w:r>
+        <w:rPr>
+          <w:rFonts w:ascii="Source Sans Pro" w:hAnsi="Source Sans Pro"/>
         </w:rPr>
         <w:t>engineering</w:t>
       </w:r>
       <w:r>
         <w:rPr>
-          <w:spacing w:val="-24"/>
-        </w:rPr>
-        <w:t xml:space="preserve"> </w:t>
-      </w:r>
-      <w:r>
-        <w:rPr>
-          <w:spacing w:val="-4"/>
-        </w:rPr>
-        <w:t>role</w:t>
-      </w:r>
-      <w:r>
-        <w:rPr>
-          <w:spacing w:val="-24"/>
-        </w:rPr>
-        <w:t xml:space="preserve"> </w:t>
-      </w:r>
-      <w:r>
-        <w:rPr>
-          <w:spacing w:val="-4"/>
-        </w:rPr>
-        <w:t>or</w:t>
-      </w:r>
-      <w:r>
-        <w:rPr>
-          <w:spacing w:val="-24"/>
-        </w:rPr>
-        <w:t xml:space="preserve"> </w:t>
-      </w:r>
-      <w:r>
-        <w:rPr>
-          <w:spacing w:val="-4"/>
-        </w:rPr>
-        <w:t>a</w:t>
-      </w:r>
-      <w:r>
-        <w:rPr>
-          <w:spacing w:val="-24"/>
-        </w:rPr>
-        <w:t xml:space="preserve"> </w:t>
-      </w:r>
-      <w:r>
-        <w:rPr>
-          <w:spacing w:val="-4"/>
-        </w:rPr>
-        <w:t>data-focused</w:t>
-      </w:r>
-      <w:r>
-        <w:rPr>
-          <w:spacing w:val="-24"/>
-        </w:rPr>
-        <w:t xml:space="preserve"> </w:t>
-      </w:r>
-      <w:r>
-        <w:rPr>
-          <w:spacing w:val="-4"/>
-        </w:rPr>
-        <w:t>engineering</w:t>
-      </w:r>
-      <w:r>
-        <w:rPr>
-          <w:spacing w:val="-24"/>
-        </w:rPr>
-        <w:t xml:space="preserve"> </w:t>
-      </w:r>
-      <w:r>
-        <w:rPr>
-          <w:spacing w:val="-4"/>
+          <w:rFonts w:ascii="Source Sans Pro" w:hAnsi="Source Sans Pro"/>
+          <w:spacing w:val="-6"/>
+        </w:rPr>
+        <w:t xml:space="preserve"> </w:t>
+      </w:r>
+      <w:r>
+        <w:rPr>
+          <w:rFonts w:ascii="Source Sans Pro" w:hAnsi="Source Sans Pro"/>
         </w:rPr>
         <w:t>position.</w:t>
       </w:r>
@@ -938,26 +661,28 @@
     <w:p>
       <w:pPr>
         <w:pStyle w:val="BodyText"/>
-        <w:spacing w:before="15"/>
-        <w:rPr>
-          <w:sz w:val="20"/>
+        <w:spacing w:before="5" w:line="276" w:lineRule="auto"/>
+        <w:rPr>
+          <w:rFonts w:ascii="Source Sans Pro" w:hAnsi="Source Sans Pro"/>
+          <w:sz w:val="17"/>
         </w:rPr>
       </w:pPr>
       <w:r>
         <w:rPr>
+          <w:rFonts w:ascii="Source Sans Pro" w:hAnsi="Source Sans Pro"/>
           <w:noProof/>
-          <w:sz w:val="20"/>
+          <w:sz w:val="17"/>
         </w:rPr>
         <mc:AlternateContent>
           <mc:Choice Requires="wpg">
             <w:drawing>
-              <wp:anchor distT="0" distB="0" distL="0" distR="0" simplePos="0" relativeHeight="487588352" behindDoc="1" locked="0" layoutInCell="1" allowOverlap="1" wp14:anchorId="0754D422" wp14:editId="5C5AD4B2">
+              <wp:anchor distT="0" distB="0" distL="0" distR="0" simplePos="0" relativeHeight="251654656" behindDoc="1" locked="0" layoutInCell="1" allowOverlap="1" wp14:anchorId="322F492A" wp14:editId="5B169544">
                 <wp:simplePos x="0" y="0"/>
                 <wp:positionH relativeFrom="page">
                   <wp:posOffset>571499</wp:posOffset>
                 </wp:positionH>
                 <wp:positionV relativeFrom="paragraph">
-                  <wp:posOffset>178651</wp:posOffset>
+                  <wp:posOffset>172461</wp:posOffset>
                 </wp:positionV>
                 <wp:extent cx="6410325" cy="247650"/>
                 <wp:effectExtent l="0" t="0" r="0" b="0"/>
@@ -1065,39 +790,48 @@
                           <w:txbxContent>
                             <w:p>
                               <w:pPr>
-                                <w:spacing w:before="25"/>
+                                <w:spacing w:before="36"/>
                                 <w:ind w:left="2"/>
                                 <w:jc w:val="center"/>
                                 <w:rPr>
-                                  <w:b/>
-                                  <w:sz w:val="23"/>
+                                  <w:rFonts w:ascii="Segoe UI Semibold" w:hAnsi="Segoe UI Semibold" w:cs="Segoe UI Semibold"/>
+                                  <w:bCs/>
+                                  <w:color w:val="345C7D"/>
+                                  <w:spacing w:val="-2"/>
+                                  <w:w w:val="110"/>
+                                  <w:szCs w:val="20"/>
                                 </w:rPr>
                               </w:pPr>
                               <w:r>
                                 <w:rPr>
-                                  <w:b/>
+                                  <w:rFonts w:ascii="Segoe UI Semibold" w:hAnsi="Segoe UI Semibold" w:cs="Segoe UI Semibold"/>
+                                  <w:bCs/>
                                   <w:color w:val="345C7D"/>
-                                  <w:spacing w:val="6"/>
-                                  <w:w w:val="85"/>
-                                  <w:sz w:val="23"/>
+                                  <w:spacing w:val="-2"/>
+                                  <w:w w:val="110"/>
+                                  <w:szCs w:val="20"/>
                                 </w:rPr>
                                 <w:t>Professional</w:t>
                               </w:r>
                               <w:r>
                                 <w:rPr>
-                                  <w:b/>
+                                  <w:rFonts w:ascii="Segoe UI Semibold" w:hAnsi="Segoe UI Semibold" w:cs="Segoe UI Semibold"/>
+                                  <w:bCs/>
                                   <w:color w:val="345C7D"/>
-                                  <w:spacing w:val="46"/>
-                                  <w:sz w:val="23"/>
+                                  <w:spacing w:val="-2"/>
+                                  <w:w w:val="110"/>
+                                  <w:szCs w:val="20"/>
                                 </w:rPr>
                                 <w:t xml:space="preserve"> </w:t>
                               </w:r>
                               <w:r>
                                 <w:rPr>
-                                  <w:b/>
+                                  <w:rFonts w:ascii="Segoe UI Semibold" w:hAnsi="Segoe UI Semibold" w:cs="Segoe UI Semibold"/>
+                                  <w:bCs/>
                                   <w:color w:val="345C7D"/>
                                   <w:spacing w:val="-2"/>
-                                  <w:sz w:val="23"/>
+                                  <w:w w:val="110"/>
+                                  <w:szCs w:val="20"/>
                                 </w:rPr>
                                 <w:t>Experience</w:t>
                               </w:r>
@@ -1116,7 +850,7 @@
           </mc:Choice>
           <mc:Fallback>
             <w:pict>
-              <v:group w14:anchorId="0754D422" id="Group 7" o:spid="_x0000_s1029" style="position:absolute;margin-left:45pt;margin-top:14.05pt;width:504.75pt;height:19.5pt;z-index:-15728128;mso-wrap-distance-left:0;mso-wrap-distance-right:0;mso-position-horizontal-relative:page" coordsize="64103,2476" o:gfxdata="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">
+              <v:group w14:anchorId="322F492A" id="Group 7" o:spid="_x0000_s1029" style="position:absolute;margin-left:45pt;margin-top:13.6pt;width:504.75pt;height:19.5pt;z-index:-251661824;mso-wrap-distance-left:0;mso-wrap-distance-right:0;mso-position-horizontal-relative:page" coordsize="64103,2476" o:gfxdata="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">
                 <v:shape id="Graphic 8" o:spid="_x0000_s1030" style="position:absolute;width:64103;height:2476;visibility:visible;mso-wrap-style:square;v-text-anchor:top" coordsize="6410325,247650" o:gfxdata="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" path="m6393800,247649r-6377277,l14093,247166,,231126r,-2527l,16523,16523,,6393800,r16523,16523l6410323,231126r-14093,16040l6393800,247649xe" fillcolor="#345c7d" stroked="f">
                   <v:fill opacity="4626f"/>
                   <v:path arrowok="t"/>
@@ -1126,39 +860,48 @@
                     <w:txbxContent>
                       <w:p>
                         <w:pPr>
-                          <w:spacing w:before="25"/>
+                          <w:spacing w:before="36"/>
                           <w:ind w:left="2"/>
                           <w:jc w:val="center"/>
                           <w:rPr>
-                            <w:b/>
-                            <w:sz w:val="23"/>
+                            <w:rFonts w:ascii="Segoe UI Semibold" w:hAnsi="Segoe UI Semibold" w:cs="Segoe UI Semibold"/>
+                            <w:bCs/>
+                            <w:color w:val="345C7D"/>
+                            <w:spacing w:val="-2"/>
+                            <w:w w:val="110"/>
+                            <w:szCs w:val="20"/>
                           </w:rPr>
                         </w:pPr>
                         <w:r>
                           <w:rPr>
-                            <w:b/>
+                            <w:rFonts w:ascii="Segoe UI Semibold" w:hAnsi="Segoe UI Semibold" w:cs="Segoe UI Semibold"/>
+                            <w:bCs/>
                             <w:color w:val="345C7D"/>
-                            <w:spacing w:val="6"/>
-                            <w:w w:val="85"/>
-                            <w:sz w:val="23"/>
+                            <w:spacing w:val="-2"/>
+                            <w:w w:val="110"/>
+                            <w:szCs w:val="20"/>
                           </w:rPr>
                           <w:t>Professional</w:t>
                         </w:r>
                         <w:r>
                           <w:rPr>
-                            <w:b/>
+                            <w:rFonts w:ascii="Segoe UI Semibold" w:hAnsi="Segoe UI Semibold" w:cs="Segoe UI Semibold"/>
+                            <w:bCs/>
                             <w:color w:val="345C7D"/>
-                            <w:spacing w:val="46"/>
-                            <w:sz w:val="23"/>
+                            <w:spacing w:val="-2"/>
+                            <w:w w:val="110"/>
+                            <w:szCs w:val="20"/>
                           </w:rPr>
                           <w:t xml:space="preserve"> </w:t>
                         </w:r>
                         <w:r>
                           <w:rPr>
-                            <w:b/>
+                            <w:rFonts w:ascii="Segoe UI Semibold" w:hAnsi="Segoe UI Semibold" w:cs="Segoe UI Semibold"/>
+                            <w:bCs/>
                             <w:color w:val="345C7D"/>
                             <w:spacing w:val="-2"/>
-                            <w:sz w:val="23"/>
+                            <w:w w:val="110"/>
+                            <w:szCs w:val="20"/>
                           </w:rPr>
                           <w:t>Experience</w:t>
                         </w:r>
@@ -1178,93 +921,75 @@
         <w:tabs>
           <w:tab w:val="left" w:pos="2377"/>
         </w:tabs>
-        <w:spacing w:before="135"/>
+        <w:spacing w:before="130"/>
         <w:ind w:left="57"/>
         <w:rPr>
+          <w:rFonts w:ascii="Source Sans Pro" w:hAnsi="Source Sans Pro"/>
           <w:b/>
           <w:sz w:val="21"/>
         </w:rPr>
       </w:pPr>
       <w:r>
         <w:rPr>
-          <w:w w:val="90"/>
-          <w:sz w:val="21"/>
-        </w:rPr>
-        <w:t>2021</w:t>
-      </w:r>
-      <w:r>
-        <w:rPr>
-          <w:spacing w:val="-17"/>
-          <w:w w:val="90"/>
-          <w:sz w:val="21"/>
-        </w:rPr>
-        <w:t xml:space="preserve"> </w:t>
-      </w:r>
-      <w:r>
-        <w:rPr>
-          <w:w w:val="90"/>
-          <w:sz w:val="21"/>
-        </w:rPr>
-        <w:t>–</w:t>
-      </w:r>
-      <w:r>
-        <w:rPr>
-          <w:spacing w:val="-17"/>
-          <w:w w:val="90"/>
-          <w:sz w:val="21"/>
-        </w:rPr>
-        <w:t xml:space="preserve"> </w:t>
-      </w:r>
-      <w:r>
-        <w:rPr>
+          <w:rFonts w:ascii="Source Sans Pro" w:hAnsi="Source Sans Pro"/>
+          <w:sz w:val="21"/>
+        </w:rPr>
+        <w:t xml:space="preserve">2021 – </w:t>
+      </w:r>
+      <w:r>
+        <w:rPr>
+          <w:rFonts w:ascii="Source Sans Pro" w:hAnsi="Source Sans Pro"/>
           <w:spacing w:val="-4"/>
-          <w:w w:val="90"/>
           <w:sz w:val="21"/>
         </w:rPr>
         <w:t>2023</w:t>
       </w:r>
       <w:r>
         <w:rPr>
+          <w:rFonts w:ascii="Source Sans Pro" w:hAnsi="Source Sans Pro"/>
           <w:sz w:val="21"/>
         </w:rPr>
         <w:tab/>
       </w:r>
       <w:r>
         <w:rPr>
+          <w:rFonts w:ascii="Source Sans Pro" w:hAnsi="Source Sans Pro"/>
           <w:b/>
-          <w:w w:val="85"/>
           <w:sz w:val="21"/>
         </w:rPr>
         <w:t>Test</w:t>
       </w:r>
       <w:r>
         <w:rPr>
+          <w:rFonts w:ascii="Source Sans Pro" w:hAnsi="Source Sans Pro"/>
           <w:b/>
-          <w:spacing w:val="-1"/>
-          <w:sz w:val="21"/>
-        </w:rPr>
-        <w:t xml:space="preserve"> </w:t>
-      </w:r>
-      <w:r>
-        <w:rPr>
+          <w:spacing w:val="25"/>
+          <w:sz w:val="21"/>
+        </w:rPr>
+        <w:t xml:space="preserve"> </w:t>
+      </w:r>
+      <w:r>
+        <w:rPr>
+          <w:rFonts w:ascii="Source Sans Pro" w:hAnsi="Source Sans Pro"/>
           <w:b/>
-          <w:w w:val="85"/>
           <w:sz w:val="21"/>
         </w:rPr>
         <w:t>Development</w:t>
       </w:r>
       <w:r>
         <w:rPr>
+          <w:rFonts w:ascii="Source Sans Pro" w:hAnsi="Source Sans Pro"/>
           <w:b/>
-          <w:sz w:val="21"/>
-        </w:rPr>
-        <w:t xml:space="preserve"> </w:t>
-      </w:r>
-      <w:r>
-        <w:rPr>
+          <w:spacing w:val="26"/>
+          <w:sz w:val="21"/>
+        </w:rPr>
+        <w:t xml:space="preserve"> </w:t>
+      </w:r>
+      <w:r>
+        <w:rPr>
+          <w:rFonts w:ascii="Source Sans Pro" w:hAnsi="Source Sans Pro"/>
           <w:b/>
           <w:spacing w:val="-2"/>
-          <w:w w:val="85"/>
           <w:sz w:val="21"/>
         </w:rPr>
         <w:t>Engineer</w:t>
@@ -1272,110 +997,43 @@
     </w:p>
     <w:p>
       <w:pPr>
-        <w:spacing w:before="15"/>
         <w:ind w:left="2377"/>
         <w:rPr>
-          <w:rFonts w:ascii="Verdana"/>
+          <w:rFonts w:ascii="Source Sans Pro" w:hAnsi="Source Sans Pro"/>
           <w:i/>
           <w:sz w:val="21"/>
         </w:rPr>
       </w:pPr>
       <w:r>
         <w:rPr>
-          <w:rFonts w:ascii="Verdana"/>
+          <w:rFonts w:ascii="Source Sans Pro" w:hAnsi="Source Sans Pro"/>
           <w:i/>
-          <w:w w:val="75"/>
           <w:sz w:val="21"/>
         </w:rPr>
         <w:t>SCD</w:t>
       </w:r>
       <w:r>
         <w:rPr>
-          <w:rFonts w:ascii="Verdana"/>
+          <w:rFonts w:ascii="Source Sans Pro" w:hAnsi="Source Sans Pro"/>
           <w:i/>
-          <w:spacing w:val="-5"/>
-          <w:sz w:val="21"/>
-        </w:rPr>
-        <w:t xml:space="preserve"> </w:t>
-      </w:r>
-      <w:r>
-        <w:rPr>
-          <w:rFonts w:ascii="Verdana"/>
+          <w:spacing w:val="-1"/>
+          <w:sz w:val="21"/>
+        </w:rPr>
+        <w:t xml:space="preserve"> </w:t>
+      </w:r>
+      <w:r>
+        <w:rPr>
+          <w:rFonts w:ascii="Source Sans Pro" w:hAnsi="Source Sans Pro"/>
           <w:i/>
-          <w:w w:val="75"/>
-          <w:sz w:val="21"/>
-        </w:rPr>
-        <w:t>-</w:t>
-      </w:r>
-      <w:r>
-        <w:rPr>
-          <w:rFonts w:ascii="Verdana"/>
+          <w:sz w:val="21"/>
+        </w:rPr>
+        <w:t xml:space="preserve">- Physics &amp; Electro-Optics </w:t>
+      </w:r>
+      <w:r>
+        <w:rPr>
+          <w:rFonts w:ascii="Source Sans Pro" w:hAnsi="Source Sans Pro"/>
           <w:i/>
           <w:spacing w:val="-4"/>
-          <w:sz w:val="21"/>
-        </w:rPr>
-        <w:t xml:space="preserve"> </w:t>
-      </w:r>
-      <w:r>
-        <w:rPr>
-          <w:rFonts w:ascii="Verdana"/>
-          <w:i/>
-          <w:w w:val="75"/>
-          <w:sz w:val="21"/>
-        </w:rPr>
-        <w:t>Physics</w:t>
-      </w:r>
-      <w:r>
-        <w:rPr>
-          <w:rFonts w:ascii="Verdana"/>
-          <w:i/>
-          <w:spacing w:val="-4"/>
-          <w:sz w:val="21"/>
-        </w:rPr>
-        <w:t xml:space="preserve"> </w:t>
-      </w:r>
-      <w:r>
-        <w:rPr>
-          <w:rFonts w:ascii="Verdana"/>
-          <w:i/>
-          <w:w w:val="75"/>
-          <w:sz w:val="21"/>
-        </w:rPr>
-        <w:t>&amp;</w:t>
-      </w:r>
-      <w:r>
-        <w:rPr>
-          <w:rFonts w:ascii="Verdana"/>
-          <w:i/>
-          <w:spacing w:val="-4"/>
-          <w:sz w:val="21"/>
-        </w:rPr>
-        <w:t xml:space="preserve"> </w:t>
-      </w:r>
-      <w:r>
-        <w:rPr>
-          <w:rFonts w:ascii="Verdana"/>
-          <w:i/>
-          <w:w w:val="75"/>
-          <w:sz w:val="21"/>
-        </w:rPr>
-        <w:t>Electro-Optics</w:t>
-      </w:r>
-      <w:r>
-        <w:rPr>
-          <w:rFonts w:ascii="Verdana"/>
-          <w:i/>
-          <w:spacing w:val="-4"/>
-          <w:sz w:val="21"/>
-        </w:rPr>
-        <w:t xml:space="preserve"> </w:t>
-      </w:r>
-      <w:r>
-        <w:rPr>
-          <w:rFonts w:ascii="Verdana"/>
-          <w:i/>
-          <w:spacing w:val="-4"/>
-          <w:w w:val="75"/>
           <w:sz w:val="21"/>
         </w:rPr>
         <w:t>Group</w:t>
@@ -1384,16 +1042,19 @@
     <w:p>
       <w:pPr>
         <w:pStyle w:val="BodyText"/>
-        <w:spacing w:before="16" w:line="256" w:lineRule="auto"/>
-        <w:ind w:left="2566" w:hanging="162"/>
+        <w:ind w:left="2566" w:right="16" w:hanging="162"/>
+        <w:rPr>
+          <w:rFonts w:ascii="Source Sans Pro" w:hAnsi="Source Sans Pro"/>
+        </w:rPr>
       </w:pPr>
       <w:r>
         <w:rPr>
+          <w:rFonts w:ascii="Source Sans Pro" w:hAnsi="Source Sans Pro"/>
           <w:noProof/>
           <w:position w:val="4"/>
         </w:rPr>
         <w:drawing>
-          <wp:inline distT="0" distB="0" distL="0" distR="0" wp14:anchorId="239EA149" wp14:editId="179E2139">
+          <wp:inline distT="0" distB="0" distL="0" distR="0" wp14:anchorId="0C6936B6" wp14:editId="3B6491E6">
             <wp:extent cx="38099" cy="38099"/>
             <wp:effectExtent l="0" t="0" r="0" b="0"/>
             <wp:docPr id="10" name="Image 10"/>
@@ -1430,161 +1091,153 @@
       </w:r>
       <w:r>
         <w:rPr>
-          <w:rFonts w:ascii="Times New Roman"/>
-          <w:spacing w:val="54"/>
+          <w:rFonts w:ascii="Source Sans Pro" w:hAnsi="Source Sans Pro"/>
+          <w:spacing w:val="32"/>
           <w:sz w:val="20"/>
         </w:rPr>
         <w:t xml:space="preserve"> </w:t>
       </w:r>
       <w:r>
         <w:rPr>
-          <w:spacing w:val="-4"/>
+          <w:rFonts w:ascii="Source Sans Pro" w:hAnsi="Source Sans Pro"/>
         </w:rPr>
         <w:t>Developed</w:t>
       </w:r>
       <w:r>
         <w:rPr>
-          <w:spacing w:val="-23"/>
-        </w:rPr>
-        <w:t xml:space="preserve"> </w:t>
-      </w:r>
-      <w:r>
-        <w:rPr>
-          <w:spacing w:val="-4"/>
+          <w:rFonts w:ascii="Source Sans Pro" w:hAnsi="Source Sans Pro"/>
+          <w:spacing w:val="-8"/>
+        </w:rPr>
+        <w:t xml:space="preserve"> </w:t>
+      </w:r>
+      <w:r>
+        <w:rPr>
+          <w:rFonts w:ascii="Source Sans Pro" w:hAnsi="Source Sans Pro"/>
         </w:rPr>
         <w:t>MATLAB</w:t>
       </w:r>
       <w:r>
         <w:rPr>
-          <w:spacing w:val="-23"/>
-        </w:rPr>
-        <w:t xml:space="preserve"> </w:t>
-      </w:r>
-      <w:r>
-        <w:rPr>
-          <w:spacing w:val="-4"/>
+          <w:rFonts w:ascii="Source Sans Pro" w:hAnsi="Source Sans Pro"/>
+          <w:spacing w:val="-8"/>
+        </w:rPr>
+        <w:t xml:space="preserve"> </w:t>
+      </w:r>
+      <w:r>
+        <w:rPr>
+          <w:rFonts w:ascii="Source Sans Pro" w:hAnsi="Source Sans Pro"/>
         </w:rPr>
         <w:t>based</w:t>
       </w:r>
       <w:r>
         <w:rPr>
-          <w:spacing w:val="-23"/>
-        </w:rPr>
-        <w:t xml:space="preserve"> </w:t>
-      </w:r>
-      <w:r>
-        <w:rPr>
-          <w:spacing w:val="-4"/>
+          <w:rFonts w:ascii="Source Sans Pro" w:hAnsi="Source Sans Pro"/>
+          <w:spacing w:val="-8"/>
+        </w:rPr>
+        <w:t xml:space="preserve"> </w:t>
+      </w:r>
+      <w:r>
+        <w:rPr>
+          <w:rFonts w:ascii="Source Sans Pro" w:hAnsi="Source Sans Pro"/>
         </w:rPr>
         <w:t>automated</w:t>
       </w:r>
       <w:r>
         <w:rPr>
-          <w:spacing w:val="-23"/>
-        </w:rPr>
-        <w:t xml:space="preserve"> </w:t>
-      </w:r>
-      <w:r>
-        <w:rPr>
-          <w:spacing w:val="-4"/>
+          <w:rFonts w:ascii="Source Sans Pro" w:hAnsi="Source Sans Pro"/>
+          <w:spacing w:val="-8"/>
+        </w:rPr>
+        <w:t xml:space="preserve"> </w:t>
+      </w:r>
+      <w:r>
+        <w:rPr>
+          <w:rFonts w:ascii="Source Sans Pro" w:hAnsi="Source Sans Pro"/>
         </w:rPr>
         <w:t>performance</w:t>
       </w:r>
       <w:r>
         <w:rPr>
-          <w:spacing w:val="-23"/>
-        </w:rPr>
-        <w:t xml:space="preserve"> </w:t>
-      </w:r>
-      <w:r>
-        <w:rPr>
-          <w:spacing w:val="-4"/>
+          <w:rFonts w:ascii="Source Sans Pro" w:hAnsi="Source Sans Pro"/>
+          <w:spacing w:val="-8"/>
+        </w:rPr>
+        <w:t xml:space="preserve"> </w:t>
+      </w:r>
+      <w:r>
+        <w:rPr>
+          <w:rFonts w:ascii="Source Sans Pro" w:hAnsi="Source Sans Pro"/>
         </w:rPr>
         <w:t>testing</w:t>
       </w:r>
       <w:r>
         <w:rPr>
-          <w:spacing w:val="-23"/>
-        </w:rPr>
-        <w:t xml:space="preserve"> </w:t>
-      </w:r>
-      <w:r>
-        <w:rPr>
-          <w:spacing w:val="-4"/>
+          <w:rFonts w:ascii="Source Sans Pro" w:hAnsi="Source Sans Pro"/>
+          <w:spacing w:val="-8"/>
+        </w:rPr>
+        <w:t xml:space="preserve"> </w:t>
+      </w:r>
+      <w:r>
+        <w:rPr>
+          <w:rFonts w:ascii="Source Sans Pro" w:hAnsi="Source Sans Pro"/>
         </w:rPr>
         <w:t>functions</w:t>
       </w:r>
       <w:r>
         <w:rPr>
-          <w:spacing w:val="-23"/>
-        </w:rPr>
-        <w:t xml:space="preserve"> </w:t>
-      </w:r>
-      <w:r>
-        <w:rPr>
-          <w:spacing w:val="-4"/>
+          <w:rFonts w:ascii="Source Sans Pro" w:hAnsi="Source Sans Pro"/>
+          <w:spacing w:val="-8"/>
+        </w:rPr>
+        <w:t xml:space="preserve"> </w:t>
+      </w:r>
+      <w:r>
+        <w:rPr>
+          <w:rFonts w:ascii="Source Sans Pro" w:hAnsi="Source Sans Pro"/>
         </w:rPr>
         <w:t>for</w:t>
       </w:r>
       <w:r>
         <w:rPr>
-          <w:spacing w:val="-23"/>
-        </w:rPr>
-        <w:t xml:space="preserve"> </w:t>
-      </w:r>
-      <w:r>
-        <w:rPr>
-          <w:spacing w:val="-4"/>
+          <w:rFonts w:ascii="Source Sans Pro" w:hAnsi="Source Sans Pro"/>
+          <w:spacing w:val="-8"/>
+        </w:rPr>
+        <w:t xml:space="preserve"> </w:t>
+      </w:r>
+      <w:r>
+        <w:rPr>
+          <w:rFonts w:ascii="Source Sans Pro" w:hAnsi="Source Sans Pro"/>
         </w:rPr>
         <w:t>electro</w:t>
       </w:r>
       <w:r>
         <w:rPr>
-          <w:spacing w:val="-23"/>
-        </w:rPr>
-        <w:t xml:space="preserve"> </w:t>
-      </w:r>
-      <w:r>
-        <w:rPr>
-          <w:spacing w:val="-4"/>
-        </w:rPr>
-        <w:t xml:space="preserve">optical </w:t>
-      </w:r>
-      <w:r>
-        <w:t>night</w:t>
-      </w:r>
-      <w:r>
-        <w:rPr>
-          <w:spacing w:val="-3"/>
-        </w:rPr>
-        <w:t xml:space="preserve"> </w:t>
-      </w:r>
-      <w:r>
-        <w:t>vision</w:t>
-      </w:r>
-      <w:r>
-        <w:rPr>
-          <w:spacing w:val="-3"/>
-        </w:rPr>
-        <w:t xml:space="preserve"> </w:t>
-      </w:r>
-      <w:r>
-        <w:t>systems</w:t>
+          <w:rFonts w:ascii="Source Sans Pro" w:hAnsi="Source Sans Pro"/>
+          <w:spacing w:val="-8"/>
+        </w:rPr>
+        <w:t xml:space="preserve"> </w:t>
+      </w:r>
+      <w:r>
+        <w:rPr>
+          <w:rFonts w:ascii="Source Sans Pro" w:hAnsi="Source Sans Pro"/>
+        </w:rPr>
+        <w:t>optical night vision systems</w:t>
       </w:r>
     </w:p>
     <w:p>
       <w:pPr>
         <w:pStyle w:val="BodyText"/>
-        <w:spacing w:line="251" w:lineRule="exact"/>
+        <w:spacing w:before="0"/>
         <w:ind w:left="2404"/>
+        <w:rPr>
+          <w:rFonts w:ascii="Source Sans Pro" w:hAnsi="Source Sans Pro"/>
+        </w:rPr>
       </w:pPr>
       <w:r>
         <w:rPr>
+          <w:rFonts w:ascii="Source Sans Pro" w:hAnsi="Source Sans Pro"/>
           <w:noProof/>
           <w:position w:val="4"/>
         </w:rPr>
         <w:drawing>
-          <wp:inline distT="0" distB="0" distL="0" distR="0" wp14:anchorId="286D47EC" wp14:editId="036CF5C4">
+          <wp:inline distT="0" distB="0" distL="0" distR="0" wp14:anchorId="1C3DFDB9" wp14:editId="113B5B88">
             <wp:extent cx="38099" cy="38099"/>
             <wp:effectExtent l="0" t="0" r="0" b="0"/>
             <wp:docPr id="11" name="Image 11"/>
@@ -1621,126 +1274,44 @@
       </w:r>
       <w:r>
         <w:rPr>
-          <w:rFonts w:ascii="Times New Roman"/>
-          <w:spacing w:val="80"/>
+          <w:rFonts w:ascii="Source Sans Pro" w:hAnsi="Source Sans Pro"/>
+          <w:spacing w:val="40"/>
           <w:sz w:val="20"/>
         </w:rPr>
         <w:t xml:space="preserve"> </w:t>
       </w:r>
       <w:r>
         <w:rPr>
-          <w:spacing w:val="-4"/>
-        </w:rPr>
-        <w:t>Performed</w:t>
-      </w:r>
-      <w:r>
-        <w:rPr>
-          <w:spacing w:val="-9"/>
-        </w:rPr>
-        <w:t xml:space="preserve"> </w:t>
-      </w:r>
-      <w:r>
-        <w:rPr>
-          <w:spacing w:val="-4"/>
-        </w:rPr>
-        <w:t>laboratory</w:t>
-      </w:r>
-      <w:r>
-        <w:rPr>
-          <w:spacing w:val="-9"/>
-        </w:rPr>
-        <w:t xml:space="preserve"> </w:t>
-      </w:r>
-      <w:r>
-        <w:rPr>
-          <w:spacing w:val="-4"/>
-        </w:rPr>
-        <w:t>validation</w:t>
-      </w:r>
-      <w:r>
-        <w:rPr>
-          <w:spacing w:val="-9"/>
-        </w:rPr>
-        <w:t xml:space="preserve"> </w:t>
-      </w:r>
-      <w:r>
-        <w:rPr>
-          <w:spacing w:val="-4"/>
-        </w:rPr>
-        <w:t>and</w:t>
-      </w:r>
-      <w:r>
-        <w:rPr>
-          <w:spacing w:val="-9"/>
-        </w:rPr>
-        <w:t xml:space="preserve"> </w:t>
-      </w:r>
-      <w:r>
-        <w:rPr>
-          <w:spacing w:val="-4"/>
-        </w:rPr>
-        <w:t>electro</w:t>
-      </w:r>
-      <w:r>
-        <w:rPr>
-          <w:spacing w:val="-9"/>
-        </w:rPr>
-        <w:t xml:space="preserve"> </w:t>
-      </w:r>
-      <w:r>
-        <w:rPr>
-          <w:spacing w:val="-4"/>
-        </w:rPr>
-        <w:t>optical</w:t>
-      </w:r>
-      <w:r>
-        <w:rPr>
-          <w:spacing w:val="-9"/>
-        </w:rPr>
-        <w:t xml:space="preserve"> </w:t>
-      </w:r>
-      <w:r>
-        <w:rPr>
-          <w:spacing w:val="-4"/>
-        </w:rPr>
-        <w:t>signal</w:t>
-      </w:r>
-      <w:r>
-        <w:rPr>
-          <w:spacing w:val="-9"/>
-        </w:rPr>
-        <w:t xml:space="preserve"> </w:t>
-      </w:r>
-      <w:r>
-        <w:rPr>
-          <w:spacing w:val="-4"/>
-        </w:rPr>
-        <w:t>characterization</w:t>
+          <w:rFonts w:ascii="Source Sans Pro" w:hAnsi="Source Sans Pro"/>
+        </w:rPr>
+        <w:t>Performed laboratory validation and electro optical signal characterization</w:t>
       </w:r>
     </w:p>
     <w:p>
       <w:pPr>
         <w:pStyle w:val="BodyText"/>
-        <w:spacing w:before="36"/>
-        <w:rPr>
-          <w:sz w:val="20"/>
+        <w:spacing w:before="9" w:line="276" w:lineRule="auto"/>
+        <w:rPr>
+          <w:rFonts w:ascii="Source Sans Pro" w:hAnsi="Source Sans Pro"/>
+          <w:sz w:val="16"/>
         </w:rPr>
       </w:pPr>
       <w:r>
         <w:rPr>
+          <w:rFonts w:ascii="Source Sans Pro" w:hAnsi="Source Sans Pro"/>
           <w:noProof/>
-          <w:sz w:val="20"/>
+          <w:sz w:val="16"/>
         </w:rPr>
         <mc:AlternateContent>
           <mc:Choice Requires="wpg">
             <w:drawing>
-              <wp:anchor distT="0" distB="0" distL="0" distR="0" simplePos="0" relativeHeight="487588864" behindDoc="1" locked="0" layoutInCell="1" allowOverlap="1" wp14:anchorId="061D0931" wp14:editId="22F65DFE">
+              <wp:anchor distT="0" distB="0" distL="0" distR="0" simplePos="0" relativeHeight="251656704" behindDoc="1" locked="0" layoutInCell="1" allowOverlap="1" wp14:anchorId="2D332229" wp14:editId="1DB249C0">
                 <wp:simplePos x="0" y="0"/>
                 <wp:positionH relativeFrom="page">
                   <wp:posOffset>571499</wp:posOffset>
                 </wp:positionH>
                 <wp:positionV relativeFrom="paragraph">
-                  <wp:posOffset>191660</wp:posOffset>
+                  <wp:posOffset>165699</wp:posOffset>
                 </wp:positionV>
                 <wp:extent cx="6410325" cy="247650"/>
                 <wp:effectExtent l="0" t="0" r="0" b="0"/>
@@ -1848,20 +1419,26 @@
                           <w:txbxContent>
                             <w:p>
                               <w:pPr>
-                                <w:spacing w:before="25"/>
+                                <w:spacing w:before="36"/>
                                 <w:ind w:left="2"/>
                                 <w:jc w:val="center"/>
                                 <w:rPr>
-                                  <w:b/>
-                                  <w:sz w:val="23"/>
+                                  <w:rFonts w:ascii="Segoe UI Semibold" w:hAnsi="Segoe UI Semibold" w:cs="Segoe UI Semibold"/>
+                                  <w:bCs/>
+                                  <w:color w:val="345C7D"/>
+                                  <w:spacing w:val="-2"/>
+                                  <w:w w:val="110"/>
+                                  <w:szCs w:val="20"/>
                                 </w:rPr>
                               </w:pPr>
                               <w:r>
                                 <w:rPr>
-                                  <w:b/>
+                                  <w:rFonts w:ascii="Segoe UI Semibold" w:hAnsi="Segoe UI Semibold" w:cs="Segoe UI Semibold"/>
+                                  <w:bCs/>
                                   <w:color w:val="345C7D"/>
                                   <w:spacing w:val="-2"/>
-                                  <w:sz w:val="23"/>
+                                  <w:w w:val="110"/>
+                                  <w:szCs w:val="20"/>
                                 </w:rPr>
                                 <w:t>Education</w:t>
                               </w:r>
@@ -1880,7 +1457,7 @@
           </mc:Choice>
           <mc:Fallback>
             <w:pict>
-              <v:group w14:anchorId="061D0931" id="Group 12" o:spid="_x0000_s1032" style="position:absolute;margin-left:45pt;margin-top:15.1pt;width:504.75pt;height:19.5pt;z-index:-15727616;mso-wrap-distance-left:0;mso-wrap-distance-right:0;mso-position-horizontal-relative:page" coordsize="64103,2476" o:gfxdata="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">
+              <v:group w14:anchorId="2D332229" id="Group 12" o:spid="_x0000_s1032" style="position:absolute;margin-left:45pt;margin-top:13.05pt;width:504.75pt;height:19.5pt;z-index:-251659776;mso-wrap-distance-left:0;mso-wrap-distance-right:0;mso-position-horizontal-relative:page" coordsize="64103,2476" o:gfxdata="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">
                 <v:shape id="Graphic 13" o:spid="_x0000_s1033" style="position:absolute;width:64103;height:2476;visibility:visible;mso-wrap-style:square;v-text-anchor:top" coordsize="6410325,247650" o:gfxdata="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" path="m6393800,247649r-6377277,l14093,247166,,231126r,-2527l,16523,16523,,6393800,r16523,16523l6410323,231126r-14093,16040l6393800,247649xe" fillcolor="#345c7d" stroked="f">
                   <v:fill opacity="4626f"/>
                   <v:path arrowok="t"/>
@@ -1890,20 +1467,26 @@
                     <w:txbxContent>
                       <w:p>
                         <w:pPr>
-                          <w:spacing w:before="25"/>
+                          <w:spacing w:before="36"/>
                           <w:ind w:left="2"/>
                           <w:jc w:val="center"/>
                           <w:rPr>
-                            <w:b/>
-                            <w:sz w:val="23"/>
+                            <w:rFonts w:ascii="Segoe UI Semibold" w:hAnsi="Segoe UI Semibold" w:cs="Segoe UI Semibold"/>
+                            <w:bCs/>
+                            <w:color w:val="345C7D"/>
+                            <w:spacing w:val="-2"/>
+                            <w:w w:val="110"/>
+                            <w:szCs w:val="20"/>
                           </w:rPr>
                         </w:pPr>
                         <w:r>
                           <w:rPr>
-                            <w:b/>
+                            <w:rFonts w:ascii="Segoe UI Semibold" w:hAnsi="Segoe UI Semibold" w:cs="Segoe UI Semibold"/>
+                            <w:bCs/>
                             <w:color w:val="345C7D"/>
                             <w:spacing w:val="-2"/>
-                            <w:sz w:val="23"/>
+                            <w:w w:val="110"/>
+                            <w:szCs w:val="20"/>
                           </w:rPr>
                           <w:t>Education</w:t>
                         </w:r>
@@ -1923,110 +1506,92 @@
         <w:tabs>
           <w:tab w:val="left" w:pos="2377"/>
         </w:tabs>
-        <w:spacing w:before="150"/>
+        <w:spacing w:before="145"/>
         <w:ind w:left="57"/>
         <w:rPr>
+          <w:rFonts w:ascii="Source Sans Pro" w:hAnsi="Source Sans Pro"/>
           <w:b/>
           <w:sz w:val="21"/>
         </w:rPr>
       </w:pPr>
       <w:r>
         <w:rPr>
-          <w:w w:val="90"/>
-          <w:sz w:val="21"/>
-        </w:rPr>
-        <w:t>2024</w:t>
-      </w:r>
-      <w:r>
-        <w:rPr>
-          <w:spacing w:val="-17"/>
-          <w:w w:val="90"/>
-          <w:sz w:val="21"/>
-        </w:rPr>
-        <w:t xml:space="preserve"> </w:t>
-      </w:r>
-      <w:r>
-        <w:rPr>
-          <w:w w:val="90"/>
-          <w:sz w:val="21"/>
-        </w:rPr>
-        <w:t>–</w:t>
-      </w:r>
-      <w:r>
-        <w:rPr>
-          <w:spacing w:val="-17"/>
-          <w:w w:val="90"/>
-          <w:sz w:val="21"/>
-        </w:rPr>
-        <w:t xml:space="preserve"> </w:t>
-      </w:r>
-      <w:r>
-        <w:rPr>
+          <w:rFonts w:ascii="Source Sans Pro" w:hAnsi="Source Sans Pro"/>
+          <w:sz w:val="21"/>
+        </w:rPr>
+        <w:t xml:space="preserve">2024 – </w:t>
+      </w:r>
+      <w:r>
+        <w:rPr>
+          <w:rFonts w:ascii="Source Sans Pro" w:hAnsi="Source Sans Pro"/>
           <w:spacing w:val="-4"/>
-          <w:w w:val="90"/>
           <w:sz w:val="21"/>
         </w:rPr>
         <w:t>2026</w:t>
       </w:r>
       <w:r>
         <w:rPr>
+          <w:rFonts w:ascii="Source Sans Pro" w:hAnsi="Source Sans Pro"/>
           <w:sz w:val="21"/>
         </w:rPr>
         <w:tab/>
       </w:r>
       <w:r>
         <w:rPr>
+          <w:rFonts w:ascii="Source Sans Pro" w:hAnsi="Source Sans Pro"/>
           <w:b/>
-          <w:w w:val="85"/>
           <w:sz w:val="21"/>
         </w:rPr>
         <w:t>M.Sc.</w:t>
       </w:r>
       <w:r>
         <w:rPr>
+          <w:rFonts w:ascii="Source Sans Pro" w:hAnsi="Source Sans Pro"/>
           <w:b/>
-          <w:spacing w:val="4"/>
-          <w:sz w:val="21"/>
-        </w:rPr>
-        <w:t xml:space="preserve"> </w:t>
-      </w:r>
-      <w:r>
-        <w:rPr>
+          <w:spacing w:val="24"/>
+          <w:sz w:val="21"/>
+        </w:rPr>
+        <w:t xml:space="preserve"> </w:t>
+      </w:r>
+      <w:r>
+        <w:rPr>
+          <w:rFonts w:ascii="Source Sans Pro" w:hAnsi="Source Sans Pro"/>
           <w:b/>
-          <w:w w:val="85"/>
           <w:sz w:val="21"/>
         </w:rPr>
         <w:t>in</w:t>
       </w:r>
       <w:r>
         <w:rPr>
+          <w:rFonts w:ascii="Source Sans Pro" w:hAnsi="Source Sans Pro"/>
           <w:b/>
-          <w:spacing w:val="5"/>
-          <w:sz w:val="21"/>
-        </w:rPr>
-        <w:t xml:space="preserve"> </w:t>
-      </w:r>
-      <w:r>
-        <w:rPr>
+          <w:spacing w:val="25"/>
+          <w:sz w:val="21"/>
+        </w:rPr>
+        <w:t xml:space="preserve"> </w:t>
+      </w:r>
+      <w:r>
+        <w:rPr>
+          <w:rFonts w:ascii="Source Sans Pro" w:hAnsi="Source Sans Pro"/>
           <w:b/>
-          <w:w w:val="85"/>
           <w:sz w:val="21"/>
         </w:rPr>
         <w:t>Biomedical</w:t>
       </w:r>
       <w:r>
         <w:rPr>
+          <w:rFonts w:ascii="Source Sans Pro" w:hAnsi="Source Sans Pro"/>
           <w:b/>
-          <w:spacing w:val="5"/>
-          <w:sz w:val="21"/>
-        </w:rPr>
-        <w:t xml:space="preserve"> </w:t>
-      </w:r>
-      <w:r>
-        <w:rPr>
+          <w:spacing w:val="24"/>
+          <w:sz w:val="21"/>
+        </w:rPr>
+        <w:t xml:space="preserve"> </w:t>
+      </w:r>
+      <w:r>
+        <w:rPr>
+          <w:rFonts w:ascii="Source Sans Pro" w:hAnsi="Source Sans Pro"/>
           <w:b/>
           <w:spacing w:val="-2"/>
-          <w:w w:val="85"/>
           <w:sz w:val="21"/>
         </w:rPr>
         <w:t>Engineering</w:t>
@@ -2034,120 +1599,103 @@
     </w:p>
     <w:p>
       <w:pPr>
-        <w:spacing w:before="15"/>
         <w:ind w:left="2377"/>
         <w:rPr>
-          <w:rFonts w:ascii="Verdana"/>
+          <w:rFonts w:ascii="Source Sans Pro" w:hAnsi="Source Sans Pro"/>
           <w:i/>
           <w:sz w:val="21"/>
         </w:rPr>
       </w:pPr>
       <w:r>
         <w:rPr>
-          <w:rFonts w:ascii="Verdana"/>
+          <w:rFonts w:ascii="Source Sans Pro" w:hAnsi="Source Sans Pro"/>
+          <w:i/>
+          <w:sz w:val="21"/>
+        </w:rPr>
+        <w:t>Technion</w:t>
+      </w:r>
+      <w:r>
+        <w:rPr>
+          <w:rFonts w:ascii="Source Sans Pro" w:hAnsi="Source Sans Pro"/>
+          <w:i/>
+          <w:spacing w:val="-5"/>
+          <w:sz w:val="21"/>
+        </w:rPr>
+        <w:t xml:space="preserve"> </w:t>
+      </w:r>
+      <w:r>
+        <w:rPr>
+          <w:rFonts w:ascii="Source Sans Pro" w:hAnsi="Source Sans Pro"/>
+          <w:i/>
+          <w:sz w:val="21"/>
+        </w:rPr>
+        <w:t>-</w:t>
+      </w:r>
+      <w:r>
+        <w:rPr>
+          <w:rFonts w:ascii="Source Sans Pro" w:hAnsi="Source Sans Pro"/>
+          <w:i/>
+          <w:spacing w:val="-5"/>
+          <w:sz w:val="21"/>
+        </w:rPr>
+        <w:t xml:space="preserve"> </w:t>
+      </w:r>
+      <w:r>
+        <w:rPr>
+          <w:rFonts w:ascii="Source Sans Pro" w:hAnsi="Source Sans Pro"/>
+          <w:i/>
+          <w:sz w:val="21"/>
+        </w:rPr>
+        <w:t>Israel</w:t>
+      </w:r>
+      <w:r>
+        <w:rPr>
+          <w:rFonts w:ascii="Source Sans Pro" w:hAnsi="Source Sans Pro"/>
+          <w:i/>
+          <w:spacing w:val="-5"/>
+          <w:sz w:val="21"/>
+        </w:rPr>
+        <w:t xml:space="preserve"> </w:t>
+      </w:r>
+      <w:r>
+        <w:rPr>
+          <w:rFonts w:ascii="Source Sans Pro" w:hAnsi="Source Sans Pro"/>
+          <w:i/>
+          <w:sz w:val="21"/>
+        </w:rPr>
+        <w:t>Institute</w:t>
+      </w:r>
+      <w:r>
+        <w:rPr>
+          <w:rFonts w:ascii="Source Sans Pro" w:hAnsi="Source Sans Pro"/>
+          <w:i/>
+          <w:spacing w:val="-5"/>
+          <w:sz w:val="21"/>
+        </w:rPr>
+        <w:t xml:space="preserve"> </w:t>
+      </w:r>
+      <w:r>
+        <w:rPr>
+          <w:rFonts w:ascii="Source Sans Pro" w:hAnsi="Source Sans Pro"/>
+          <w:i/>
+          <w:sz w:val="21"/>
+        </w:rPr>
+        <w:t>of</w:t>
+      </w:r>
+      <w:r>
+        <w:rPr>
+          <w:rFonts w:ascii="Source Sans Pro" w:hAnsi="Source Sans Pro"/>
+          <w:i/>
+          <w:spacing w:val="-4"/>
+          <w:sz w:val="21"/>
+        </w:rPr>
+        <w:t xml:space="preserve"> </w:t>
+      </w:r>
+      <w:r>
+        <w:rPr>
+          <w:rFonts w:ascii="Source Sans Pro" w:hAnsi="Source Sans Pro"/>
           <w:i/>
           <w:spacing w:val="-2"/>
-          <w:w w:val="80"/>
-          <w:sz w:val="21"/>
-        </w:rPr>
-        <w:t>Technion</w:t>
-      </w:r>
-      <w:r>
-        <w:rPr>
-          <w:rFonts w:ascii="Verdana"/>
-          <w:i/>
-          <w:spacing w:val="-12"/>
-          <w:w w:val="80"/>
-          <w:sz w:val="21"/>
-        </w:rPr>
-        <w:t xml:space="preserve"> </w:t>
-      </w:r>
-      <w:r>
-        <w:rPr>
-          <w:rFonts w:ascii="Verdana"/>
-          <w:i/>
-          <w:spacing w:val="-2"/>
-          <w:w w:val="80"/>
-          <w:sz w:val="21"/>
-        </w:rPr>
-        <w:t>-</w:t>
-      </w:r>
-      <w:r>
-        <w:rPr>
-          <w:rFonts w:ascii="Verdana"/>
-          <w:i/>
-          <w:spacing w:val="-12"/>
-          <w:w w:val="80"/>
-          <w:sz w:val="21"/>
-        </w:rPr>
-        <w:t xml:space="preserve"> </w:t>
-      </w:r>
-      <w:r>
-        <w:rPr>
-          <w:rFonts w:ascii="Verdana"/>
-          <w:i/>
-          <w:spacing w:val="-2"/>
-          <w:w w:val="80"/>
-          <w:sz w:val="21"/>
-        </w:rPr>
-        <w:t>Israel</w:t>
-      </w:r>
-      <w:r>
-        <w:rPr>
-          <w:rFonts w:ascii="Verdana"/>
-          <w:i/>
-          <w:spacing w:val="-12"/>
-          <w:w w:val="80"/>
-          <w:sz w:val="21"/>
-        </w:rPr>
-        <w:t xml:space="preserve"> </w:t>
-      </w:r>
-      <w:r>
-        <w:rPr>
-          <w:rFonts w:ascii="Verdana"/>
-          <w:i/>
-          <w:spacing w:val="-2"/>
-          <w:w w:val="80"/>
-          <w:sz w:val="21"/>
-        </w:rPr>
-        <w:t>Institute</w:t>
-      </w:r>
-      <w:r>
-        <w:rPr>
-          <w:rFonts w:ascii="Verdana"/>
-          <w:i/>
-          <w:spacing w:val="-11"/>
-          <w:w w:val="80"/>
-          <w:sz w:val="21"/>
-        </w:rPr>
-        <w:t xml:space="preserve"> </w:t>
-      </w:r>
-      <w:r>
-        <w:rPr>
-          <w:rFonts w:ascii="Verdana"/>
-          <w:i/>
-          <w:spacing w:val="-2"/>
-          <w:w w:val="80"/>
-          <w:sz w:val="21"/>
-        </w:rPr>
-        <w:t>of</w:t>
-      </w:r>
-      <w:r>
-        <w:rPr>
-          <w:rFonts w:ascii="Verdana"/>
-          <w:i/>
-          <w:spacing w:val="-12"/>
-          <w:w w:val="80"/>
-          <w:sz w:val="21"/>
-        </w:rPr>
-        <w:t xml:space="preserve"> </w:t>
-      </w:r>
-      <w:r>
-        <w:rPr>
-          <w:rFonts w:ascii="Verdana"/>
-          <w:i/>
-          <w:spacing w:val="-2"/>
-          <w:w w:val="80"/>
           <w:sz w:val="21"/>
         </w:rPr>
         <w:t>Technology</w:t>
@@ -2156,96 +1704,107 @@
     <w:p>
       <w:pPr>
         <w:pStyle w:val="BodyText"/>
-        <w:spacing w:before="16"/>
+        <w:spacing w:before="0"/>
         <w:ind w:left="2377"/>
+        <w:rPr>
+          <w:rFonts w:ascii="Source Sans Pro" w:hAnsi="Source Sans Pro"/>
+        </w:rPr>
       </w:pPr>
       <w:r>
         <w:rPr>
-          <w:spacing w:val="-6"/>
+          <w:rFonts w:ascii="Source Sans Pro" w:hAnsi="Source Sans Pro"/>
         </w:rPr>
         <w:t>Thesis:</w:t>
       </w:r>
       <w:r>
         <w:rPr>
-          <w:spacing w:val="-13"/>
-        </w:rPr>
-        <w:t xml:space="preserve"> </w:t>
-      </w:r>
-      <w:r>
-        <w:rPr>
-          <w:spacing w:val="-6"/>
+          <w:rFonts w:ascii="Source Sans Pro" w:hAnsi="Source Sans Pro"/>
+          <w:spacing w:val="-5"/>
+        </w:rPr>
+        <w:t xml:space="preserve"> </w:t>
+      </w:r>
+      <w:r>
+        <w:rPr>
+          <w:rFonts w:ascii="Source Sans Pro" w:hAnsi="Source Sans Pro"/>
         </w:rPr>
         <w:t>Low-Power</w:t>
       </w:r>
       <w:r>
         <w:rPr>
-          <w:spacing w:val="-13"/>
-        </w:rPr>
-        <w:t xml:space="preserve"> </w:t>
-      </w:r>
-      <w:r>
-        <w:rPr>
-          <w:spacing w:val="-6"/>
+          <w:rFonts w:ascii="Source Sans Pro" w:hAnsi="Source Sans Pro"/>
+          <w:spacing w:val="-5"/>
+        </w:rPr>
+        <w:t xml:space="preserve"> </w:t>
+      </w:r>
+      <w:r>
+        <w:rPr>
+          <w:rFonts w:ascii="Source Sans Pro" w:hAnsi="Source Sans Pro"/>
         </w:rPr>
         <w:t>Bio-Inspired</w:t>
       </w:r>
       <w:r>
         <w:rPr>
-          <w:spacing w:val="-13"/>
-        </w:rPr>
-        <w:t xml:space="preserve"> </w:t>
-      </w:r>
-      <w:r>
-        <w:rPr>
-          <w:spacing w:val="-6"/>
+          <w:rFonts w:ascii="Source Sans Pro" w:hAnsi="Source Sans Pro"/>
+          <w:spacing w:val="-5"/>
+        </w:rPr>
+        <w:t xml:space="preserve"> </w:t>
+      </w:r>
+      <w:r>
+        <w:rPr>
+          <w:rFonts w:ascii="Source Sans Pro" w:hAnsi="Source Sans Pro"/>
         </w:rPr>
         <w:t>Neural</w:t>
       </w:r>
       <w:r>
         <w:rPr>
-          <w:spacing w:val="-13"/>
-        </w:rPr>
-        <w:t xml:space="preserve"> </w:t>
-      </w:r>
-      <w:r>
-        <w:rPr>
-          <w:spacing w:val="-6"/>
+          <w:rFonts w:ascii="Source Sans Pro" w:hAnsi="Source Sans Pro"/>
+          <w:spacing w:val="-5"/>
+        </w:rPr>
+        <w:t xml:space="preserve"> </w:t>
+      </w:r>
+      <w:r>
+        <w:rPr>
+          <w:rFonts w:ascii="Source Sans Pro" w:hAnsi="Source Sans Pro"/>
         </w:rPr>
         <w:t>Networks</w:t>
       </w:r>
       <w:r>
         <w:rPr>
-          <w:spacing w:val="-12"/>
-        </w:rPr>
-        <w:t xml:space="preserve"> </w:t>
-      </w:r>
-      <w:r>
-        <w:rPr>
-          <w:spacing w:val="-6"/>
+          <w:rFonts w:ascii="Source Sans Pro" w:hAnsi="Source Sans Pro"/>
+          <w:spacing w:val="-5"/>
+        </w:rPr>
+        <w:t xml:space="preserve"> </w:t>
+      </w:r>
+      <w:r>
+        <w:rPr>
+          <w:rFonts w:ascii="Source Sans Pro" w:hAnsi="Source Sans Pro"/>
         </w:rPr>
         <w:t>for</w:t>
       </w:r>
       <w:r>
         <w:rPr>
-          <w:spacing w:val="-13"/>
-        </w:rPr>
-        <w:t xml:space="preserve"> </w:t>
-      </w:r>
-      <w:r>
-        <w:rPr>
-          <w:spacing w:val="-6"/>
+          <w:rFonts w:ascii="Source Sans Pro" w:hAnsi="Source Sans Pro"/>
+          <w:spacing w:val="-5"/>
+        </w:rPr>
+        <w:t xml:space="preserve"> </w:t>
+      </w:r>
+      <w:r>
+        <w:rPr>
+          <w:rFonts w:ascii="Source Sans Pro" w:hAnsi="Source Sans Pro"/>
         </w:rPr>
         <w:t>Physical</w:t>
       </w:r>
       <w:r>
         <w:rPr>
-          <w:spacing w:val="-13"/>
-        </w:rPr>
-        <w:t xml:space="preserve"> </w:t>
-      </w:r>
-      <w:r>
-        <w:rPr>
-          <w:spacing w:val="-6"/>
+          <w:rFonts w:ascii="Source Sans Pro" w:hAnsi="Source Sans Pro"/>
+          <w:spacing w:val="-5"/>
+        </w:rPr>
+        <w:t xml:space="preserve"> </w:t>
+      </w:r>
+      <w:r>
+        <w:rPr>
+          <w:rFonts w:ascii="Source Sans Pro" w:hAnsi="Source Sans Pro"/>
+          <w:spacing w:val="-2"/>
         </w:rPr>
         <w:t>Systems</w:t>
       </w:r>
@@ -2253,16 +1812,19 @@
     <w:p>
       <w:pPr>
         <w:pStyle w:val="BodyText"/>
-        <w:spacing w:before="16" w:line="256" w:lineRule="auto"/>
         <w:ind w:left="2566" w:hanging="162"/>
+        <w:rPr>
+          <w:rFonts w:ascii="Source Sans Pro" w:hAnsi="Source Sans Pro"/>
+        </w:rPr>
       </w:pPr>
       <w:r>
         <w:rPr>
+          <w:rFonts w:ascii="Source Sans Pro" w:hAnsi="Source Sans Pro"/>
           <w:noProof/>
           <w:position w:val="4"/>
         </w:rPr>
         <w:drawing>
-          <wp:inline distT="0" distB="0" distL="0" distR="0" wp14:anchorId="60808DCC" wp14:editId="3ECCB19D">
+          <wp:inline distT="0" distB="0" distL="0" distR="0" wp14:anchorId="5BC40FD5" wp14:editId="0BA04A5B">
             <wp:extent cx="38099" cy="38099"/>
             <wp:effectExtent l="0" t="0" r="0" b="0"/>
             <wp:docPr id="15" name="Image 15"/>
@@ -2299,177 +1861,119 @@
       </w:r>
       <w:r>
         <w:rPr>
-          <w:rFonts w:ascii="Times New Roman"/>
-          <w:spacing w:val="31"/>
+          <w:rFonts w:ascii="Source Sans Pro" w:hAnsi="Source Sans Pro"/>
+          <w:spacing w:val="40"/>
           <w:sz w:val="20"/>
         </w:rPr>
         <w:t xml:space="preserve"> </w:t>
       </w:r>
       <w:r>
-        <w:t>Designed,</w:t>
-      </w:r>
-      <w:r>
-        <w:rPr>
-          <w:spacing w:val="-24"/>
-        </w:rPr>
-        <w:t xml:space="preserve"> </w:t>
-      </w:r>
-      <w:r>
-        <w:t>mathematically</w:t>
-      </w:r>
-      <w:r>
-        <w:rPr>
-          <w:spacing w:val="-24"/>
-        </w:rPr>
-        <w:t xml:space="preserve"> </w:t>
-      </w:r>
-      <w:r>
-        <w:t>modeled,</w:t>
-      </w:r>
-      <w:r>
-        <w:rPr>
-          <w:spacing w:val="-24"/>
-        </w:rPr>
-        <w:t xml:space="preserve"> </w:t>
-      </w:r>
-      <w:r>
-        <w:t>and</w:t>
-      </w:r>
-      <w:r>
-        <w:rPr>
-          <w:spacing w:val="-24"/>
-        </w:rPr>
-        <w:t xml:space="preserve"> </w:t>
-      </w:r>
-      <w:r>
-        <w:t>trained</w:t>
-      </w:r>
-      <w:r>
-        <w:rPr>
-          <w:spacing w:val="-24"/>
-        </w:rPr>
-        <w:t xml:space="preserve"> </w:t>
-      </w:r>
-      <w:r>
-        <w:t>bio-inspired</w:t>
-      </w:r>
-      <w:r>
-        <w:rPr>
-          <w:spacing w:val="-24"/>
-        </w:rPr>
-        <w:t xml:space="preserve"> </w:t>
-      </w:r>
-      <w:r>
-        <w:t>neural</w:t>
-      </w:r>
-      <w:r>
-        <w:rPr>
-          <w:spacing w:val="-24"/>
-        </w:rPr>
-        <w:t xml:space="preserve"> </w:t>
-      </w:r>
-      <w:r>
-        <w:t xml:space="preserve">network </w:t>
-      </w:r>
-      <w:r>
-        <w:rPr>
-          <w:spacing w:val="-4"/>
-        </w:rPr>
-        <w:t>architectures</w:t>
-      </w:r>
-      <w:r>
-        <w:rPr>
-          <w:spacing w:val="-15"/>
-        </w:rPr>
-        <w:t xml:space="preserve"> </w:t>
-      </w:r>
-      <w:r>
-        <w:rPr>
-          <w:spacing w:val="-4"/>
+        <w:rPr>
+          <w:rFonts w:ascii="Source Sans Pro" w:hAnsi="Source Sans Pro"/>
+        </w:rPr>
+        <w:t>Designed, mathematically modeled, and trained bio-inspired neural network architectures</w:t>
+      </w:r>
+      <w:r>
+        <w:rPr>
+          <w:rFonts w:ascii="Source Sans Pro" w:hAnsi="Source Sans Pro"/>
+          <w:spacing w:val="-13"/>
+        </w:rPr>
+        <w:t xml:space="preserve"> </w:t>
+      </w:r>
+      <w:r>
+        <w:rPr>
+          <w:rFonts w:ascii="Source Sans Pro" w:hAnsi="Source Sans Pro"/>
         </w:rPr>
         <w:t>aligned</w:t>
       </w:r>
       <w:r>
         <w:rPr>
-          <w:spacing w:val="-15"/>
-        </w:rPr>
-        <w:t xml:space="preserve"> </w:t>
-      </w:r>
-      <w:r>
-        <w:rPr>
-          <w:spacing w:val="-4"/>
+          <w:rFonts w:ascii="Source Sans Pro" w:hAnsi="Source Sans Pro"/>
+          <w:spacing w:val="-10"/>
+        </w:rPr>
+        <w:t xml:space="preserve"> </w:t>
+      </w:r>
+      <w:r>
+        <w:rPr>
+          <w:rFonts w:ascii="Source Sans Pro" w:hAnsi="Source Sans Pro"/>
         </w:rPr>
         <w:t>with</w:t>
       </w:r>
       <w:r>
         <w:rPr>
-          <w:spacing w:val="-15"/>
-        </w:rPr>
-        <w:t xml:space="preserve"> </w:t>
-      </w:r>
-      <w:r>
-        <w:rPr>
-          <w:spacing w:val="-4"/>
+          <w:rFonts w:ascii="Source Sans Pro" w:hAnsi="Source Sans Pro"/>
+          <w:spacing w:val="-11"/>
+        </w:rPr>
+        <w:t xml:space="preserve"> </w:t>
+      </w:r>
+      <w:r>
+        <w:rPr>
+          <w:rFonts w:ascii="Source Sans Pro" w:hAnsi="Source Sans Pro"/>
         </w:rPr>
         <w:t>hardware</w:t>
       </w:r>
       <w:r>
         <w:rPr>
-          <w:spacing w:val="-15"/>
-        </w:rPr>
-        <w:t xml:space="preserve"> </w:t>
-      </w:r>
-      <w:r>
-        <w:rPr>
-          <w:spacing w:val="-4"/>
+          <w:rFonts w:ascii="Source Sans Pro" w:hAnsi="Source Sans Pro"/>
+          <w:spacing w:val="-10"/>
+        </w:rPr>
+        <w:t xml:space="preserve"> </w:t>
+      </w:r>
+      <w:r>
+        <w:rPr>
+          <w:rFonts w:ascii="Source Sans Pro" w:hAnsi="Source Sans Pro"/>
         </w:rPr>
         <w:t>constraints</w:t>
       </w:r>
       <w:r>
         <w:rPr>
-          <w:spacing w:val="-15"/>
-        </w:rPr>
-        <w:t xml:space="preserve"> </w:t>
-      </w:r>
-      <w:r>
-        <w:rPr>
-          <w:spacing w:val="-4"/>
+          <w:rFonts w:ascii="Source Sans Pro" w:hAnsi="Source Sans Pro"/>
+          <w:spacing w:val="-11"/>
+        </w:rPr>
+        <w:t xml:space="preserve"> </w:t>
+      </w:r>
+      <w:r>
+        <w:rPr>
+          <w:rFonts w:ascii="Source Sans Pro" w:hAnsi="Source Sans Pro"/>
         </w:rPr>
         <w:t>to</w:t>
       </w:r>
       <w:r>
         <w:rPr>
-          <w:spacing w:val="-15"/>
-        </w:rPr>
-        <w:t xml:space="preserve"> </w:t>
-      </w:r>
-      <w:r>
-        <w:rPr>
-          <w:spacing w:val="-4"/>
+          <w:rFonts w:ascii="Source Sans Pro" w:hAnsi="Source Sans Pro"/>
+          <w:spacing w:val="-10"/>
+        </w:rPr>
+        <w:t xml:space="preserve"> </w:t>
+      </w:r>
+      <w:r>
+        <w:rPr>
+          <w:rFonts w:ascii="Source Sans Pro" w:hAnsi="Source Sans Pro"/>
         </w:rPr>
         <w:t>improve</w:t>
       </w:r>
       <w:r>
         <w:rPr>
-          <w:spacing w:val="-15"/>
-        </w:rPr>
-        <w:t xml:space="preserve"> </w:t>
-      </w:r>
-      <w:r>
-        <w:rPr>
-          <w:spacing w:val="-4"/>
+          <w:rFonts w:ascii="Source Sans Pro" w:hAnsi="Source Sans Pro"/>
+          <w:spacing w:val="-11"/>
+        </w:rPr>
+        <w:t xml:space="preserve"> </w:t>
+      </w:r>
+      <w:r>
+        <w:rPr>
+          <w:rFonts w:ascii="Source Sans Pro" w:hAnsi="Source Sans Pro"/>
         </w:rPr>
         <w:t>computational</w:t>
       </w:r>
       <w:r>
         <w:rPr>
-          <w:spacing w:val="-15"/>
-        </w:rPr>
-        <w:t xml:space="preserve"> </w:t>
-      </w:r>
-      <w:r>
-        <w:rPr>
-          <w:spacing w:val="-4"/>
+          <w:rFonts w:ascii="Source Sans Pro" w:hAnsi="Source Sans Pro"/>
+          <w:spacing w:val="-10"/>
+        </w:rPr>
+        <w:t xml:space="preserve"> </w:t>
+      </w:r>
+      <w:r>
+        <w:rPr>
+          <w:rFonts w:ascii="Source Sans Pro" w:hAnsi="Source Sans Pro"/>
         </w:rPr>
         <w:t>efficiency</w:t>
       </w:r>
@@ -2477,16 +1981,20 @@
     <w:p>
       <w:pPr>
         <w:pStyle w:val="BodyText"/>
-        <w:spacing w:line="256" w:lineRule="auto"/>
-        <w:ind w:left="2566" w:right="42" w:hanging="162"/>
+        <w:spacing w:before="1"/>
+        <w:ind w:left="2566" w:right="82" w:hanging="162"/>
+        <w:rPr>
+          <w:rFonts w:ascii="Source Sans Pro" w:hAnsi="Source Sans Pro"/>
+        </w:rPr>
       </w:pPr>
       <w:r>
         <w:rPr>
+          <w:rFonts w:ascii="Source Sans Pro" w:hAnsi="Source Sans Pro"/>
           <w:noProof/>
           <w:position w:val="4"/>
         </w:rPr>
         <w:drawing>
-          <wp:inline distT="0" distB="0" distL="0" distR="0" wp14:anchorId="4DC69A18" wp14:editId="57125E30">
+          <wp:inline distT="0" distB="0" distL="0" distR="0" wp14:anchorId="1F512EB9" wp14:editId="087A2263">
             <wp:extent cx="38099" cy="38099"/>
             <wp:effectExtent l="0" t="0" r="0" b="0"/>
             <wp:docPr id="16" name="Image 16"/>
@@ -2523,128 +2031,133 @@
       </w:r>
       <w:r>
         <w:rPr>
-          <w:rFonts w:ascii="Times New Roman"/>
-          <w:spacing w:val="15"/>
+          <w:rFonts w:ascii="Source Sans Pro" w:hAnsi="Source Sans Pro"/>
+          <w:spacing w:val="33"/>
           <w:sz w:val="20"/>
         </w:rPr>
         <w:t xml:space="preserve"> </w:t>
       </w:r>
       <w:r>
         <w:rPr>
-          <w:spacing w:val="-2"/>
+          <w:rFonts w:ascii="Source Sans Pro" w:hAnsi="Source Sans Pro"/>
         </w:rPr>
         <w:t>Reduced</w:t>
       </w:r>
       <w:r>
         <w:rPr>
-          <w:spacing w:val="-24"/>
-        </w:rPr>
-        <w:t xml:space="preserve"> </w:t>
-      </w:r>
-      <w:r>
-        <w:rPr>
-          <w:spacing w:val="-2"/>
+          <w:rFonts w:ascii="Source Sans Pro" w:hAnsi="Source Sans Pro"/>
+          <w:spacing w:val="-8"/>
+        </w:rPr>
+        <w:t xml:space="preserve"> </w:t>
+      </w:r>
+      <w:r>
+        <w:rPr>
+          <w:rFonts w:ascii="Source Sans Pro" w:hAnsi="Source Sans Pro"/>
         </w:rPr>
         <w:t>energy</w:t>
       </w:r>
       <w:r>
         <w:rPr>
-          <w:spacing w:val="-24"/>
-        </w:rPr>
-        <w:t xml:space="preserve"> </w:t>
-      </w:r>
-      <w:r>
-        <w:rPr>
-          <w:spacing w:val="-2"/>
+          <w:rFonts w:ascii="Source Sans Pro" w:hAnsi="Source Sans Pro"/>
+          <w:spacing w:val="-8"/>
+        </w:rPr>
+        <w:t xml:space="preserve"> </w:t>
+      </w:r>
+      <w:r>
+        <w:rPr>
+          <w:rFonts w:ascii="Source Sans Pro" w:hAnsi="Source Sans Pro"/>
         </w:rPr>
         <w:t>consumption</w:t>
       </w:r>
       <w:r>
         <w:rPr>
-          <w:spacing w:val="-24"/>
-        </w:rPr>
-        <w:t xml:space="preserve"> </w:t>
-      </w:r>
-      <w:r>
-        <w:rPr>
-          <w:spacing w:val="-2"/>
+          <w:rFonts w:ascii="Source Sans Pro" w:hAnsi="Source Sans Pro"/>
+          <w:spacing w:val="-8"/>
+        </w:rPr>
+        <w:t xml:space="preserve"> </w:t>
+      </w:r>
+      <w:r>
+        <w:rPr>
+          <w:rFonts w:ascii="Source Sans Pro" w:hAnsi="Source Sans Pro"/>
         </w:rPr>
         <w:t>through</w:t>
       </w:r>
       <w:r>
         <w:rPr>
-          <w:spacing w:val="-24"/>
-        </w:rPr>
-        <w:t xml:space="preserve"> </w:t>
-      </w:r>
-      <w:r>
-        <w:rPr>
-          <w:spacing w:val="-2"/>
+          <w:rFonts w:ascii="Source Sans Pro" w:hAnsi="Source Sans Pro"/>
+          <w:spacing w:val="-8"/>
+        </w:rPr>
+        <w:t xml:space="preserve"> </w:t>
+      </w:r>
+      <w:r>
+        <w:rPr>
+          <w:rFonts w:ascii="Source Sans Pro" w:hAnsi="Source Sans Pro"/>
         </w:rPr>
         <w:t>model</w:t>
       </w:r>
       <w:r>
         <w:rPr>
-          <w:spacing w:val="-24"/>
-        </w:rPr>
-        <w:t xml:space="preserve"> </w:t>
-      </w:r>
-      <w:r>
-        <w:rPr>
-          <w:spacing w:val="-2"/>
+          <w:rFonts w:ascii="Source Sans Pro" w:hAnsi="Source Sans Pro"/>
+          <w:spacing w:val="-8"/>
+        </w:rPr>
+        <w:t xml:space="preserve"> </w:t>
+      </w:r>
+      <w:r>
+        <w:rPr>
+          <w:rFonts w:ascii="Source Sans Pro" w:hAnsi="Source Sans Pro"/>
         </w:rPr>
         <w:t>optimization</w:t>
       </w:r>
       <w:r>
         <w:rPr>
-          <w:spacing w:val="-24"/>
-        </w:rPr>
-        <w:t xml:space="preserve"> </w:t>
-      </w:r>
-      <w:r>
-        <w:rPr>
-          <w:spacing w:val="-2"/>
+          <w:rFonts w:ascii="Source Sans Pro" w:hAnsi="Source Sans Pro"/>
+          <w:spacing w:val="-8"/>
+        </w:rPr>
+        <w:t xml:space="preserve"> </w:t>
+      </w:r>
+      <w:r>
+        <w:rPr>
+          <w:rFonts w:ascii="Source Sans Pro" w:hAnsi="Source Sans Pro"/>
         </w:rPr>
         <w:t>while</w:t>
       </w:r>
       <w:r>
         <w:rPr>
-          <w:spacing w:val="-24"/>
-        </w:rPr>
-        <w:t xml:space="preserve"> </w:t>
-      </w:r>
-      <w:r>
-        <w:rPr>
-          <w:spacing w:val="-2"/>
-        </w:rPr>
-        <w:t xml:space="preserve">maintaining </w:t>
-      </w:r>
-      <w:r>
-        <w:t>predictive</w:t>
-      </w:r>
-      <w:r>
-        <w:rPr>
-          <w:spacing w:val="-23"/>
-        </w:rPr>
-        <w:t xml:space="preserve"> </w:t>
-      </w:r>
-      <w:r>
-        <w:t>performance</w:t>
+          <w:rFonts w:ascii="Source Sans Pro" w:hAnsi="Source Sans Pro"/>
+          <w:spacing w:val="-8"/>
+        </w:rPr>
+        <w:t xml:space="preserve"> </w:t>
+      </w:r>
+      <w:r>
+        <w:rPr>
+          <w:rFonts w:ascii="Source Sans Pro" w:hAnsi="Source Sans Pro"/>
+        </w:rPr>
+        <w:t>main</w:t>
+      </w:r>
+      <w:r>
+        <w:rPr>
+          <w:rFonts w:ascii="Source Sans Pro" w:hAnsi="Source Sans Pro"/>
+        </w:rPr>
+        <w:t>taining predictive performance</w:t>
       </w:r>
     </w:p>
     <w:p>
       <w:pPr>
         <w:pStyle w:val="BodyText"/>
-        <w:spacing w:line="256" w:lineRule="auto"/>
-        <w:ind w:left="2566" w:hanging="162"/>
+        <w:spacing w:before="2"/>
+        <w:ind w:left="2566" w:right="16" w:hanging="162"/>
+        <w:rPr>
+          <w:rFonts w:ascii="Source Sans Pro" w:hAnsi="Source Sans Pro"/>
+        </w:rPr>
       </w:pPr>
       <w:r>
         <w:rPr>
+          <w:rFonts w:ascii="Source Sans Pro" w:hAnsi="Source Sans Pro"/>
           <w:noProof/>
           <w:position w:val="4"/>
         </w:rPr>
         <w:drawing>
-          <wp:inline distT="0" distB="0" distL="0" distR="0" wp14:anchorId="76B43E9C" wp14:editId="7BD2EB71">
+          <wp:inline distT="0" distB="0" distL="0" distR="0" wp14:anchorId="5085E5C3" wp14:editId="3BCC53B7">
             <wp:extent cx="38099" cy="38099"/>
             <wp:effectExtent l="0" t="0" r="0" b="0"/>
             <wp:docPr id="17" name="Image 17"/>
@@ -2681,215 +2194,160 @@
       </w:r>
       <w:r>
         <w:rPr>
-          <w:rFonts w:ascii="Times New Roman"/>
-          <w:spacing w:val="59"/>
+          <w:rFonts w:ascii="Source Sans Pro" w:hAnsi="Source Sans Pro"/>
+          <w:spacing w:val="38"/>
           <w:sz w:val="20"/>
         </w:rPr>
         <w:t xml:space="preserve"> </w:t>
       </w:r>
       <w:r>
         <w:rPr>
-          <w:spacing w:val="-4"/>
+          <w:rFonts w:ascii="Source Sans Pro" w:hAnsi="Source Sans Pro"/>
         </w:rPr>
         <w:t>Applied</w:t>
       </w:r>
       <w:r>
         <w:rPr>
-          <w:spacing w:val="-21"/>
-        </w:rPr>
-        <w:t xml:space="preserve"> </w:t>
-      </w:r>
-      <w:r>
-        <w:rPr>
-          <w:spacing w:val="-4"/>
+          <w:rFonts w:ascii="Source Sans Pro" w:hAnsi="Source Sans Pro"/>
+          <w:spacing w:val="-6"/>
+        </w:rPr>
+        <w:t xml:space="preserve"> </w:t>
+      </w:r>
+      <w:r>
+        <w:rPr>
+          <w:rFonts w:ascii="Source Sans Pro" w:hAnsi="Source Sans Pro"/>
         </w:rPr>
         <w:t>models</w:t>
       </w:r>
       <w:r>
         <w:rPr>
-          <w:spacing w:val="-21"/>
-        </w:rPr>
-        <w:t xml:space="preserve"> </w:t>
-      </w:r>
-      <w:r>
-        <w:rPr>
-          <w:spacing w:val="-4"/>
+          <w:rFonts w:ascii="Source Sans Pro" w:hAnsi="Source Sans Pro"/>
+          <w:spacing w:val="-6"/>
+        </w:rPr>
+        <w:t xml:space="preserve"> </w:t>
+      </w:r>
+      <w:r>
+        <w:rPr>
+          <w:rFonts w:ascii="Source Sans Pro" w:hAnsi="Source Sans Pro"/>
         </w:rPr>
         <w:t>to</w:t>
       </w:r>
       <w:r>
         <w:rPr>
-          <w:spacing w:val="-21"/>
-        </w:rPr>
-        <w:t xml:space="preserve"> </w:t>
-      </w:r>
-      <w:r>
-        <w:rPr>
-          <w:spacing w:val="-4"/>
+          <w:rFonts w:ascii="Source Sans Pro" w:hAnsi="Source Sans Pro"/>
+          <w:spacing w:val="-6"/>
+        </w:rPr>
+        <w:t xml:space="preserve"> </w:t>
+      </w:r>
+      <w:r>
+        <w:rPr>
+          <w:rFonts w:ascii="Source Sans Pro" w:hAnsi="Source Sans Pro"/>
         </w:rPr>
         <w:t>real</w:t>
       </w:r>
       <w:r>
         <w:rPr>
-          <w:spacing w:val="-21"/>
-        </w:rPr>
-        <w:t xml:space="preserve"> </w:t>
-      </w:r>
-      <w:r>
-        <w:rPr>
-          <w:spacing w:val="-4"/>
+          <w:rFonts w:ascii="Source Sans Pro" w:hAnsi="Source Sans Pro"/>
+          <w:spacing w:val="-6"/>
+        </w:rPr>
+        <w:t xml:space="preserve"> </w:t>
+      </w:r>
+      <w:r>
+        <w:rPr>
+          <w:rFonts w:ascii="Source Sans Pro" w:hAnsi="Source Sans Pro"/>
         </w:rPr>
         <w:t>world</w:t>
       </w:r>
       <w:r>
         <w:rPr>
-          <w:spacing w:val="-21"/>
-        </w:rPr>
-        <w:t xml:space="preserve"> </w:t>
-      </w:r>
-      <w:r>
-        <w:rPr>
-          <w:spacing w:val="-4"/>
+          <w:rFonts w:ascii="Source Sans Pro" w:hAnsi="Source Sans Pro"/>
+          <w:spacing w:val="-6"/>
+        </w:rPr>
+        <w:t xml:space="preserve"> </w:t>
+      </w:r>
+      <w:r>
+        <w:rPr>
+          <w:rFonts w:ascii="Source Sans Pro" w:hAnsi="Source Sans Pro"/>
         </w:rPr>
         <w:t>EEG</w:t>
       </w:r>
       <w:r>
         <w:rPr>
-          <w:spacing w:val="-21"/>
-        </w:rPr>
-        <w:t xml:space="preserve"> </w:t>
-      </w:r>
-      <w:r>
-        <w:rPr>
-          <w:spacing w:val="-4"/>
+          <w:rFonts w:ascii="Source Sans Pro" w:hAnsi="Source Sans Pro"/>
+          <w:spacing w:val="-6"/>
+        </w:rPr>
+        <w:t xml:space="preserve"> </w:t>
+      </w:r>
+      <w:r>
+        <w:rPr>
+          <w:rFonts w:ascii="Source Sans Pro" w:hAnsi="Source Sans Pro"/>
         </w:rPr>
         <w:t>and</w:t>
       </w:r>
       <w:r>
         <w:rPr>
-          <w:spacing w:val="-21"/>
-        </w:rPr>
-        <w:t xml:space="preserve"> </w:t>
-      </w:r>
-      <w:r>
-        <w:rPr>
-          <w:spacing w:val="-4"/>
+          <w:rFonts w:ascii="Source Sans Pro" w:hAnsi="Source Sans Pro"/>
+          <w:spacing w:val="-6"/>
+        </w:rPr>
+        <w:t xml:space="preserve"> </w:t>
+      </w:r>
+      <w:r>
+        <w:rPr>
+          <w:rFonts w:ascii="Source Sans Pro" w:hAnsi="Source Sans Pro"/>
         </w:rPr>
         <w:t>vibration</w:t>
       </w:r>
       <w:r>
         <w:rPr>
-          <w:spacing w:val="-21"/>
-        </w:rPr>
-        <w:t xml:space="preserve"> </w:t>
-      </w:r>
-      <w:r>
-        <w:rPr>
-          <w:spacing w:val="-4"/>
+          <w:rFonts w:ascii="Source Sans Pro" w:hAnsi="Source Sans Pro"/>
+          <w:spacing w:val="-6"/>
+        </w:rPr>
+        <w:t xml:space="preserve"> </w:t>
+      </w:r>
+      <w:r>
+        <w:rPr>
+          <w:rFonts w:ascii="Source Sans Pro" w:hAnsi="Source Sans Pro"/>
         </w:rPr>
         <w:t>datasets,</w:t>
       </w:r>
       <w:r>
         <w:rPr>
-          <w:spacing w:val="-21"/>
-        </w:rPr>
-        <w:t xml:space="preserve"> </w:t>
-      </w:r>
-      <w:r>
-        <w:rPr>
-          <w:spacing w:val="-4"/>
+          <w:rFonts w:ascii="Source Sans Pro" w:hAnsi="Source Sans Pro"/>
+          <w:spacing w:val="-6"/>
+        </w:rPr>
+        <w:t xml:space="preserve"> </w:t>
+      </w:r>
+      <w:r>
+        <w:rPr>
+          <w:rFonts w:ascii="Source Sans Pro" w:hAnsi="Source Sans Pro"/>
         </w:rPr>
         <w:t>performing</w:t>
       </w:r>
       <w:r>
         <w:rPr>
-          <w:spacing w:val="-21"/>
-        </w:rPr>
-        <w:t xml:space="preserve"> </w:t>
-      </w:r>
-      <w:r>
-        <w:rPr>
-          <w:spacing w:val="-4"/>
+          <w:rFonts w:ascii="Source Sans Pro" w:hAnsi="Source Sans Pro"/>
+          <w:spacing w:val="-6"/>
+        </w:rPr>
+        <w:t xml:space="preserve"> </w:t>
+      </w:r>
+      <w:r>
+        <w:rPr>
+          <w:rFonts w:ascii="Source Sans Pro" w:hAnsi="Source Sans Pro"/>
         </w:rPr>
         <w:t>signal</w:t>
       </w:r>
       <w:r>
         <w:rPr>
-          <w:spacing w:val="-21"/>
-        </w:rPr>
-        <w:t xml:space="preserve"> </w:t>
-      </w:r>
-      <w:r>
-        <w:rPr>
-          <w:spacing w:val="-4"/>
-        </w:rPr>
-        <w:t xml:space="preserve">processing, </w:t>
-      </w:r>
-      <w:r>
-        <w:rPr>
-          <w:spacing w:val="-2"/>
-        </w:rPr>
-        <w:t>feature</w:t>
-      </w:r>
-      <w:r>
-        <w:rPr>
-          <w:spacing w:val="-9"/>
-        </w:rPr>
-        <w:t xml:space="preserve"> </w:t>
-      </w:r>
-      <w:r>
-        <w:rPr>
-          <w:spacing w:val="-2"/>
-        </w:rPr>
-        <w:t>engineering,</w:t>
-      </w:r>
-      <w:r>
-        <w:rPr>
-          <w:spacing w:val="-9"/>
-        </w:rPr>
-        <w:t xml:space="preserve"> </w:t>
-      </w:r>
-      <w:r>
-        <w:rPr>
-          <w:spacing w:val="-2"/>
-        </w:rPr>
-        <w:t>and</w:t>
-      </w:r>
-      <w:r>
-        <w:rPr>
-          <w:spacing w:val="-9"/>
-        </w:rPr>
-        <w:t xml:space="preserve"> </w:t>
-      </w:r>
-      <w:r>
-        <w:rPr>
-          <w:spacing w:val="-2"/>
-        </w:rPr>
-        <w:t>quantitative</w:t>
-      </w:r>
-      <w:r>
-        <w:rPr>
-          <w:spacing w:val="-9"/>
-        </w:rPr>
-        <w:t xml:space="preserve"> </w:t>
-      </w:r>
-      <w:r>
-        <w:rPr>
-          <w:spacing w:val="-2"/>
-        </w:rPr>
-        <w:t>performance</w:t>
-      </w:r>
-      <w:r>
-        <w:rPr>
-          <w:spacing w:val="-9"/>
-        </w:rPr>
-        <w:t xml:space="preserve"> </w:t>
-      </w:r>
-      <w:r>
-        <w:rPr>
-          <w:spacing w:val="-2"/>
-        </w:rPr>
-        <w:t>evaluation</w:t>
+          <w:rFonts w:ascii="Source Sans Pro" w:hAnsi="Source Sans Pro"/>
+          <w:spacing w:val="-6"/>
+        </w:rPr>
+        <w:t xml:space="preserve"> </w:t>
+      </w:r>
+      <w:r>
+        <w:rPr>
+          <w:rFonts w:ascii="Source Sans Pro" w:hAnsi="Source Sans Pro"/>
+        </w:rPr>
+        <w:t>processing, feature engineering, and quantitative performance evaluation</w:t>
       </w:r>
     </w:p>
     <w:p>
@@ -2897,110 +2355,92 @@
         <w:tabs>
           <w:tab w:val="left" w:pos="2377"/>
         </w:tabs>
-        <w:spacing w:before="173"/>
+        <w:spacing w:before="160"/>
         <w:ind w:left="57"/>
         <w:rPr>
+          <w:rFonts w:ascii="Source Sans Pro" w:hAnsi="Source Sans Pro"/>
           <w:b/>
           <w:sz w:val="21"/>
         </w:rPr>
       </w:pPr>
       <w:r>
         <w:rPr>
-          <w:w w:val="90"/>
-          <w:sz w:val="21"/>
-        </w:rPr>
-        <w:t>2019</w:t>
-      </w:r>
-      <w:r>
-        <w:rPr>
-          <w:spacing w:val="-17"/>
-          <w:w w:val="90"/>
-          <w:sz w:val="21"/>
-        </w:rPr>
-        <w:t xml:space="preserve"> </w:t>
-      </w:r>
-      <w:r>
-        <w:rPr>
-          <w:w w:val="90"/>
-          <w:sz w:val="21"/>
-        </w:rPr>
-        <w:t>–</w:t>
-      </w:r>
-      <w:r>
-        <w:rPr>
-          <w:spacing w:val="-17"/>
-          <w:w w:val="90"/>
-          <w:sz w:val="21"/>
-        </w:rPr>
-        <w:t xml:space="preserve"> </w:t>
-      </w:r>
-      <w:r>
-        <w:rPr>
+          <w:rFonts w:ascii="Source Sans Pro" w:hAnsi="Source Sans Pro"/>
+          <w:sz w:val="21"/>
+        </w:rPr>
+        <w:t xml:space="preserve">2019 – </w:t>
+      </w:r>
+      <w:r>
+        <w:rPr>
+          <w:rFonts w:ascii="Source Sans Pro" w:hAnsi="Source Sans Pro"/>
           <w:spacing w:val="-4"/>
-          <w:w w:val="90"/>
           <w:sz w:val="21"/>
         </w:rPr>
         <w:t>2023</w:t>
       </w:r>
       <w:r>
         <w:rPr>
+          <w:rFonts w:ascii="Source Sans Pro" w:hAnsi="Source Sans Pro"/>
           <w:sz w:val="21"/>
         </w:rPr>
         <w:tab/>
       </w:r>
       <w:r>
         <w:rPr>
+          <w:rFonts w:ascii="Source Sans Pro" w:hAnsi="Source Sans Pro"/>
           <w:b/>
-          <w:w w:val="85"/>
           <w:sz w:val="21"/>
         </w:rPr>
         <w:t>B.Sc.</w:t>
       </w:r>
       <w:r>
         <w:rPr>
+          <w:rFonts w:ascii="Source Sans Pro" w:hAnsi="Source Sans Pro"/>
           <w:b/>
-          <w:spacing w:val="6"/>
-          <w:sz w:val="21"/>
-        </w:rPr>
-        <w:t xml:space="preserve"> </w:t>
-      </w:r>
-      <w:r>
-        <w:rPr>
+          <w:spacing w:val="35"/>
+          <w:sz w:val="21"/>
+        </w:rPr>
+        <w:t xml:space="preserve"> </w:t>
+      </w:r>
+      <w:r>
+        <w:rPr>
+          <w:rFonts w:ascii="Source Sans Pro" w:hAnsi="Source Sans Pro"/>
           <w:b/>
-          <w:w w:val="85"/>
           <w:sz w:val="21"/>
         </w:rPr>
         <w:t>in</w:t>
       </w:r>
       <w:r>
         <w:rPr>
+          <w:rFonts w:ascii="Source Sans Pro" w:hAnsi="Source Sans Pro"/>
           <w:b/>
-          <w:spacing w:val="6"/>
-          <w:sz w:val="21"/>
-        </w:rPr>
-        <w:t xml:space="preserve"> </w:t>
-      </w:r>
-      <w:r>
-        <w:rPr>
+          <w:spacing w:val="35"/>
+          <w:sz w:val="21"/>
+        </w:rPr>
+        <w:t xml:space="preserve"> </w:t>
+      </w:r>
+      <w:r>
+        <w:rPr>
+          <w:rFonts w:ascii="Source Sans Pro" w:hAnsi="Source Sans Pro"/>
           <w:b/>
-          <w:w w:val="85"/>
           <w:sz w:val="21"/>
         </w:rPr>
         <w:t>Biomedical</w:t>
       </w:r>
       <w:r>
         <w:rPr>
+          <w:rFonts w:ascii="Source Sans Pro" w:hAnsi="Source Sans Pro"/>
           <w:b/>
-          <w:spacing w:val="7"/>
-          <w:sz w:val="21"/>
-        </w:rPr>
-        <w:t xml:space="preserve"> </w:t>
-      </w:r>
-      <w:r>
-        <w:rPr>
+          <w:spacing w:val="35"/>
+          <w:sz w:val="21"/>
+        </w:rPr>
+        <w:t xml:space="preserve"> </w:t>
+      </w:r>
+      <w:r>
+        <w:rPr>
+          <w:rFonts w:ascii="Source Sans Pro" w:hAnsi="Source Sans Pro"/>
           <w:b/>
           <w:spacing w:val="-2"/>
-          <w:w w:val="85"/>
           <w:sz w:val="21"/>
         </w:rPr>
         <w:t>Engineering</w:t>
@@ -3008,120 +2448,103 @@
     </w:p>
     <w:p>
       <w:pPr>
-        <w:spacing w:before="16"/>
         <w:ind w:left="2377"/>
         <w:rPr>
-          <w:rFonts w:ascii="Verdana"/>
+          <w:rFonts w:ascii="Source Sans Pro" w:hAnsi="Source Sans Pro"/>
           <w:i/>
           <w:sz w:val="21"/>
         </w:rPr>
       </w:pPr>
       <w:r>
         <w:rPr>
-          <w:rFonts w:ascii="Verdana"/>
+          <w:rFonts w:ascii="Source Sans Pro" w:hAnsi="Source Sans Pro"/>
+          <w:i/>
+          <w:sz w:val="21"/>
+        </w:rPr>
+        <w:t>Technion</w:t>
+      </w:r>
+      <w:r>
+        <w:rPr>
+          <w:rFonts w:ascii="Source Sans Pro" w:hAnsi="Source Sans Pro"/>
+          <w:i/>
+          <w:spacing w:val="-5"/>
+          <w:sz w:val="21"/>
+        </w:rPr>
+        <w:t xml:space="preserve"> </w:t>
+      </w:r>
+      <w:r>
+        <w:rPr>
+          <w:rFonts w:ascii="Source Sans Pro" w:hAnsi="Source Sans Pro"/>
+          <w:i/>
+          <w:sz w:val="21"/>
+        </w:rPr>
+        <w:t>-</w:t>
+      </w:r>
+      <w:r>
+        <w:rPr>
+          <w:rFonts w:ascii="Source Sans Pro" w:hAnsi="Source Sans Pro"/>
+          <w:i/>
+          <w:spacing w:val="-5"/>
+          <w:sz w:val="21"/>
+        </w:rPr>
+        <w:t xml:space="preserve"> </w:t>
+      </w:r>
+      <w:r>
+        <w:rPr>
+          <w:rFonts w:ascii="Source Sans Pro" w:hAnsi="Source Sans Pro"/>
+          <w:i/>
+          <w:sz w:val="21"/>
+        </w:rPr>
+        <w:t>Israel</w:t>
+      </w:r>
+      <w:r>
+        <w:rPr>
+          <w:rFonts w:ascii="Source Sans Pro" w:hAnsi="Source Sans Pro"/>
+          <w:i/>
+          <w:spacing w:val="-5"/>
+          <w:sz w:val="21"/>
+        </w:rPr>
+        <w:t xml:space="preserve"> </w:t>
+      </w:r>
+      <w:r>
+        <w:rPr>
+          <w:rFonts w:ascii="Source Sans Pro" w:hAnsi="Source Sans Pro"/>
+          <w:i/>
+          <w:sz w:val="21"/>
+        </w:rPr>
+        <w:t>Institute</w:t>
+      </w:r>
+      <w:r>
+        <w:rPr>
+          <w:rFonts w:ascii="Source Sans Pro" w:hAnsi="Source Sans Pro"/>
+          <w:i/>
+          <w:spacing w:val="-5"/>
+          <w:sz w:val="21"/>
+        </w:rPr>
+        <w:t xml:space="preserve"> </w:t>
+      </w:r>
+      <w:r>
+        <w:rPr>
+          <w:rFonts w:ascii="Source Sans Pro" w:hAnsi="Source Sans Pro"/>
+          <w:i/>
+          <w:sz w:val="21"/>
+        </w:rPr>
+        <w:t>of</w:t>
+      </w:r>
+      <w:r>
+        <w:rPr>
+          <w:rFonts w:ascii="Source Sans Pro" w:hAnsi="Source Sans Pro"/>
+          <w:i/>
+          <w:spacing w:val="-4"/>
+          <w:sz w:val="21"/>
+        </w:rPr>
+        <w:t xml:space="preserve"> </w:t>
+      </w:r>
+      <w:r>
+        <w:rPr>
+          <w:rFonts w:ascii="Source Sans Pro" w:hAnsi="Source Sans Pro"/>
           <w:i/>
           <w:spacing w:val="-2"/>
-          <w:w w:val="80"/>
-          <w:sz w:val="21"/>
-        </w:rPr>
-        <w:t>Technion</w:t>
-      </w:r>
-      <w:r>
-        <w:rPr>
-          <w:rFonts w:ascii="Verdana"/>
-          <w:i/>
-          <w:spacing w:val="-12"/>
-          <w:w w:val="80"/>
-          <w:sz w:val="21"/>
-        </w:rPr>
-        <w:t xml:space="preserve"> </w:t>
-      </w:r>
-      <w:r>
-        <w:rPr>
-          <w:rFonts w:ascii="Verdana"/>
-          <w:i/>
-          <w:spacing w:val="-2"/>
-          <w:w w:val="80"/>
-          <w:sz w:val="21"/>
-        </w:rPr>
-        <w:t>-</w:t>
-      </w:r>
-      <w:r>
-        <w:rPr>
-          <w:rFonts w:ascii="Verdana"/>
-          <w:i/>
-          <w:spacing w:val="-12"/>
-          <w:w w:val="80"/>
-          <w:sz w:val="21"/>
-        </w:rPr>
-        <w:t xml:space="preserve"> </w:t>
-      </w:r>
-      <w:r>
-        <w:rPr>
-          <w:rFonts w:ascii="Verdana"/>
-          <w:i/>
-          <w:spacing w:val="-2"/>
-          <w:w w:val="80"/>
-          <w:sz w:val="21"/>
-        </w:rPr>
-        <w:t>Israel</w:t>
-      </w:r>
-      <w:r>
-        <w:rPr>
-          <w:rFonts w:ascii="Verdana"/>
-          <w:i/>
-          <w:spacing w:val="-12"/>
-          <w:w w:val="80"/>
-          <w:sz w:val="21"/>
-        </w:rPr>
-        <w:t xml:space="preserve"> </w:t>
-      </w:r>
-      <w:r>
-        <w:rPr>
-          <w:rFonts w:ascii="Verdana"/>
-          <w:i/>
-          <w:spacing w:val="-2"/>
-          <w:w w:val="80"/>
-          <w:sz w:val="21"/>
-        </w:rPr>
-        <w:t>Institute</w:t>
-      </w:r>
-      <w:r>
-        <w:rPr>
-          <w:rFonts w:ascii="Verdana"/>
-          <w:i/>
-          <w:spacing w:val="-11"/>
-          <w:w w:val="80"/>
-          <w:sz w:val="21"/>
-        </w:rPr>
-        <w:t xml:space="preserve"> </w:t>
-      </w:r>
-      <w:r>
-        <w:rPr>
-          <w:rFonts w:ascii="Verdana"/>
-          <w:i/>
-          <w:spacing w:val="-2"/>
-          <w:w w:val="80"/>
-          <w:sz w:val="21"/>
-        </w:rPr>
-        <w:t>of</w:t>
-      </w:r>
-      <w:r>
-        <w:rPr>
-          <w:rFonts w:ascii="Verdana"/>
-          <w:i/>
-          <w:spacing w:val="-12"/>
-          <w:w w:val="80"/>
-          <w:sz w:val="21"/>
-        </w:rPr>
-        <w:t xml:space="preserve"> </w:t>
-      </w:r>
-      <w:r>
-        <w:rPr>
-          <w:rFonts w:ascii="Verdana"/>
-          <w:i/>
-          <w:spacing w:val="-2"/>
-          <w:w w:val="80"/>
           <w:sz w:val="21"/>
         </w:rPr>
         <w:t>Technology</w:t>
@@ -3130,161 +2553,165 @@
     <w:p>
       <w:pPr>
         <w:pStyle w:val="BodyText"/>
-        <w:spacing w:before="15" w:line="256" w:lineRule="auto"/>
-        <w:ind w:left="2377"/>
+        <w:ind w:left="2377" w:right="16"/>
+        <w:rPr>
+          <w:rFonts w:ascii="Source Sans Pro" w:hAnsi="Source Sans Pro"/>
+        </w:rPr>
       </w:pPr>
       <w:r>
         <w:rPr>
-          <w:spacing w:val="-4"/>
+          <w:rFonts w:ascii="Source Sans Pro" w:hAnsi="Source Sans Pro"/>
         </w:rPr>
         <w:t>Final</w:t>
       </w:r>
       <w:r>
         <w:rPr>
-          <w:spacing w:val="-17"/>
-        </w:rPr>
-        <w:t xml:space="preserve"> </w:t>
-      </w:r>
-      <w:r>
-        <w:rPr>
-          <w:spacing w:val="-4"/>
+          <w:rFonts w:ascii="Source Sans Pro" w:hAnsi="Source Sans Pro"/>
+          <w:spacing w:val="-8"/>
+        </w:rPr>
+        <w:t xml:space="preserve"> </w:t>
+      </w:r>
+      <w:r>
+        <w:rPr>
+          <w:rFonts w:ascii="Source Sans Pro" w:hAnsi="Source Sans Pro"/>
         </w:rPr>
         <w:t>Project:</w:t>
       </w:r>
       <w:r>
         <w:rPr>
-          <w:spacing w:val="-17"/>
-        </w:rPr>
-        <w:t xml:space="preserve"> </w:t>
-      </w:r>
-      <w:r>
-        <w:rPr>
-          <w:spacing w:val="-4"/>
+          <w:rFonts w:ascii="Source Sans Pro" w:hAnsi="Source Sans Pro"/>
+          <w:spacing w:val="-8"/>
+        </w:rPr>
+        <w:t xml:space="preserve"> </w:t>
+      </w:r>
+      <w:r>
+        <w:rPr>
+          <w:rFonts w:ascii="Source Sans Pro" w:hAnsi="Source Sans Pro"/>
         </w:rPr>
         <w:t>Simulation</w:t>
       </w:r>
       <w:r>
         <w:rPr>
-          <w:spacing w:val="-17"/>
-        </w:rPr>
-        <w:t xml:space="preserve"> </w:t>
-      </w:r>
-      <w:r>
-        <w:rPr>
-          <w:spacing w:val="-4"/>
+          <w:rFonts w:ascii="Source Sans Pro" w:hAnsi="Source Sans Pro"/>
+          <w:spacing w:val="-8"/>
+        </w:rPr>
+        <w:t xml:space="preserve"> </w:t>
+      </w:r>
+      <w:r>
+        <w:rPr>
+          <w:rFonts w:ascii="Source Sans Pro" w:hAnsi="Source Sans Pro"/>
         </w:rPr>
         <w:t>platform</w:t>
       </w:r>
       <w:r>
         <w:rPr>
-          <w:spacing w:val="-17"/>
-        </w:rPr>
-        <w:t xml:space="preserve"> </w:t>
-      </w:r>
-      <w:r>
-        <w:rPr>
-          <w:spacing w:val="-4"/>
+          <w:rFonts w:ascii="Source Sans Pro" w:hAnsi="Source Sans Pro"/>
+          <w:spacing w:val="-8"/>
+        </w:rPr>
+        <w:t xml:space="preserve"> </w:t>
+      </w:r>
+      <w:r>
+        <w:rPr>
+          <w:rFonts w:ascii="Source Sans Pro" w:hAnsi="Source Sans Pro"/>
         </w:rPr>
         <w:t>for</w:t>
       </w:r>
       <w:r>
         <w:rPr>
-          <w:spacing w:val="-17"/>
-        </w:rPr>
-        <w:t xml:space="preserve"> </w:t>
-      </w:r>
-      <w:r>
-        <w:rPr>
-          <w:spacing w:val="-4"/>
+          <w:rFonts w:ascii="Source Sans Pro" w:hAnsi="Source Sans Pro"/>
+          <w:spacing w:val="-8"/>
+        </w:rPr>
+        <w:t xml:space="preserve"> </w:t>
+      </w:r>
+      <w:r>
+        <w:rPr>
+          <w:rFonts w:ascii="Source Sans Pro" w:hAnsi="Source Sans Pro"/>
         </w:rPr>
         <w:t>analyzing</w:t>
       </w:r>
       <w:r>
         <w:rPr>
-          <w:spacing w:val="-17"/>
-        </w:rPr>
-        <w:t xml:space="preserve"> </w:t>
-      </w:r>
-      <w:r>
-        <w:rPr>
-          <w:spacing w:val="-4"/>
+          <w:rFonts w:ascii="Source Sans Pro" w:hAnsi="Source Sans Pro"/>
+          <w:spacing w:val="-8"/>
+        </w:rPr>
+        <w:t xml:space="preserve"> </w:t>
+      </w:r>
+      <w:r>
+        <w:rPr>
+          <w:rFonts w:ascii="Source Sans Pro" w:hAnsi="Source Sans Pro"/>
         </w:rPr>
         <w:t>drug</w:t>
       </w:r>
       <w:r>
         <w:rPr>
-          <w:spacing w:val="-17"/>
-        </w:rPr>
-        <w:t xml:space="preserve"> </w:t>
-      </w:r>
-      <w:r>
-        <w:rPr>
-          <w:spacing w:val="-4"/>
+          <w:rFonts w:ascii="Source Sans Pro" w:hAnsi="Source Sans Pro"/>
+          <w:spacing w:val="-8"/>
+        </w:rPr>
+        <w:t xml:space="preserve"> </w:t>
+      </w:r>
+      <w:r>
+        <w:rPr>
+          <w:rFonts w:ascii="Source Sans Pro" w:hAnsi="Source Sans Pro"/>
         </w:rPr>
         <w:t>effects</w:t>
       </w:r>
       <w:r>
         <w:rPr>
-          <w:spacing w:val="-17"/>
-        </w:rPr>
-        <w:t xml:space="preserve"> </w:t>
-      </w:r>
-      <w:r>
-        <w:rPr>
-          <w:spacing w:val="-4"/>
+          <w:rFonts w:ascii="Source Sans Pro" w:hAnsi="Source Sans Pro"/>
+          <w:spacing w:val="-8"/>
+        </w:rPr>
+        <w:t xml:space="preserve"> </w:t>
+      </w:r>
+      <w:r>
+        <w:rPr>
+          <w:rFonts w:ascii="Source Sans Pro" w:hAnsi="Source Sans Pro"/>
         </w:rPr>
         <w:t>on</w:t>
       </w:r>
       <w:r>
         <w:rPr>
-          <w:spacing w:val="-17"/>
-        </w:rPr>
-        <w:t xml:space="preserve"> </w:t>
-      </w:r>
-      <w:r>
-        <w:rPr>
-          <w:spacing w:val="-4"/>
+          <w:rFonts w:ascii="Source Sans Pro" w:hAnsi="Source Sans Pro"/>
+          <w:spacing w:val="-8"/>
+        </w:rPr>
+        <w:t xml:space="preserve"> </w:t>
+      </w:r>
+      <w:r>
+        <w:rPr>
+          <w:rFonts w:ascii="Source Sans Pro" w:hAnsi="Source Sans Pro"/>
         </w:rPr>
         <w:t>induced</w:t>
       </w:r>
       <w:r>
         <w:rPr>
-          <w:spacing w:val="-17"/>
-        </w:rPr>
-        <w:t xml:space="preserve"> </w:t>
-      </w:r>
-      <w:r>
-        <w:rPr>
-          <w:spacing w:val="-4"/>
-        </w:rPr>
-        <w:t xml:space="preserve">cardiomyocyte </w:t>
-      </w:r>
-      <w:r>
-        <w:t>stem</w:t>
-      </w:r>
-      <w:r>
-        <w:rPr>
-          <w:spacing w:val="-23"/>
-        </w:rPr>
-        <w:t xml:space="preserve"> </w:t>
-      </w:r>
-      <w:r>
-        <w:t>cells</w:t>
+          <w:rFonts w:ascii="Source Sans Pro" w:hAnsi="Source Sans Pro"/>
+          <w:spacing w:val="-8"/>
+        </w:rPr>
+        <w:t xml:space="preserve"> </w:t>
+      </w:r>
+      <w:r>
+        <w:rPr>
+          <w:rFonts w:ascii="Source Sans Pro" w:hAnsi="Source Sans Pro"/>
+        </w:rPr>
+        <w:t>cardiomyocyte stem cells</w:t>
       </w:r>
     </w:p>
     <w:p>
       <w:pPr>
         <w:pStyle w:val="BodyText"/>
-        <w:spacing w:line="256" w:lineRule="auto"/>
+        <w:spacing w:before="2"/>
         <w:ind w:left="2566" w:hanging="162"/>
+        <w:rPr>
+          <w:rFonts w:ascii="Source Sans Pro" w:hAnsi="Source Sans Pro"/>
+        </w:rPr>
       </w:pPr>
       <w:r>
         <w:rPr>
+          <w:rFonts w:ascii="Source Sans Pro" w:hAnsi="Source Sans Pro"/>
           <w:noProof/>
           <w:position w:val="4"/>
         </w:rPr>
         <w:drawing>
-          <wp:inline distT="0" distB="0" distL="0" distR="0" wp14:anchorId="659F4928" wp14:editId="2AC66E28">
+          <wp:inline distT="0" distB="0" distL="0" distR="0" wp14:anchorId="28B46035" wp14:editId="2ADBAB18">
             <wp:extent cx="38099" cy="38099"/>
             <wp:effectExtent l="0" t="0" r="0" b="0"/>
             <wp:docPr id="18" name="Image 18"/>
@@ -3321,150 +2748,148 @@
       </w:r>
       <w:r>
         <w:rPr>
-          <w:rFonts w:ascii="Times New Roman"/>
-          <w:spacing w:val="19"/>
+          <w:rFonts w:ascii="Source Sans Pro" w:hAnsi="Source Sans Pro"/>
+          <w:spacing w:val="36"/>
           <w:sz w:val="20"/>
         </w:rPr>
         <w:t xml:space="preserve"> </w:t>
       </w:r>
       <w:r>
         <w:rPr>
-          <w:spacing w:val="-2"/>
+          <w:rFonts w:ascii="Source Sans Pro" w:hAnsi="Source Sans Pro"/>
         </w:rPr>
         <w:t>Modeled</w:t>
       </w:r>
       <w:r>
         <w:rPr>
-          <w:spacing w:val="-24"/>
-        </w:rPr>
-        <w:t xml:space="preserve"> </w:t>
-      </w:r>
-      <w:r>
-        <w:rPr>
-          <w:spacing w:val="-2"/>
+          <w:rFonts w:ascii="Source Sans Pro" w:hAnsi="Source Sans Pro"/>
+          <w:spacing w:val="-6"/>
+        </w:rPr>
+        <w:t xml:space="preserve"> </w:t>
+      </w:r>
+      <w:r>
+        <w:rPr>
+          <w:rFonts w:ascii="Source Sans Pro" w:hAnsi="Source Sans Pro"/>
         </w:rPr>
         <w:t>calcium</w:t>
       </w:r>
       <w:r>
         <w:rPr>
-          <w:spacing w:val="-24"/>
-        </w:rPr>
-        <w:t xml:space="preserve"> </w:t>
-      </w:r>
-      <w:r>
-        <w:rPr>
-          <w:spacing w:val="-2"/>
+          <w:rFonts w:ascii="Source Sans Pro" w:hAnsi="Source Sans Pro"/>
+          <w:spacing w:val="-6"/>
+        </w:rPr>
+        <w:t xml:space="preserve"> </w:t>
+      </w:r>
+      <w:r>
+        <w:rPr>
+          <w:rFonts w:ascii="Source Sans Pro" w:hAnsi="Source Sans Pro"/>
         </w:rPr>
         <w:t>release</w:t>
       </w:r>
       <w:r>
         <w:rPr>
-          <w:spacing w:val="-24"/>
-        </w:rPr>
-        <w:t xml:space="preserve"> </w:t>
-      </w:r>
-      <w:r>
-        <w:rPr>
-          <w:spacing w:val="-2"/>
+          <w:rFonts w:ascii="Source Sans Pro" w:hAnsi="Source Sans Pro"/>
+          <w:spacing w:val="-6"/>
+        </w:rPr>
+        <w:t xml:space="preserve"> </w:t>
+      </w:r>
+      <w:r>
+        <w:rPr>
+          <w:rFonts w:ascii="Source Sans Pro" w:hAnsi="Source Sans Pro"/>
         </w:rPr>
         <w:t>dynamics</w:t>
       </w:r>
       <w:r>
         <w:rPr>
-          <w:spacing w:val="-24"/>
-        </w:rPr>
-        <w:t xml:space="preserve"> </w:t>
-      </w:r>
-      <w:r>
-        <w:rPr>
-          <w:spacing w:val="-2"/>
+          <w:rFonts w:ascii="Source Sans Pro" w:hAnsi="Source Sans Pro"/>
+          <w:spacing w:val="-6"/>
+        </w:rPr>
+        <w:t xml:space="preserve"> </w:t>
+      </w:r>
+      <w:r>
+        <w:rPr>
+          <w:rFonts w:ascii="Source Sans Pro" w:hAnsi="Source Sans Pro"/>
         </w:rPr>
         <w:t>and</w:t>
       </w:r>
       <w:r>
         <w:rPr>
-          <w:spacing w:val="-24"/>
-        </w:rPr>
-        <w:t xml:space="preserve"> </w:t>
-      </w:r>
-      <w:r>
-        <w:rPr>
-          <w:spacing w:val="-2"/>
+          <w:rFonts w:ascii="Source Sans Pro" w:hAnsi="Source Sans Pro"/>
+          <w:spacing w:val="-6"/>
+        </w:rPr>
+        <w:t xml:space="preserve"> </w:t>
+      </w:r>
+      <w:r>
+        <w:rPr>
+          <w:rFonts w:ascii="Source Sans Pro" w:hAnsi="Source Sans Pro"/>
         </w:rPr>
         <w:t>action</w:t>
       </w:r>
       <w:r>
         <w:rPr>
-          <w:spacing w:val="-24"/>
-        </w:rPr>
-        <w:t xml:space="preserve"> </w:t>
-      </w:r>
-      <w:r>
-        <w:rPr>
-          <w:spacing w:val="-2"/>
+          <w:rFonts w:ascii="Source Sans Pro" w:hAnsi="Source Sans Pro"/>
+          <w:spacing w:val="-6"/>
+        </w:rPr>
+        <w:t xml:space="preserve"> </w:t>
+      </w:r>
+      <w:r>
+        <w:rPr>
+          <w:rFonts w:ascii="Source Sans Pro" w:hAnsi="Source Sans Pro"/>
         </w:rPr>
         <w:t>potentials</w:t>
       </w:r>
       <w:r>
         <w:rPr>
-          <w:spacing w:val="-24"/>
-        </w:rPr>
-        <w:t xml:space="preserve"> </w:t>
-      </w:r>
-      <w:r>
-        <w:rPr>
-          <w:spacing w:val="-2"/>
+          <w:rFonts w:ascii="Source Sans Pro" w:hAnsi="Source Sans Pro"/>
+          <w:spacing w:val="-6"/>
+        </w:rPr>
+        <w:t xml:space="preserve"> </w:t>
+      </w:r>
+      <w:r>
+        <w:rPr>
+          <w:rFonts w:ascii="Source Sans Pro" w:hAnsi="Source Sans Pro"/>
         </w:rPr>
         <w:t>using</w:t>
       </w:r>
       <w:r>
         <w:rPr>
-          <w:spacing w:val="-24"/>
-        </w:rPr>
-        <w:t xml:space="preserve"> </w:t>
-      </w:r>
-      <w:r>
-        <w:rPr>
-          <w:spacing w:val="-2"/>
-        </w:rPr>
-        <w:t xml:space="preserve">computational </w:t>
-      </w:r>
-      <w:r>
-        <w:t>electrophysiology</w:t>
-      </w:r>
-      <w:r>
-        <w:rPr>
-          <w:spacing w:val="-23"/>
-        </w:rPr>
-        <w:t xml:space="preserve"> </w:t>
-      </w:r>
-      <w:r>
-        <w:t>methods</w:t>
+          <w:rFonts w:ascii="Source Sans Pro" w:hAnsi="Source Sans Pro"/>
+          <w:spacing w:val="-6"/>
+        </w:rPr>
+        <w:t xml:space="preserve"> </w:t>
+      </w:r>
+      <w:r>
+        <w:rPr>
+          <w:rFonts w:ascii="Source Sans Pro" w:hAnsi="Source Sans Pro"/>
+        </w:rPr>
+        <w:t>computational electrophysiology methods</w:t>
       </w:r>
     </w:p>
     <w:p>
       <w:pPr>
         <w:pStyle w:val="BodyText"/>
-        <w:spacing w:before="15"/>
-        <w:rPr>
-          <w:sz w:val="20"/>
+        <w:spacing w:before="4" w:line="276" w:lineRule="auto"/>
+        <w:rPr>
+          <w:rFonts w:ascii="Source Sans Pro" w:hAnsi="Source Sans Pro"/>
+          <w:sz w:val="17"/>
         </w:rPr>
       </w:pPr>
       <w:r>
         <w:rPr>
+          <w:rFonts w:ascii="Source Sans Pro" w:hAnsi="Source Sans Pro"/>
           <w:noProof/>
-          <w:sz w:val="20"/>
+          <w:sz w:val="17"/>
         </w:rPr>
         <mc:AlternateContent>
           <mc:Choice Requires="wpg">
             <w:drawing>
-              <wp:anchor distT="0" distB="0" distL="0" distR="0" simplePos="0" relativeHeight="487589376" behindDoc="1" locked="0" layoutInCell="1" allowOverlap="1" wp14:anchorId="197CBA38" wp14:editId="6100A6F8">
+              <wp:anchor distT="0" distB="0" distL="0" distR="0" simplePos="0" relativeHeight="251658752" behindDoc="1" locked="0" layoutInCell="1" allowOverlap="1" wp14:anchorId="483F8964" wp14:editId="48869AB8">
                 <wp:simplePos x="0" y="0"/>
                 <wp:positionH relativeFrom="page">
                   <wp:posOffset>571499</wp:posOffset>
                 </wp:positionH>
                 <wp:positionV relativeFrom="paragraph">
-                  <wp:posOffset>178391</wp:posOffset>
+                  <wp:posOffset>171831</wp:posOffset>
                 </wp:positionV>
                 <wp:extent cx="6410325" cy="247650"/>
                 <wp:effectExtent l="0" t="0" r="0" b="0"/>
@@ -3572,39 +2997,48 @@
                           <w:txbxContent>
                             <w:p>
                               <w:pPr>
-                                <w:spacing w:before="25"/>
+                                <w:spacing w:before="36"/>
                                 <w:ind w:left="2"/>
                                 <w:jc w:val="center"/>
                                 <w:rPr>
-                                  <w:b/>
-                                  <w:sz w:val="23"/>
+                                  <w:rFonts w:ascii="Segoe UI Semibold" w:hAnsi="Segoe UI Semibold" w:cs="Segoe UI Semibold"/>
+                                  <w:bCs/>
+                                  <w:color w:val="345C7D"/>
+                                  <w:spacing w:val="-2"/>
+                                  <w:w w:val="110"/>
+                                  <w:szCs w:val="20"/>
                                 </w:rPr>
                               </w:pPr>
                               <w:r>
                                 <w:rPr>
-                                  <w:b/>
+                                  <w:rFonts w:ascii="Segoe UI Semibold" w:hAnsi="Segoe UI Semibold" w:cs="Segoe UI Semibold"/>
+                                  <w:bCs/>
                                   <w:color w:val="345C7D"/>
-                                  <w:w w:val="90"/>
-                                  <w:sz w:val="23"/>
+                                  <w:spacing w:val="-2"/>
+                                  <w:w w:val="110"/>
+                                  <w:szCs w:val="20"/>
                                 </w:rPr>
                                 <w:t>Military</w:t>
                               </w:r>
                               <w:r>
                                 <w:rPr>
-                                  <w:b/>
+                                  <w:rFonts w:ascii="Segoe UI Semibold" w:hAnsi="Segoe UI Semibold" w:cs="Segoe UI Semibold"/>
+                                  <w:bCs/>
                                   <w:color w:val="345C7D"/>
-                                  <w:spacing w:val="33"/>
-                                  <w:sz w:val="23"/>
+                                  <w:spacing w:val="-2"/>
+                                  <w:w w:val="110"/>
+                                  <w:szCs w:val="20"/>
                                 </w:rPr>
                                 <w:t xml:space="preserve"> </w:t>
                               </w:r>
                               <w:r>
                                 <w:rPr>
-                                  <w:b/>
+                                  <w:rFonts w:ascii="Segoe UI Semibold" w:hAnsi="Segoe UI Semibold" w:cs="Segoe UI Semibold"/>
+                                  <w:bCs/>
                                   <w:color w:val="345C7D"/>
                                   <w:spacing w:val="-2"/>
-                                  <w:w w:val="95"/>
-                                  <w:sz w:val="23"/>
+                                  <w:w w:val="110"/>
+                                  <w:szCs w:val="20"/>
                                 </w:rPr>
                                 <w:t>Service</w:t>
                               </w:r>
@@ -3623,7 +3057,7 @@
           </mc:Choice>
           <mc:Fallback>
             <w:pict>
-              <v:group w14:anchorId="197CBA38" id="Group 19" o:spid="_x0000_s1035" style="position:absolute;margin-left:45pt;margin-top:14.05pt;width:504.75pt;height:19.5pt;z-index:-15727104;mso-wrap-distance-left:0;mso-wrap-distance-right:0;mso-position-horizontal-relative:page" coordsize="64103,2476" o:gfxdata="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">
+              <v:group w14:anchorId="483F8964" id="Group 19" o:spid="_x0000_s1035" style="position:absolute;margin-left:45pt;margin-top:13.55pt;width:504.75pt;height:19.5pt;z-index:-251657728;mso-wrap-distance-left:0;mso-wrap-distance-right:0;mso-position-horizontal-relative:page" coordsize="64103,2476" o:gfxdata="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">
                 <v:shape id="Graphic 20" o:spid="_x0000_s1036" style="position:absolute;width:64103;height:2476;visibility:visible;mso-wrap-style:square;v-text-anchor:top" coordsize="6410325,247650" o:gfxdata="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" path="m6393800,247649r-6377277,l14093,247165,,231126r,-2527l,16523,16523,,6393800,r16523,16523l6410323,231126r-14093,16039l6393800,247649xe" fillcolor="#345c7d" stroked="f">
                   <v:fill opacity="4626f"/>
                   <v:path arrowok="t"/>
@@ -3633,39 +3067,48 @@
                     <w:txbxContent>
                       <w:p>
                         <w:pPr>
-                          <w:spacing w:before="25"/>
+                          <w:spacing w:before="36"/>
                           <w:ind w:left="2"/>
                           <w:jc w:val="center"/>
                           <w:rPr>
-                            <w:b/>
-                            <w:sz w:val="23"/>
+                            <w:rFonts w:ascii="Segoe UI Semibold" w:hAnsi="Segoe UI Semibold" w:cs="Segoe UI Semibold"/>
+                            <w:bCs/>
+                            <w:color w:val="345C7D"/>
+                            <w:spacing w:val="-2"/>
+                            <w:w w:val="110"/>
+                            <w:szCs w:val="20"/>
                           </w:rPr>
                         </w:pPr>
                         <w:r>
                           <w:rPr>
-                            <w:b/>
+                            <w:rFonts w:ascii="Segoe UI Semibold" w:hAnsi="Segoe UI Semibold" w:cs="Segoe UI Semibold"/>
+                            <w:bCs/>
                             <w:color w:val="345C7D"/>
-                            <w:w w:val="90"/>
-                            <w:sz w:val="23"/>
+                            <w:spacing w:val="-2"/>
+                            <w:w w:val="110"/>
+                            <w:szCs w:val="20"/>
                           </w:rPr>
                           <w:t>Military</w:t>
                         </w:r>
                         <w:r>
                           <w:rPr>
-                            <w:b/>
+                            <w:rFonts w:ascii="Segoe UI Semibold" w:hAnsi="Segoe UI Semibold" w:cs="Segoe UI Semibold"/>
+                            <w:bCs/>
                             <w:color w:val="345C7D"/>
-                            <w:spacing w:val="33"/>
-                            <w:sz w:val="23"/>
+                            <w:spacing w:val="-2"/>
+                            <w:w w:val="110"/>
+                            <w:szCs w:val="20"/>
                           </w:rPr>
                           <w:t xml:space="preserve"> </w:t>
                         </w:r>
                         <w:r>
                           <w:rPr>
-                            <w:b/>
+                            <w:rFonts w:ascii="Segoe UI Semibold" w:hAnsi="Segoe UI Semibold" w:cs="Segoe UI Semibold"/>
+                            <w:bCs/>
                             <w:color w:val="345C7D"/>
                             <w:spacing w:val="-2"/>
-                            <w:w w:val="95"/>
-                            <w:sz w:val="23"/>
+                            <w:w w:val="110"/>
+                            <w:szCs w:val="20"/>
                           </w:rPr>
                           <w:t>Service</w:t>
                         </w:r>
@@ -3682,178 +3125,132 @@
     </w:p>
     <w:p>
       <w:pPr>
+        <w:pStyle w:val="Heading2"/>
         <w:tabs>
           <w:tab w:val="left" w:pos="2377"/>
         </w:tabs>
-        <w:spacing w:before="135"/>
-        <w:ind w:left="57"/>
-        <w:rPr>
-          <w:b/>
-          <w:sz w:val="21"/>
+        <w:spacing w:line="240" w:lineRule="auto"/>
+        <w:rPr>
+          <w:rFonts w:ascii="Source Sans Pro" w:hAnsi="Source Sans Pro"/>
         </w:rPr>
       </w:pPr>
       <w:r>
         <w:rPr>
-          <w:w w:val="90"/>
-          <w:sz w:val="21"/>
-        </w:rPr>
-        <w:t>2016</w:t>
-      </w:r>
-      <w:r>
-        <w:rPr>
-          <w:spacing w:val="-17"/>
-          <w:w w:val="90"/>
-          <w:sz w:val="21"/>
-        </w:rPr>
-        <w:t xml:space="preserve"> </w:t>
-      </w:r>
-      <w:r>
-        <w:rPr>
-          <w:w w:val="90"/>
-          <w:sz w:val="21"/>
-        </w:rPr>
-        <w:t>–</w:t>
-      </w:r>
-      <w:r>
-        <w:rPr>
-          <w:spacing w:val="-17"/>
-          <w:w w:val="90"/>
-          <w:sz w:val="21"/>
-        </w:rPr>
-        <w:t xml:space="preserve"> </w:t>
-      </w:r>
-      <w:r>
-        <w:rPr>
+          <w:rFonts w:ascii="Source Sans Pro" w:hAnsi="Source Sans Pro"/>
+          <w:b w:val="0"/>
+        </w:rPr>
+        <w:t xml:space="preserve">2016 – </w:t>
+      </w:r>
+      <w:r>
+        <w:rPr>
+          <w:rFonts w:ascii="Source Sans Pro" w:hAnsi="Source Sans Pro"/>
+          <w:b w:val="0"/>
           <w:spacing w:val="-4"/>
-          <w:w w:val="90"/>
-          <w:sz w:val="21"/>
         </w:rPr>
         <w:t>2018</w:t>
       </w:r>
       <w:r>
         <w:rPr>
-          <w:sz w:val="21"/>
+          <w:rFonts w:ascii="Source Sans Pro" w:hAnsi="Source Sans Pro"/>
+          <w:b w:val="0"/>
         </w:rPr>
         <w:tab/>
       </w:r>
       <w:r>
         <w:rPr>
-          <w:b/>
-          <w:w w:val="85"/>
-          <w:sz w:val="21"/>
+          <w:rFonts w:ascii="Source Sans Pro" w:hAnsi="Source Sans Pro"/>
         </w:rPr>
         <w:t>Office</w:t>
       </w:r>
       <w:r>
         <w:rPr>
-          <w:b/>
-          <w:spacing w:val="-4"/>
-          <w:sz w:val="21"/>
-        </w:rPr>
-        <w:t xml:space="preserve"> </w:t>
-      </w:r>
-      <w:r>
-        <w:rPr>
-          <w:b/>
-          <w:w w:val="85"/>
-          <w:sz w:val="21"/>
+          <w:rFonts w:ascii="Source Sans Pro" w:hAnsi="Source Sans Pro"/>
+          <w:spacing w:val="15"/>
+        </w:rPr>
+        <w:t xml:space="preserve"> </w:t>
+      </w:r>
+      <w:r>
+        <w:rPr>
+          <w:rFonts w:ascii="Source Sans Pro" w:hAnsi="Source Sans Pro"/>
         </w:rPr>
         <w:t>of</w:t>
       </w:r>
       <w:r>
         <w:rPr>
-          <w:b/>
-          <w:spacing w:val="-4"/>
-          <w:sz w:val="21"/>
-        </w:rPr>
-        <w:t xml:space="preserve"> </w:t>
-      </w:r>
-      <w:r>
-        <w:rPr>
-          <w:b/>
-          <w:w w:val="85"/>
-          <w:sz w:val="21"/>
+          <w:rFonts w:ascii="Source Sans Pro" w:hAnsi="Source Sans Pro"/>
+          <w:spacing w:val="15"/>
+        </w:rPr>
+        <w:t xml:space="preserve"> </w:t>
+      </w:r>
+      <w:r>
+        <w:rPr>
+          <w:rFonts w:ascii="Source Sans Pro" w:hAnsi="Source Sans Pro"/>
         </w:rPr>
         <w:t>the</w:t>
       </w:r>
       <w:r>
         <w:rPr>
-          <w:b/>
-          <w:spacing w:val="-3"/>
-          <w:sz w:val="21"/>
-        </w:rPr>
-        <w:t xml:space="preserve"> </w:t>
-      </w:r>
-      <w:r>
-        <w:rPr>
-          <w:b/>
-          <w:w w:val="85"/>
-          <w:sz w:val="21"/>
+          <w:rFonts w:ascii="Source Sans Pro" w:hAnsi="Source Sans Pro"/>
+          <w:spacing w:val="15"/>
+        </w:rPr>
+        <w:t xml:space="preserve"> </w:t>
+      </w:r>
+      <w:r>
+        <w:rPr>
+          <w:rFonts w:ascii="Source Sans Pro" w:hAnsi="Source Sans Pro"/>
         </w:rPr>
         <w:t>Director</w:t>
       </w:r>
       <w:r>
         <w:rPr>
-          <w:b/>
-          <w:spacing w:val="-4"/>
-          <w:sz w:val="21"/>
-        </w:rPr>
-        <w:t xml:space="preserve"> </w:t>
-      </w:r>
-      <w:r>
-        <w:rPr>
-          <w:b/>
-          <w:w w:val="85"/>
-          <w:sz w:val="21"/>
+          <w:rFonts w:ascii="Source Sans Pro" w:hAnsi="Source Sans Pro"/>
+          <w:spacing w:val="15"/>
+        </w:rPr>
+        <w:t xml:space="preserve"> </w:t>
+      </w:r>
+      <w:r>
+        <w:rPr>
+          <w:rFonts w:ascii="Source Sans Pro" w:hAnsi="Source Sans Pro"/>
         </w:rPr>
         <w:t>General,</w:t>
       </w:r>
       <w:r>
         <w:rPr>
-          <w:b/>
-          <w:spacing w:val="-4"/>
-          <w:sz w:val="21"/>
-        </w:rPr>
-        <w:t xml:space="preserve"> </w:t>
-      </w:r>
-      <w:r>
-        <w:rPr>
-          <w:b/>
-          <w:w w:val="85"/>
-          <w:sz w:val="21"/>
+          <w:rFonts w:ascii="Source Sans Pro" w:hAnsi="Source Sans Pro"/>
+          <w:spacing w:val="15"/>
+        </w:rPr>
+        <w:t xml:space="preserve"> </w:t>
+      </w:r>
+      <w:r>
+        <w:rPr>
+          <w:rFonts w:ascii="Source Sans Pro" w:hAnsi="Source Sans Pro"/>
         </w:rPr>
         <w:t>Ministry</w:t>
       </w:r>
       <w:r>
         <w:rPr>
-          <w:b/>
-          <w:spacing w:val="-3"/>
-          <w:sz w:val="21"/>
-        </w:rPr>
-        <w:t xml:space="preserve"> </w:t>
-      </w:r>
-      <w:r>
-        <w:rPr>
-          <w:b/>
-          <w:w w:val="85"/>
-          <w:sz w:val="21"/>
+          <w:rFonts w:ascii="Source Sans Pro" w:hAnsi="Source Sans Pro"/>
+          <w:spacing w:val="16"/>
+        </w:rPr>
+        <w:t xml:space="preserve"> </w:t>
+      </w:r>
+      <w:r>
+        <w:rPr>
+          <w:rFonts w:ascii="Source Sans Pro" w:hAnsi="Source Sans Pro"/>
         </w:rPr>
         <w:t>of</w:t>
       </w:r>
       <w:r>
         <w:rPr>
-          <w:b/>
-          <w:spacing w:val="-4"/>
-          <w:sz w:val="21"/>
-        </w:rPr>
-        <w:t xml:space="preserve"> </w:t>
-      </w:r>
-      <w:r>
-        <w:rPr>
-          <w:b/>
+          <w:rFonts w:ascii="Source Sans Pro" w:hAnsi="Source Sans Pro"/>
+          <w:spacing w:val="15"/>
+        </w:rPr>
+        <w:t xml:space="preserve"> </w:t>
+      </w:r>
+      <w:r>
+        <w:rPr>
+          <w:rFonts w:ascii="Source Sans Pro" w:hAnsi="Source Sans Pro"/>
           <w:spacing w:val="-2"/>
-          <w:w w:val="85"/>
-          <w:sz w:val="21"/>
         </w:rPr>
         <w:t>Defense</w:t>
       </w:r>
@@ -3861,16 +3258,19 @@
     <w:p>
       <w:pPr>
         <w:pStyle w:val="BodyText"/>
-        <w:spacing w:before="16" w:line="256" w:lineRule="auto"/>
         <w:ind w:left="2566" w:hanging="162"/>
+        <w:rPr>
+          <w:rFonts w:ascii="Source Sans Pro" w:hAnsi="Source Sans Pro"/>
+        </w:rPr>
       </w:pPr>
       <w:r>
         <w:rPr>
+          <w:rFonts w:ascii="Source Sans Pro" w:hAnsi="Source Sans Pro"/>
           <w:noProof/>
           <w:position w:val="4"/>
         </w:rPr>
         <w:drawing>
-          <wp:inline distT="0" distB="0" distL="0" distR="0" wp14:anchorId="711273DF" wp14:editId="6BF434E9">
+          <wp:inline distT="0" distB="0" distL="0" distR="0" wp14:anchorId="6EEA5311" wp14:editId="2E81A54B">
             <wp:extent cx="38099" cy="38099"/>
             <wp:effectExtent l="0" t="0" r="0" b="0"/>
             <wp:docPr id="22" name="Image 22"/>
@@ -3907,210 +3307,227 @@
       </w:r>
       <w:r>
         <w:rPr>
-          <w:rFonts w:ascii="Times New Roman"/>
-          <w:spacing w:val="67"/>
+          <w:rFonts w:ascii="Source Sans Pro" w:hAnsi="Source Sans Pro"/>
+          <w:spacing w:val="39"/>
           <w:sz w:val="20"/>
         </w:rPr>
         <w:t xml:space="preserve"> </w:t>
       </w:r>
       <w:r>
         <w:rPr>
-          <w:spacing w:val="-4"/>
+          <w:rFonts w:ascii="Source Sans Pro" w:hAnsi="Source Sans Pro"/>
         </w:rPr>
         <w:t>Supported</w:t>
       </w:r>
       <w:r>
         <w:rPr>
-          <w:spacing w:val="-18"/>
-        </w:rPr>
-        <w:t xml:space="preserve"> </w:t>
-      </w:r>
-      <w:r>
-        <w:rPr>
-          <w:spacing w:val="-4"/>
+          <w:rFonts w:ascii="Source Sans Pro" w:hAnsi="Source Sans Pro"/>
+          <w:spacing w:val="-5"/>
+        </w:rPr>
+        <w:t xml:space="preserve"> </w:t>
+      </w:r>
+      <w:r>
+        <w:rPr>
+          <w:rFonts w:ascii="Source Sans Pro" w:hAnsi="Source Sans Pro"/>
         </w:rPr>
         <w:t>senior</w:t>
       </w:r>
       <w:r>
         <w:rPr>
-          <w:spacing w:val="-18"/>
-        </w:rPr>
-        <w:t xml:space="preserve"> </w:t>
-      </w:r>
-      <w:r>
-        <w:rPr>
-          <w:spacing w:val="-4"/>
+          <w:rFonts w:ascii="Source Sans Pro" w:hAnsi="Source Sans Pro"/>
+          <w:spacing w:val="-5"/>
+        </w:rPr>
+        <w:t xml:space="preserve"> </w:t>
+      </w:r>
+      <w:r>
+        <w:rPr>
+          <w:rFonts w:ascii="Source Sans Pro" w:hAnsi="Source Sans Pro"/>
         </w:rPr>
         <w:t>defense</w:t>
       </w:r>
       <w:r>
         <w:rPr>
-          <w:spacing w:val="-18"/>
-        </w:rPr>
-        <w:t xml:space="preserve"> </w:t>
-      </w:r>
-      <w:r>
-        <w:rPr>
-          <w:spacing w:val="-4"/>
+          <w:rFonts w:ascii="Source Sans Pro" w:hAnsi="Source Sans Pro"/>
+          <w:spacing w:val="-5"/>
+        </w:rPr>
+        <w:t xml:space="preserve"> </w:t>
+      </w:r>
+      <w:r>
+        <w:rPr>
+          <w:rFonts w:ascii="Source Sans Pro" w:hAnsi="Source Sans Pro"/>
         </w:rPr>
         <w:t>officials</w:t>
       </w:r>
       <w:r>
         <w:rPr>
-          <w:spacing w:val="-18"/>
-        </w:rPr>
-        <w:t xml:space="preserve"> </w:t>
-      </w:r>
-      <w:r>
-        <w:rPr>
-          <w:spacing w:val="-4"/>
+          <w:rFonts w:ascii="Source Sans Pro" w:hAnsi="Source Sans Pro"/>
+          <w:spacing w:val="-5"/>
+        </w:rPr>
+        <w:t xml:space="preserve"> </w:t>
+      </w:r>
+      <w:r>
+        <w:rPr>
+          <w:rFonts w:ascii="Source Sans Pro" w:hAnsi="Source Sans Pro"/>
         </w:rPr>
         <w:t>in</w:t>
       </w:r>
       <w:r>
         <w:rPr>
-          <w:spacing w:val="-18"/>
-        </w:rPr>
-        <w:t xml:space="preserve"> </w:t>
-      </w:r>
-      <w:r>
-        <w:rPr>
-          <w:spacing w:val="-4"/>
+          <w:rFonts w:ascii="Source Sans Pro" w:hAnsi="Source Sans Pro"/>
+          <w:spacing w:val="-5"/>
+        </w:rPr>
+        <w:t xml:space="preserve"> </w:t>
+      </w:r>
+      <w:r>
+        <w:rPr>
+          <w:rFonts w:ascii="Source Sans Pro" w:hAnsi="Source Sans Pro"/>
         </w:rPr>
         <w:t>a</w:t>
       </w:r>
       <w:r>
         <w:rPr>
-          <w:spacing w:val="-18"/>
-        </w:rPr>
-        <w:t xml:space="preserve"> </w:t>
-      </w:r>
-      <w:r>
-        <w:rPr>
-          <w:spacing w:val="-4"/>
+          <w:rFonts w:ascii="Source Sans Pro" w:hAnsi="Source Sans Pro"/>
+          <w:spacing w:val="-5"/>
+        </w:rPr>
+        <w:t xml:space="preserve"> </w:t>
+      </w:r>
+      <w:r>
+        <w:rPr>
+          <w:rFonts w:ascii="Source Sans Pro" w:hAnsi="Source Sans Pro"/>
         </w:rPr>
         <w:t>high-responsibility</w:t>
       </w:r>
       <w:r>
         <w:rPr>
-          <w:spacing w:val="-18"/>
-        </w:rPr>
-        <w:t xml:space="preserve"> </w:t>
-      </w:r>
-      <w:r>
-        <w:rPr>
-          <w:spacing w:val="-4"/>
+          <w:rFonts w:ascii="Source Sans Pro" w:hAnsi="Source Sans Pro"/>
+          <w:spacing w:val="-5"/>
+        </w:rPr>
+        <w:t xml:space="preserve"> </w:t>
+      </w:r>
+      <w:r>
+        <w:rPr>
+          <w:rFonts w:ascii="Source Sans Pro" w:hAnsi="Source Sans Pro"/>
         </w:rPr>
         <w:t>executive</w:t>
       </w:r>
       <w:r>
         <w:rPr>
-          <w:spacing w:val="-18"/>
-        </w:rPr>
-        <w:t xml:space="preserve"> </w:t>
-      </w:r>
-      <w:r>
-        <w:rPr>
-          <w:spacing w:val="-4"/>
+          <w:rFonts w:ascii="Source Sans Pro" w:hAnsi="Source Sans Pro"/>
+          <w:spacing w:val="-5"/>
+        </w:rPr>
+        <w:t xml:space="preserve"> </w:t>
+      </w:r>
+      <w:r>
+        <w:rPr>
+          <w:rFonts w:ascii="Source Sans Pro" w:hAnsi="Source Sans Pro"/>
         </w:rPr>
         <w:t>environment, coordinating</w:t>
       </w:r>
       <w:r>
         <w:rPr>
-          <w:spacing w:val="-17"/>
-        </w:rPr>
-        <w:t xml:space="preserve"> </w:t>
-      </w:r>
-      <w:r>
-        <w:rPr>
-          <w:spacing w:val="-4"/>
+          <w:rFonts w:ascii="Source Sans Pro" w:hAnsi="Source Sans Pro"/>
+          <w:spacing w:val="-5"/>
+        </w:rPr>
+        <w:t xml:space="preserve"> </w:t>
+      </w:r>
+      <w:r>
+        <w:rPr>
+          <w:rFonts w:ascii="Source Sans Pro" w:hAnsi="Source Sans Pro"/>
         </w:rPr>
         <w:t>cross-departmental</w:t>
       </w:r>
       <w:r>
         <w:rPr>
-          <w:spacing w:val="-17"/>
-        </w:rPr>
-        <w:t xml:space="preserve"> </w:t>
-      </w:r>
-      <w:r>
-        <w:rPr>
-          <w:spacing w:val="-4"/>
+          <w:rFonts w:ascii="Source Sans Pro" w:hAnsi="Source Sans Pro"/>
+          <w:spacing w:val="-5"/>
+        </w:rPr>
+        <w:t xml:space="preserve"> </w:t>
+      </w:r>
+      <w:r>
+        <w:rPr>
+          <w:rFonts w:ascii="Source Sans Pro" w:hAnsi="Source Sans Pro"/>
         </w:rPr>
         <w:t>operations</w:t>
       </w:r>
       <w:r>
         <w:rPr>
-          <w:spacing w:val="-16"/>
-        </w:rPr>
-        <w:t xml:space="preserve"> </w:t>
-      </w:r>
-      <w:r>
-        <w:rPr>
-          <w:spacing w:val="-4"/>
+          <w:rFonts w:ascii="Source Sans Pro" w:hAnsi="Source Sans Pro"/>
+          <w:spacing w:val="-5"/>
+        </w:rPr>
+        <w:t xml:space="preserve"> </w:t>
+      </w:r>
+      <w:r>
+        <w:rPr>
+          <w:rFonts w:ascii="Source Sans Pro" w:hAnsi="Source Sans Pro"/>
         </w:rPr>
         <w:t>and</w:t>
       </w:r>
       <w:r>
         <w:rPr>
-          <w:spacing w:val="-17"/>
-        </w:rPr>
-        <w:t xml:space="preserve"> </w:t>
-      </w:r>
-      <w:r>
-        <w:rPr>
-          <w:spacing w:val="-4"/>
+          <w:rFonts w:ascii="Source Sans Pro" w:hAnsi="Source Sans Pro"/>
+          <w:spacing w:val="-5"/>
+        </w:rPr>
+        <w:t xml:space="preserve"> </w:t>
+      </w:r>
+      <w:r>
+        <w:rPr>
+          <w:rFonts w:ascii="Source Sans Pro" w:hAnsi="Source Sans Pro"/>
         </w:rPr>
         <w:t>managing</w:t>
       </w:r>
       <w:r>
         <w:rPr>
-          <w:spacing w:val="-16"/>
-        </w:rPr>
-        <w:t xml:space="preserve"> </w:t>
-      </w:r>
-      <w:r>
-        <w:rPr>
-          <w:spacing w:val="-4"/>
+          <w:rFonts w:ascii="Source Sans Pro" w:hAnsi="Source Sans Pro"/>
+          <w:spacing w:val="-5"/>
+        </w:rPr>
+        <w:t xml:space="preserve"> </w:t>
+      </w:r>
+      <w:r>
+        <w:rPr>
+          <w:rFonts w:ascii="Source Sans Pro" w:hAnsi="Source Sans Pro"/>
         </w:rPr>
         <w:t>sensitive</w:t>
       </w:r>
       <w:r>
         <w:rPr>
-          <w:spacing w:val="-17"/>
-        </w:rPr>
-        <w:t xml:space="preserve"> </w:t>
-      </w:r>
-      <w:r>
-        <w:rPr>
-          <w:spacing w:val="-4"/>
-        </w:rPr>
-        <w:t>information.</w:t>
+          <w:rFonts w:ascii="Source Sans Pro" w:hAnsi="Source Sans Pro"/>
+          <w:spacing w:val="-5"/>
+        </w:rPr>
+        <w:t xml:space="preserve"> </w:t>
+      </w:r>
+      <w:r>
+        <w:rPr>
+          <w:rFonts w:ascii="Source Sans Pro" w:hAnsi="Source Sans Pro"/>
+          <w:spacing w:val="-2"/>
+        </w:rPr>
+        <w:t>information</w:t>
       </w:r>
     </w:p>
     <w:p>
       <w:pPr>
         <w:pStyle w:val="BodyText"/>
-        <w:spacing w:before="17"/>
-        <w:rPr>
-          <w:sz w:val="20"/>
+        <w:spacing w:before="4" w:line="276" w:lineRule="auto"/>
+        <w:rPr>
+          <w:rFonts w:ascii="Source Sans Pro" w:hAnsi="Source Sans Pro"/>
+          <w:sz w:val="17"/>
         </w:rPr>
       </w:pPr>
       <w:r>
         <w:rPr>
+          <w:rFonts w:ascii="Source Sans Pro" w:hAnsi="Source Sans Pro"/>
           <w:noProof/>
-          <w:sz w:val="20"/>
+          <w:sz w:val="17"/>
         </w:rPr>
         <mc:AlternateContent>
           <mc:Choice Requires="wpg">
             <w:drawing>
-              <wp:anchor distT="0" distB="0" distL="0" distR="0" simplePos="0" relativeHeight="487589888" behindDoc="1" locked="0" layoutInCell="1" allowOverlap="1" wp14:anchorId="129EB513" wp14:editId="6D955910">
+              <wp:anchor distT="0" distB="0" distL="0" distR="0" simplePos="0" relativeHeight="251660800" behindDoc="1" locked="0" layoutInCell="1" allowOverlap="1" wp14:anchorId="3EAEFA4C" wp14:editId="59C51D75">
                 <wp:simplePos x="0" y="0"/>
                 <wp:positionH relativeFrom="page">
                   <wp:posOffset>571499</wp:posOffset>
                 </wp:positionH>
                 <wp:positionV relativeFrom="paragraph">
-                  <wp:posOffset>179758</wp:posOffset>
+                  <wp:posOffset>171582</wp:posOffset>
                 </wp:positionV>
                 <wp:extent cx="6410325" cy="247650"/>
                 <wp:effectExtent l="0" t="0" r="0" b="0"/>
@@ -4218,20 +3635,26 @@
                           <w:txbxContent>
                             <w:p>
                               <w:pPr>
-                                <w:spacing w:before="25"/>
+                                <w:spacing w:before="36"/>
                                 <w:ind w:left="2"/>
                                 <w:jc w:val="center"/>
                                 <w:rPr>
-                                  <w:b/>
-                                  <w:sz w:val="23"/>
+                                  <w:rFonts w:ascii="Segoe UI Semibold" w:hAnsi="Segoe UI Semibold" w:cs="Segoe UI Semibold"/>
+                                  <w:bCs/>
+                                  <w:color w:val="345C7D"/>
+                                  <w:spacing w:val="-2"/>
+                                  <w:w w:val="110"/>
+                                  <w:szCs w:val="20"/>
                                 </w:rPr>
                               </w:pPr>
                               <w:r>
                                 <w:rPr>
-                                  <w:b/>
+                                  <w:rFonts w:ascii="Segoe UI Semibold" w:hAnsi="Segoe UI Semibold" w:cs="Segoe UI Semibold"/>
+                                  <w:bCs/>
                                   <w:color w:val="345C7D"/>
                                   <w:spacing w:val="-2"/>
-                                  <w:sz w:val="23"/>
+                                  <w:w w:val="110"/>
+                                  <w:szCs w:val="20"/>
                                 </w:rPr>
                                 <w:t>Skills</w:t>
                               </w:r>
@@ -4250,7 +3673,7 @@
           </mc:Choice>
           <mc:Fallback>
             <w:pict>
-              <v:group w14:anchorId="129EB513" id="Group 23" o:spid="_x0000_s1038" style="position:absolute;margin-left:45pt;margin-top:14.15pt;width:504.75pt;height:19.5pt;z-index:-15726592;mso-wrap-distance-left:0;mso-wrap-distance-right:0;mso-position-horizontal-relative:page" coordsize="64103,2476" o:gfxdata="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">
+              <v:group w14:anchorId="3EAEFA4C" id="Group 23" o:spid="_x0000_s1038" style="position:absolute;margin-left:45pt;margin-top:13.5pt;width:504.75pt;height:19.5pt;z-index:-251655680;mso-wrap-distance-left:0;mso-wrap-distance-right:0;mso-position-horizontal-relative:page" coordsize="64103,2476" o:gfxdata="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">
                 <v:shape id="Graphic 24" o:spid="_x0000_s1039" style="position:absolute;width:64103;height:2476;visibility:visible;mso-wrap-style:square;v-text-anchor:top" coordsize="6410325,247650" o:gfxdata="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" path="m6393800,247649r-6377277,l14093,247165,,231126r,-2527l,16523,16523,,6393800,r16523,16523l6410323,231126r-14093,16039l6393800,247649xe" fillcolor="#345c7d" stroked="f">
                   <v:fill opacity="4626f"/>
                   <v:path arrowok="t"/>
@@ -4260,20 +3683,26 @@
                     <w:txbxContent>
                       <w:p>
                         <w:pPr>
-                          <w:spacing w:before="25"/>
+                          <w:spacing w:before="36"/>
                           <w:ind w:left="2"/>
                           <w:jc w:val="center"/>
                           <w:rPr>
-                            <w:b/>
-                            <w:sz w:val="23"/>
+                            <w:rFonts w:ascii="Segoe UI Semibold" w:hAnsi="Segoe UI Semibold" w:cs="Segoe UI Semibold"/>
+                            <w:bCs/>
+                            <w:color w:val="345C7D"/>
+                            <w:spacing w:val="-2"/>
+                            <w:w w:val="110"/>
+                            <w:szCs w:val="20"/>
                           </w:rPr>
                         </w:pPr>
                         <w:r>
                           <w:rPr>
-                            <w:b/>
+                            <w:rFonts w:ascii="Segoe UI Semibold" w:hAnsi="Segoe UI Semibold" w:cs="Segoe UI Semibold"/>
+                            <w:bCs/>
                             <w:color w:val="345C7D"/>
                             <w:spacing w:val="-2"/>
-                            <w:sz w:val="23"/>
+                            <w:w w:val="110"/>
+                            <w:szCs w:val="20"/>
                           </w:rPr>
                           <w:t>Skills</w:t>
                         </w:r>
@@ -4291,294 +3720,331 @@
     <w:p>
       <w:pPr>
         <w:pStyle w:val="BodyText"/>
-        <w:spacing w:before="135"/>
+        <w:spacing w:before="130"/>
         <w:ind w:left="57"/>
+        <w:rPr>
+          <w:rFonts w:ascii="Source Sans Pro" w:hAnsi="Source Sans Pro"/>
+        </w:rPr>
       </w:pPr>
       <w:r>
         <w:rPr>
+          <w:rFonts w:ascii="Source Sans Pro" w:hAnsi="Source Sans Pro"/>
           <w:b/>
-          <w:w w:val="90"/>
         </w:rPr>
         <w:t>Programming:</w:t>
       </w:r>
       <w:r>
         <w:rPr>
+          <w:rFonts w:ascii="Source Sans Pro" w:hAnsi="Source Sans Pro"/>
           <w:b/>
-          <w:spacing w:val="3"/>
-        </w:rPr>
-        <w:t xml:space="preserve"> </w:t>
-      </w:r>
-      <w:r>
-        <w:rPr>
-          <w:w w:val="90"/>
+          <w:spacing w:val="-5"/>
+        </w:rPr>
+        <w:t xml:space="preserve"> </w:t>
+      </w:r>
+      <w:r>
+        <w:rPr>
+          <w:rFonts w:ascii="Source Sans Pro" w:hAnsi="Source Sans Pro"/>
         </w:rPr>
         <w:t>Python</w:t>
       </w:r>
       <w:r>
-        <w:t xml:space="preserve"> </w:t>
-      </w:r>
-      <w:r>
-        <w:rPr>
-          <w:w w:val="90"/>
+        <w:rPr>
+          <w:rFonts w:ascii="Source Sans Pro" w:hAnsi="Source Sans Pro"/>
+          <w:spacing w:val="2"/>
+        </w:rPr>
+        <w:t xml:space="preserve"> </w:t>
+      </w:r>
+      <w:r>
+        <w:rPr>
+          <w:rFonts w:ascii="Source Sans Pro" w:hAnsi="Source Sans Pro"/>
         </w:rPr>
         <w:t>(</w:t>
       </w:r>
       <w:proofErr w:type="spellStart"/>
       <w:r>
         <w:rPr>
-          <w:w w:val="90"/>
+          <w:rFonts w:ascii="Source Sans Pro" w:hAnsi="Source Sans Pro"/>
         </w:rPr>
         <w:t>PyTorch</w:t>
       </w:r>
       <w:proofErr w:type="spellEnd"/>
       <w:r>
         <w:rPr>
-          <w:w w:val="90"/>
+          <w:rFonts w:ascii="Source Sans Pro" w:hAnsi="Source Sans Pro"/>
         </w:rPr>
         <w:t>,</w:t>
       </w:r>
       <w:r>
-        <w:t xml:space="preserve"> </w:t>
-      </w:r>
-      <w:r>
-        <w:rPr>
-          <w:w w:val="90"/>
+        <w:rPr>
+          <w:rFonts w:ascii="Source Sans Pro" w:hAnsi="Source Sans Pro"/>
+          <w:spacing w:val="2"/>
+        </w:rPr>
+        <w:t xml:space="preserve"> </w:t>
+      </w:r>
+      <w:r>
+        <w:rPr>
+          <w:rFonts w:ascii="Source Sans Pro" w:hAnsi="Source Sans Pro"/>
         </w:rPr>
         <w:t>NumPy,</w:t>
       </w:r>
       <w:r>
-        <w:t xml:space="preserve"> </w:t>
-      </w:r>
-      <w:r>
-        <w:rPr>
-          <w:w w:val="90"/>
+        <w:rPr>
+          <w:rFonts w:ascii="Source Sans Pro" w:hAnsi="Source Sans Pro"/>
+          <w:spacing w:val="2"/>
+        </w:rPr>
+        <w:t xml:space="preserve"> </w:t>
+      </w:r>
+      <w:r>
+        <w:rPr>
+          <w:rFonts w:ascii="Source Sans Pro" w:hAnsi="Source Sans Pro"/>
         </w:rPr>
         <w:t>Pandas),</w:t>
       </w:r>
       <w:r>
-        <w:t xml:space="preserve"> </w:t>
-      </w:r>
-      <w:r>
-        <w:rPr>
-          <w:w w:val="90"/>
+        <w:rPr>
+          <w:rFonts w:ascii="Source Sans Pro" w:hAnsi="Source Sans Pro"/>
+          <w:spacing w:val="1"/>
+        </w:rPr>
+        <w:t xml:space="preserve"> </w:t>
+      </w:r>
+      <w:r>
+        <w:rPr>
+          <w:rFonts w:ascii="Source Sans Pro" w:hAnsi="Source Sans Pro"/>
         </w:rPr>
         <w:t>MATLAB,</w:t>
       </w:r>
       <w:r>
-        <w:t xml:space="preserve"> </w:t>
-      </w:r>
-      <w:r>
-        <w:rPr>
-          <w:w w:val="90"/>
+        <w:rPr>
+          <w:rFonts w:ascii="Source Sans Pro" w:hAnsi="Source Sans Pro"/>
+          <w:spacing w:val="2"/>
+        </w:rPr>
+        <w:t xml:space="preserve"> </w:t>
+      </w:r>
+      <w:r>
+        <w:rPr>
+          <w:rFonts w:ascii="Source Sans Pro" w:hAnsi="Source Sans Pro"/>
         </w:rPr>
         <w:t>VS</w:t>
       </w:r>
       <w:r>
-        <w:t xml:space="preserve"> </w:t>
-      </w:r>
-      <w:r>
-        <w:rPr>
-          <w:w w:val="90"/>
+        <w:rPr>
+          <w:rFonts w:ascii="Source Sans Pro" w:hAnsi="Source Sans Pro"/>
+          <w:spacing w:val="2"/>
+        </w:rPr>
+        <w:t xml:space="preserve"> </w:t>
+      </w:r>
+      <w:r>
+        <w:rPr>
+          <w:rFonts w:ascii="Source Sans Pro" w:hAnsi="Source Sans Pro"/>
         </w:rPr>
         <w:t>Code</w:t>
       </w:r>
       <w:r>
         <w:rPr>
-          <w:spacing w:val="-1"/>
-        </w:rPr>
-        <w:t xml:space="preserve"> </w:t>
-      </w:r>
-      <w:r>
-        <w:rPr>
-          <w:w w:val="90"/>
+          <w:rFonts w:ascii="Source Sans Pro" w:hAnsi="Source Sans Pro"/>
+          <w:spacing w:val="2"/>
+        </w:rPr>
+        <w:t xml:space="preserve"> </w:t>
+      </w:r>
+      <w:r>
+        <w:rPr>
+          <w:rFonts w:ascii="Source Sans Pro" w:hAnsi="Source Sans Pro"/>
         </w:rPr>
         <w:t>with</w:t>
       </w:r>
       <w:r>
-        <w:t xml:space="preserve"> </w:t>
-      </w:r>
-      <w:r>
-        <w:rPr>
-          <w:w w:val="90"/>
+        <w:rPr>
+          <w:rFonts w:ascii="Source Sans Pro" w:hAnsi="Source Sans Pro"/>
+          <w:spacing w:val="2"/>
+        </w:rPr>
+        <w:t xml:space="preserve"> </w:t>
+      </w:r>
+      <w:r>
+        <w:rPr>
+          <w:rFonts w:ascii="Source Sans Pro" w:hAnsi="Source Sans Pro"/>
         </w:rPr>
         <w:t>AI</w:t>
       </w:r>
       <w:r>
-        <w:t xml:space="preserve"> </w:t>
-      </w:r>
-      <w:r>
-        <w:rPr>
-          <w:w w:val="90"/>
+        <w:rPr>
+          <w:rFonts w:ascii="Source Sans Pro" w:hAnsi="Source Sans Pro"/>
+          <w:spacing w:val="1"/>
+        </w:rPr>
+        <w:t xml:space="preserve"> </w:t>
+      </w:r>
+      <w:r>
+        <w:rPr>
+          <w:rFonts w:ascii="Source Sans Pro" w:hAnsi="Source Sans Pro"/>
         </w:rPr>
         <w:t>assisted</w:t>
       </w:r>
       <w:r>
-        <w:t xml:space="preserve"> </w:t>
-      </w:r>
-      <w:r>
-        <w:rPr>
-          <w:w w:val="90"/>
+        <w:rPr>
+          <w:rFonts w:ascii="Source Sans Pro" w:hAnsi="Source Sans Pro"/>
+          <w:spacing w:val="2"/>
+        </w:rPr>
+        <w:t xml:space="preserve"> </w:t>
+      </w:r>
+      <w:r>
+        <w:rPr>
+          <w:rFonts w:ascii="Source Sans Pro" w:hAnsi="Source Sans Pro"/>
         </w:rPr>
         <w:t>development</w:t>
       </w:r>
       <w:r>
-        <w:t xml:space="preserve"> </w:t>
-      </w:r>
-      <w:r>
-        <w:rPr>
-          <w:w w:val="90"/>
+        <w:rPr>
+          <w:rFonts w:ascii="Source Sans Pro" w:hAnsi="Source Sans Pro"/>
+          <w:spacing w:val="2"/>
+        </w:rPr>
+        <w:t xml:space="preserve"> </w:t>
+      </w:r>
+      <w:r>
+        <w:rPr>
+          <w:rFonts w:ascii="Source Sans Pro" w:hAnsi="Source Sans Pro"/>
         </w:rPr>
         <w:t>(Claude,</w:t>
       </w:r>
       <w:r>
-        <w:t xml:space="preserve"> </w:t>
-      </w:r>
-      <w:r>
-        <w:rPr>
+        <w:rPr>
+          <w:rFonts w:ascii="Source Sans Pro" w:hAnsi="Source Sans Pro"/>
+          <w:spacing w:val="2"/>
+        </w:rPr>
+        <w:t xml:space="preserve"> </w:t>
+      </w:r>
+      <w:r>
+        <w:rPr>
+          <w:rFonts w:ascii="Source Sans Pro" w:hAnsi="Source Sans Pro"/>
           <w:spacing w:val="-4"/>
-          <w:w w:val="90"/>
         </w:rPr>
         <w:t>GPT)</w:t>
       </w:r>
     </w:p>
     <w:p>
       <w:pPr>
-        <w:spacing w:before="121"/>
+        <w:spacing w:before="76"/>
         <w:ind w:left="57"/>
         <w:rPr>
+          <w:rFonts w:ascii="Source Sans Pro" w:hAnsi="Source Sans Pro"/>
           <w:sz w:val="21"/>
         </w:rPr>
       </w:pPr>
       <w:r>
         <w:rPr>
+          <w:rFonts w:ascii="Source Sans Pro" w:hAnsi="Source Sans Pro"/>
           <w:b/>
-          <w:w w:val="90"/>
-          <w:sz w:val="21"/>
-        </w:rPr>
-        <w:t>Machine</w:t>
-      </w:r>
-      <w:r>
-        <w:rPr>
-          <w:b/>
-          <w:spacing w:val="4"/>
-          <w:sz w:val="21"/>
-        </w:rPr>
-        <w:t xml:space="preserve"> </w:t>
-      </w:r>
-      <w:r>
-        <w:rPr>
-          <w:b/>
-          <w:w w:val="90"/>
-          <w:sz w:val="21"/>
-        </w:rPr>
-        <w:t>Learning:</w:t>
-      </w:r>
-      <w:r>
-        <w:rPr>
-          <w:b/>
-          <w:spacing w:val="4"/>
-          <w:sz w:val="21"/>
-        </w:rPr>
-        <w:t xml:space="preserve"> </w:t>
-      </w:r>
-      <w:r>
-        <w:rPr>
-          <w:w w:val="90"/>
+          <w:sz w:val="21"/>
+        </w:rPr>
+        <w:t xml:space="preserve">Machine Learning: </w:t>
+      </w:r>
+      <w:r>
+        <w:rPr>
+          <w:rFonts w:ascii="Source Sans Pro" w:hAnsi="Source Sans Pro"/>
           <w:sz w:val="21"/>
         </w:rPr>
         <w:t>Neural</w:t>
       </w:r>
       <w:r>
         <w:rPr>
-          <w:spacing w:val="1"/>
-          <w:sz w:val="21"/>
-        </w:rPr>
-        <w:t xml:space="preserve"> </w:t>
-      </w:r>
-      <w:r>
-        <w:rPr>
-          <w:w w:val="90"/>
+          <w:rFonts w:ascii="Source Sans Pro" w:hAnsi="Source Sans Pro"/>
+          <w:spacing w:val="6"/>
+          <w:sz w:val="21"/>
+        </w:rPr>
+        <w:t xml:space="preserve"> </w:t>
+      </w:r>
+      <w:r>
+        <w:rPr>
+          <w:rFonts w:ascii="Source Sans Pro" w:hAnsi="Source Sans Pro"/>
           <w:sz w:val="21"/>
         </w:rPr>
         <w:t>networks</w:t>
       </w:r>
       <w:r>
         <w:rPr>
-          <w:sz w:val="21"/>
-        </w:rPr>
-        <w:t xml:space="preserve"> </w:t>
-      </w:r>
-      <w:r>
-        <w:rPr>
-          <w:w w:val="90"/>
+          <w:rFonts w:ascii="Source Sans Pro" w:hAnsi="Source Sans Pro"/>
+          <w:spacing w:val="6"/>
+          <w:sz w:val="21"/>
+        </w:rPr>
+        <w:t xml:space="preserve"> </w:t>
+      </w:r>
+      <w:r>
+        <w:rPr>
+          <w:rFonts w:ascii="Source Sans Pro" w:hAnsi="Source Sans Pro"/>
           <w:sz w:val="21"/>
         </w:rPr>
         <w:t>(ANN,</w:t>
       </w:r>
       <w:r>
         <w:rPr>
-          <w:sz w:val="21"/>
-        </w:rPr>
-        <w:t xml:space="preserve"> </w:t>
-      </w:r>
-      <w:r>
-        <w:rPr>
-          <w:w w:val="90"/>
+          <w:rFonts w:ascii="Source Sans Pro" w:hAnsi="Source Sans Pro"/>
+          <w:spacing w:val="6"/>
+          <w:sz w:val="21"/>
+        </w:rPr>
+        <w:t xml:space="preserve"> </w:t>
+      </w:r>
+      <w:r>
+        <w:rPr>
+          <w:rFonts w:ascii="Source Sans Pro" w:hAnsi="Source Sans Pro"/>
           <w:sz w:val="21"/>
         </w:rPr>
         <w:t>SNN),</w:t>
       </w:r>
       <w:r>
         <w:rPr>
-          <w:spacing w:val="1"/>
-          <w:sz w:val="21"/>
-        </w:rPr>
-        <w:t xml:space="preserve"> </w:t>
-      </w:r>
-      <w:r>
-        <w:rPr>
-          <w:w w:val="90"/>
+          <w:rFonts w:ascii="Source Sans Pro" w:hAnsi="Source Sans Pro"/>
+          <w:spacing w:val="6"/>
+          <w:sz w:val="21"/>
+        </w:rPr>
+        <w:t xml:space="preserve"> </w:t>
+      </w:r>
+      <w:r>
+        <w:rPr>
+          <w:rFonts w:ascii="Source Sans Pro" w:hAnsi="Source Sans Pro"/>
           <w:sz w:val="21"/>
         </w:rPr>
         <w:t>model</w:t>
       </w:r>
       <w:r>
         <w:rPr>
-          <w:sz w:val="21"/>
-        </w:rPr>
-        <w:t xml:space="preserve"> </w:t>
-      </w:r>
-      <w:r>
-        <w:rPr>
-          <w:w w:val="90"/>
+          <w:rFonts w:ascii="Source Sans Pro" w:hAnsi="Source Sans Pro"/>
+          <w:spacing w:val="6"/>
+          <w:sz w:val="21"/>
+        </w:rPr>
+        <w:t xml:space="preserve"> </w:t>
+      </w:r>
+      <w:r>
+        <w:rPr>
+          <w:rFonts w:ascii="Source Sans Pro" w:hAnsi="Source Sans Pro"/>
           <w:sz w:val="21"/>
         </w:rPr>
         <w:t>training,</w:t>
       </w:r>
       <w:r>
         <w:rPr>
-          <w:sz w:val="21"/>
-        </w:rPr>
-        <w:t xml:space="preserve"> </w:t>
-      </w:r>
-      <w:r>
-        <w:rPr>
-          <w:w w:val="90"/>
+          <w:rFonts w:ascii="Source Sans Pro" w:hAnsi="Source Sans Pro"/>
+          <w:spacing w:val="6"/>
+          <w:sz w:val="21"/>
+        </w:rPr>
+        <w:t xml:space="preserve"> </w:t>
+      </w:r>
+      <w:r>
+        <w:rPr>
+          <w:rFonts w:ascii="Source Sans Pro" w:hAnsi="Source Sans Pro"/>
           <w:sz w:val="21"/>
         </w:rPr>
         <w:t>performance</w:t>
       </w:r>
       <w:r>
         <w:rPr>
-          <w:spacing w:val="1"/>
-          <w:sz w:val="21"/>
-        </w:rPr>
-        <w:t xml:space="preserve"> </w:t>
-      </w:r>
-      <w:r>
-        <w:rPr>
+          <w:rFonts w:ascii="Source Sans Pro" w:hAnsi="Source Sans Pro"/>
+          <w:spacing w:val="6"/>
+          <w:sz w:val="21"/>
+        </w:rPr>
+        <w:t xml:space="preserve"> </w:t>
+      </w:r>
+      <w:r>
+        <w:rPr>
+          <w:rFonts w:ascii="Source Sans Pro" w:hAnsi="Source Sans Pro"/>
           <w:spacing w:val="-2"/>
-          <w:w w:val="90"/>
           <w:sz w:val="21"/>
         </w:rPr>
         <w:t>evaluation</w:t>
@@ -4586,132 +4052,141 @@
     </w:p>
     <w:p>
       <w:pPr>
-        <w:spacing w:before="122"/>
+        <w:spacing w:before="76"/>
         <w:ind w:left="57"/>
         <w:rPr>
+          <w:rFonts w:ascii="Source Sans Pro" w:hAnsi="Source Sans Pro"/>
           <w:sz w:val="21"/>
         </w:rPr>
       </w:pPr>
       <w:r>
         <w:rPr>
+          <w:rFonts w:ascii="Source Sans Pro" w:hAnsi="Source Sans Pro"/>
           <w:b/>
-          <w:w w:val="90"/>
           <w:sz w:val="21"/>
         </w:rPr>
         <w:t>Signal</w:t>
       </w:r>
       <w:r>
         <w:rPr>
+          <w:rFonts w:ascii="Source Sans Pro" w:hAnsi="Source Sans Pro"/>
           <w:b/>
+          <w:spacing w:val="6"/>
+          <w:sz w:val="21"/>
+        </w:rPr>
+        <w:t xml:space="preserve"> </w:t>
+      </w:r>
+      <w:r>
+        <w:rPr>
+          <w:rFonts w:ascii="Source Sans Pro" w:hAnsi="Source Sans Pro"/>
+          <w:b/>
+          <w:sz w:val="21"/>
+        </w:rPr>
+        <w:t>Processing:</w:t>
+      </w:r>
+      <w:r>
+        <w:rPr>
+          <w:rFonts w:ascii="Source Sans Pro" w:hAnsi="Source Sans Pro"/>
+          <w:b/>
+          <w:spacing w:val="6"/>
+          <w:sz w:val="21"/>
+        </w:rPr>
+        <w:t xml:space="preserve"> </w:t>
+      </w:r>
+      <w:r>
+        <w:rPr>
+          <w:rFonts w:ascii="Source Sans Pro" w:hAnsi="Source Sans Pro"/>
+          <w:sz w:val="21"/>
+        </w:rPr>
+        <w:t>FFT</w:t>
+      </w:r>
+      <w:r>
+        <w:rPr>
+          <w:rFonts w:ascii="Source Sans Pro" w:hAnsi="Source Sans Pro"/>
+          <w:spacing w:val="12"/>
+          <w:sz w:val="21"/>
+        </w:rPr>
+        <w:t xml:space="preserve"> </w:t>
+      </w:r>
+      <w:r>
+        <w:rPr>
+          <w:rFonts w:ascii="Source Sans Pro" w:hAnsi="Source Sans Pro"/>
+          <w:sz w:val="21"/>
+        </w:rPr>
+        <w:t>based</w:t>
+      </w:r>
+      <w:r>
+        <w:rPr>
+          <w:rFonts w:ascii="Source Sans Pro" w:hAnsi="Source Sans Pro"/>
+          <w:spacing w:val="12"/>
+          <w:sz w:val="21"/>
+        </w:rPr>
+        <w:t xml:space="preserve"> </w:t>
+      </w:r>
+      <w:r>
+        <w:rPr>
+          <w:rFonts w:ascii="Source Sans Pro" w:hAnsi="Source Sans Pro"/>
+          <w:sz w:val="21"/>
+        </w:rPr>
+        <w:t>feature</w:t>
+      </w:r>
+      <w:r>
+        <w:rPr>
+          <w:rFonts w:ascii="Source Sans Pro" w:hAnsi="Source Sans Pro"/>
+          <w:spacing w:val="12"/>
+          <w:sz w:val="21"/>
+        </w:rPr>
+        <w:t xml:space="preserve"> </w:t>
+      </w:r>
+      <w:r>
+        <w:rPr>
+          <w:rFonts w:ascii="Source Sans Pro" w:hAnsi="Source Sans Pro"/>
+          <w:sz w:val="21"/>
+        </w:rPr>
+        <w:t>extraction,</w:t>
+      </w:r>
+      <w:r>
+        <w:rPr>
+          <w:rFonts w:ascii="Source Sans Pro" w:hAnsi="Source Sans Pro"/>
+          <w:spacing w:val="12"/>
+          <w:sz w:val="21"/>
+        </w:rPr>
+        <w:t xml:space="preserve"> </w:t>
+      </w:r>
+      <w:r>
+        <w:rPr>
+          <w:rFonts w:ascii="Source Sans Pro" w:hAnsi="Source Sans Pro"/>
+          <w:sz w:val="21"/>
+        </w:rPr>
+        <w:t>time</w:t>
+      </w:r>
+      <w:r>
+        <w:rPr>
+          <w:rFonts w:ascii="Source Sans Pro" w:hAnsi="Source Sans Pro"/>
+          <w:spacing w:val="12"/>
+          <w:sz w:val="21"/>
+        </w:rPr>
+        <w:t xml:space="preserve"> </w:t>
+      </w:r>
+      <w:r>
+        <w:rPr>
+          <w:rFonts w:ascii="Source Sans Pro" w:hAnsi="Source Sans Pro"/>
+          <w:sz w:val="21"/>
+        </w:rPr>
+        <w:t>frequency</w:t>
+      </w:r>
+      <w:r>
+        <w:rPr>
+          <w:rFonts w:ascii="Source Sans Pro" w:hAnsi="Source Sans Pro"/>
+          <w:spacing w:val="12"/>
+          <w:sz w:val="21"/>
+        </w:rPr>
+        <w:t xml:space="preserve"> </w:t>
+      </w:r>
+      <w:r>
+        <w:rPr>
+          <w:rFonts w:ascii="Source Sans Pro" w:hAnsi="Source Sans Pro"/>
           <w:spacing w:val="-2"/>
-          <w:sz w:val="21"/>
-        </w:rPr>
-        <w:t xml:space="preserve"> </w:t>
-      </w:r>
-      <w:r>
-        <w:rPr>
-          <w:b/>
-          <w:w w:val="90"/>
-          <w:sz w:val="21"/>
-        </w:rPr>
-        <w:t>Processing:</w:t>
-      </w:r>
-      <w:r>
-        <w:rPr>
-          <w:b/>
-          <w:spacing w:val="-1"/>
-          <w:sz w:val="21"/>
-        </w:rPr>
-        <w:t xml:space="preserve"> </w:t>
-      </w:r>
-      <w:r>
-        <w:rPr>
-          <w:w w:val="90"/>
-          <w:sz w:val="21"/>
-        </w:rPr>
-        <w:t>FFT</w:t>
-      </w:r>
-      <w:r>
-        <w:rPr>
-          <w:spacing w:val="-6"/>
-          <w:sz w:val="21"/>
-        </w:rPr>
-        <w:t xml:space="preserve"> </w:t>
-      </w:r>
-      <w:r>
-        <w:rPr>
-          <w:w w:val="90"/>
-          <w:sz w:val="21"/>
-        </w:rPr>
-        <w:t>based</w:t>
-      </w:r>
-      <w:r>
-        <w:rPr>
-          <w:spacing w:val="-5"/>
-          <w:sz w:val="21"/>
-        </w:rPr>
-        <w:t xml:space="preserve"> </w:t>
-      </w:r>
-      <w:r>
-        <w:rPr>
-          <w:w w:val="90"/>
-          <w:sz w:val="21"/>
-        </w:rPr>
-        <w:t>feature</w:t>
-      </w:r>
-      <w:r>
-        <w:rPr>
-          <w:spacing w:val="-6"/>
-          <w:sz w:val="21"/>
-        </w:rPr>
-        <w:t xml:space="preserve"> </w:t>
-      </w:r>
-      <w:r>
-        <w:rPr>
-          <w:w w:val="90"/>
-          <w:sz w:val="21"/>
-        </w:rPr>
-        <w:t>extraction,</w:t>
-      </w:r>
-      <w:r>
-        <w:rPr>
-          <w:spacing w:val="-5"/>
-          <w:sz w:val="21"/>
-        </w:rPr>
-        <w:t xml:space="preserve"> </w:t>
-      </w:r>
-      <w:r>
-        <w:rPr>
-          <w:w w:val="90"/>
-          <w:sz w:val="21"/>
-        </w:rPr>
-        <w:t>time</w:t>
-      </w:r>
-      <w:r>
-        <w:rPr>
-          <w:spacing w:val="-6"/>
-          <w:sz w:val="21"/>
-        </w:rPr>
-        <w:t xml:space="preserve"> </w:t>
-      </w:r>
-      <w:r>
-        <w:rPr>
-          <w:w w:val="90"/>
-          <w:sz w:val="21"/>
-        </w:rPr>
-        <w:t>frequency</w:t>
-      </w:r>
-      <w:r>
-        <w:rPr>
-          <w:spacing w:val="-5"/>
-          <w:sz w:val="21"/>
-        </w:rPr>
-        <w:t xml:space="preserve"> </w:t>
-      </w:r>
-      <w:r>
-        <w:rPr>
-          <w:spacing w:val="-2"/>
-          <w:w w:val="90"/>
           <w:sz w:val="21"/>
         </w:rPr>
         <w:t>analysis</w:t>
@@ -4719,197 +4194,70 @@
     </w:p>
     <w:p>
       <w:pPr>
-        <w:spacing w:before="121"/>
+        <w:spacing w:before="76"/>
         <w:ind w:left="57"/>
         <w:rPr>
+          <w:rFonts w:ascii="Source Sans Pro" w:hAnsi="Source Sans Pro"/>
           <w:sz w:val="21"/>
         </w:rPr>
       </w:pPr>
       <w:r>
         <w:rPr>
-          <w:noProof/>
-          <w:sz w:val="21"/>
-        </w:rPr>
-        <mc:AlternateContent>
-          <mc:Choice Requires="wps">
-            <w:drawing>
-              <wp:anchor distT="0" distB="0" distL="0" distR="0" simplePos="0" relativeHeight="15731712" behindDoc="0" locked="0" layoutInCell="1" allowOverlap="1" wp14:anchorId="1586BFBD" wp14:editId="6D767220">
-                <wp:simplePos x="0" y="0"/>
-                <wp:positionH relativeFrom="page">
-                  <wp:posOffset>590549</wp:posOffset>
-                </wp:positionH>
-                <wp:positionV relativeFrom="paragraph">
-                  <wp:posOffset>829673</wp:posOffset>
-                </wp:positionV>
-                <wp:extent cx="38100" cy="38100"/>
-                <wp:effectExtent l="0" t="0" r="0" b="0"/>
-                <wp:wrapNone/>
-                <wp:docPr id="26" name="Graphic 26"/>
-                <wp:cNvGraphicFramePr>
-                  <a:graphicFrameLocks xmlns:a="http://schemas.openxmlformats.org/drawingml/2006/main"/>
-                </wp:cNvGraphicFramePr>
-                <a:graphic xmlns:a="http://schemas.openxmlformats.org/drawingml/2006/main">
-                  <a:graphicData uri="http://schemas.microsoft.com/office/word/2010/wordprocessingShape">
-                    <wps:wsp>
-                      <wps:cNvSpPr>
-                        <a:spLocks/>
-                      </wps:cNvSpPr>
-                      <wps:spPr>
-                        <a:xfrm>
-                          <a:off x="0" y="0"/>
-                          <a:ext cx="38100" cy="38100"/>
-                        </a:xfrm>
-                        <a:custGeom>
-                          <a:avLst/>
-                          <a:gdLst/>
-                          <a:ahLst/>
-                          <a:cxnLst/>
-                          <a:rect l="l" t="t" r="r" b="b"/>
-                          <a:pathLst>
-                            <a:path w="38100" h="38100">
-                              <a:moveTo>
-                                <a:pt x="21576" y="38099"/>
-                              </a:moveTo>
-                              <a:lnTo>
-                                <a:pt x="16523" y="38099"/>
-                              </a:lnTo>
-                              <a:lnTo>
-                                <a:pt x="14093" y="37616"/>
-                              </a:lnTo>
-                              <a:lnTo>
-                                <a:pt x="0" y="21576"/>
-                              </a:lnTo>
-                              <a:lnTo>
-                                <a:pt x="0" y="16523"/>
-                              </a:lnTo>
-                              <a:lnTo>
-                                <a:pt x="16523" y="0"/>
-                              </a:lnTo>
-                              <a:lnTo>
-                                <a:pt x="21576" y="0"/>
-                              </a:lnTo>
-                              <a:lnTo>
-                                <a:pt x="38099" y="19049"/>
-                              </a:lnTo>
-                              <a:lnTo>
-                                <a:pt x="38099" y="21576"/>
-                              </a:lnTo>
-                              <a:lnTo>
-                                <a:pt x="21576" y="38099"/>
-                              </a:lnTo>
-                              <a:close/>
-                            </a:path>
-                          </a:pathLst>
-                        </a:custGeom>
-                        <a:solidFill>
-                          <a:srgbClr val="000000"/>
-                        </a:solidFill>
-                      </wps:spPr>
-                      <wps:bodyPr wrap="square" lIns="0" tIns="0" rIns="0" bIns="0" rtlCol="0">
-                        <a:prstTxWarp prst="textNoShape">
-                          <a:avLst/>
-                        </a:prstTxWarp>
-                        <a:noAutofit/>
-                      </wps:bodyPr>
-                    </wps:wsp>
-                  </a:graphicData>
-                </a:graphic>
-              </wp:anchor>
-            </w:drawing>
-          </mc:Choice>
-          <mc:Fallback>
-            <w:pict>
-              <v:shape w14:anchorId="18080DF5" id="Graphic 26" o:spid="_x0000_s1026" style="position:absolute;margin-left:46.5pt;margin-top:65.35pt;width:3pt;height:3pt;z-index:15731712;visibility:visible;mso-wrap-style:square;mso-wrap-distance-left:0;mso-wrap-distance-top:0;mso-wrap-distance-right:0;mso-wrap-distance-bottom:0;mso-position-horizontal:absolute;mso-position-horizontal-relative:page;mso-position-vertical:absolute;mso-position-vertical-relative:text;v-text-anchor:top" coordsize="38100,38100" o:gfxdata="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" path="m21576,38099r-5053,l14093,37616,,21576,,16523,16523,r5053,l38099,19049r,2527l21576,38099xe" fillcolor="black" stroked="f">
-                <v:path arrowok="t"/>
-                <w10:wrap anchorx="page"/>
-              </v:shape>
-            </w:pict>
-          </mc:Fallback>
-        </mc:AlternateContent>
-      </w:r>
-      <w:r>
-        <w:rPr>
+          <w:rFonts w:ascii="Source Sans Pro" w:hAnsi="Source Sans Pro"/>
           <w:b/>
-          <w:w w:val="90"/>
+          <w:sz w:val="21"/>
+        </w:rPr>
+        <w:t xml:space="preserve">Data Analysis: </w:t>
+      </w:r>
+      <w:r>
+        <w:rPr>
+          <w:rFonts w:ascii="Source Sans Pro" w:hAnsi="Source Sans Pro"/>
           <w:sz w:val="21"/>
         </w:rPr>
         <w:t>Data</w:t>
       </w:r>
       <w:r>
         <w:rPr>
-          <w:b/>
-          <w:spacing w:val="-5"/>
-          <w:w w:val="90"/>
-          <w:sz w:val="21"/>
-        </w:rPr>
-        <w:t xml:space="preserve"> </w:t>
-      </w:r>
-      <w:r>
-        <w:rPr>
-          <w:b/>
-          <w:w w:val="90"/>
-          <w:sz w:val="21"/>
-        </w:rPr>
-        <w:t>Analysis:</w:t>
-      </w:r>
-      <w:r>
-        <w:rPr>
-          <w:b/>
-          <w:spacing w:val="-3"/>
-          <w:w w:val="90"/>
-          <w:sz w:val="21"/>
-        </w:rPr>
-        <w:t xml:space="preserve"> </w:t>
-      </w:r>
-      <w:r>
-        <w:rPr>
-          <w:w w:val="90"/>
-          <w:sz w:val="21"/>
-        </w:rPr>
-        <w:t>Data</w:t>
-      </w:r>
-      <w:r>
-        <w:rPr>
-          <w:spacing w:val="-6"/>
-          <w:w w:val="90"/>
-          <w:sz w:val="21"/>
-        </w:rPr>
-        <w:t xml:space="preserve"> </w:t>
-      </w:r>
-      <w:r>
-        <w:rPr>
-          <w:w w:val="90"/>
+          <w:rFonts w:ascii="Source Sans Pro" w:hAnsi="Source Sans Pro"/>
+          <w:spacing w:val="7"/>
+          <w:sz w:val="21"/>
+        </w:rPr>
+        <w:t xml:space="preserve"> </w:t>
+      </w:r>
+      <w:r>
+        <w:rPr>
+          <w:rFonts w:ascii="Source Sans Pro" w:hAnsi="Source Sans Pro"/>
           <w:sz w:val="21"/>
         </w:rPr>
         <w:t>preprocessing,</w:t>
       </w:r>
       <w:r>
         <w:rPr>
-          <w:spacing w:val="-6"/>
-          <w:w w:val="90"/>
-          <w:sz w:val="21"/>
-        </w:rPr>
-        <w:t xml:space="preserve"> </w:t>
-      </w:r>
-      <w:r>
-        <w:rPr>
-          <w:w w:val="90"/>
+          <w:rFonts w:ascii="Source Sans Pro" w:hAnsi="Source Sans Pro"/>
+          <w:spacing w:val="6"/>
+          <w:sz w:val="21"/>
+        </w:rPr>
+        <w:t xml:space="preserve"> </w:t>
+      </w:r>
+      <w:r>
+        <w:rPr>
+          <w:rFonts w:ascii="Source Sans Pro" w:hAnsi="Source Sans Pro"/>
           <w:sz w:val="21"/>
         </w:rPr>
         <w:t>feature</w:t>
       </w:r>
       <w:r>
         <w:rPr>
-          <w:spacing w:val="-6"/>
-          <w:w w:val="90"/>
-          <w:sz w:val="21"/>
-        </w:rPr>
-        <w:t xml:space="preserve"> </w:t>
-      </w:r>
-      <w:r>
-        <w:rPr>
+          <w:rFonts w:ascii="Source Sans Pro" w:hAnsi="Source Sans Pro"/>
+          <w:spacing w:val="7"/>
+          <w:sz w:val="21"/>
+        </w:rPr>
+        <w:t xml:space="preserve"> </w:t>
+      </w:r>
+      <w:r>
+        <w:rPr>
+          <w:rFonts w:ascii="Source Sans Pro" w:hAnsi="Source Sans Pro"/>
           <w:spacing w:val="-2"/>
-          <w:w w:val="90"/>
           <w:sz w:val="21"/>
         </w:rPr>
         <w:t>engineering</w:t>
@@ -4918,31 +4266,33 @@
     <w:p>
       <w:pPr>
         <w:pStyle w:val="BodyText"/>
-        <w:spacing w:before="36"/>
-        <w:rPr>
-          <w:sz w:val="20"/>
+        <w:spacing w:before="9" w:line="276" w:lineRule="auto"/>
+        <w:rPr>
+          <w:rFonts w:ascii="Source Sans Pro" w:hAnsi="Source Sans Pro"/>
+          <w:sz w:val="16"/>
         </w:rPr>
       </w:pPr>
       <w:r>
         <w:rPr>
+          <w:rFonts w:ascii="Source Sans Pro" w:hAnsi="Source Sans Pro"/>
           <w:noProof/>
-          <w:sz w:val="20"/>
+          <w:sz w:val="16"/>
         </w:rPr>
         <mc:AlternateContent>
           <mc:Choice Requires="wpg">
             <w:drawing>
-              <wp:anchor distT="0" distB="0" distL="0" distR="0" simplePos="0" relativeHeight="487590400" behindDoc="1" locked="0" layoutInCell="1" allowOverlap="1" wp14:anchorId="740525DD" wp14:editId="048A9363">
+              <wp:anchor distT="0" distB="0" distL="0" distR="0" simplePos="0" relativeHeight="251662848" behindDoc="1" locked="0" layoutInCell="1" allowOverlap="1" wp14:anchorId="7A080843" wp14:editId="2131EEB9">
                 <wp:simplePos x="0" y="0"/>
                 <wp:positionH relativeFrom="page">
                   <wp:posOffset>571499</wp:posOffset>
                 </wp:positionH>
                 <wp:positionV relativeFrom="paragraph">
-                  <wp:posOffset>191830</wp:posOffset>
+                  <wp:posOffset>165633</wp:posOffset>
                 </wp:positionV>
                 <wp:extent cx="6410325" cy="247650"/>
                 <wp:effectExtent l="0" t="0" r="0" b="0"/>
                 <wp:wrapTopAndBottom/>
-                <wp:docPr id="27" name="Group 27"/>
+                <wp:docPr id="26" name="Group 26"/>
                 <wp:cNvGraphicFramePr>
                   <a:graphicFrameLocks xmlns:a="http://schemas.openxmlformats.org/drawingml/2006/main"/>
                 </wp:cNvGraphicFramePr>
@@ -4961,7 +4311,7 @@
                         </a:xfrm>
                       </wpg:grpSpPr>
                       <wps:wsp>
-                        <wps:cNvPr id="28" name="Graphic 28"/>
+                        <wps:cNvPr id="27" name="Graphic 27"/>
                         <wps:cNvSpPr/>
                         <wps:spPr>
                           <a:xfrm>
@@ -5030,7 +4380,7 @@
                         </wps:bodyPr>
                       </wps:wsp>
                       <wps:wsp>
-                        <wps:cNvPr id="29" name="Textbox 29"/>
+                        <wps:cNvPr id="28" name="Textbox 28"/>
                         <wps:cNvSpPr txBox="1"/>
                         <wps:spPr>
                           <a:xfrm>
@@ -5045,21 +4395,26 @@
                           <w:txbxContent>
                             <w:p>
                               <w:pPr>
-                                <w:spacing w:before="25"/>
+                                <w:spacing w:before="36"/>
                                 <w:ind w:left="2"/>
                                 <w:jc w:val="center"/>
                                 <w:rPr>
-                                  <w:b/>
-                                  <w:sz w:val="23"/>
+                                  <w:rFonts w:ascii="Segoe UI Semibold" w:hAnsi="Segoe UI Semibold" w:cs="Segoe UI Semibold"/>
+                                  <w:bCs/>
+                                  <w:color w:val="345C7D"/>
+                                  <w:spacing w:val="-2"/>
+                                  <w:w w:val="110"/>
+                                  <w:szCs w:val="20"/>
                                 </w:rPr>
                               </w:pPr>
                               <w:r>
                                 <w:rPr>
-                                  <w:b/>
+                                  <w:rFonts w:ascii="Segoe UI Semibold" w:hAnsi="Segoe UI Semibold" w:cs="Segoe UI Semibold"/>
+                                  <w:bCs/>
                                   <w:color w:val="345C7D"/>
                                   <w:spacing w:val="-2"/>
-                                  <w:w w:val="95"/>
-                                  <w:sz w:val="23"/>
+                                  <w:w w:val="110"/>
+                                  <w:szCs w:val="20"/>
                                 </w:rPr>
                                 <w:t>Languages</w:t>
                               </w:r>
@@ -5078,31 +4433,36 @@
           </mc:Choice>
           <mc:Fallback>
             <w:pict>
-              <v:group w14:anchorId="740525DD" id="Group 27" o:spid="_x0000_s1041" style="position:absolute;margin-left:45pt;margin-top:15.1pt;width:504.75pt;height:19.5pt;z-index:-15726080;mso-wrap-distance-left:0;mso-wrap-distance-right:0;mso-position-horizontal-relative:page" coordsize="64103,2476" o:gfxdata="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">
-                <v:shape id="Graphic 28" o:spid="_x0000_s1042" style="position:absolute;width:64103;height:2476;visibility:visible;mso-wrap-style:square;v-text-anchor:top" coordsize="6410325,247650" o:gfxdata="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" path="m6393800,247649r-6377277,l14093,247166,,231125r,-2526l,16523,16523,,6393800,r16523,16523l6410323,231125r-14093,16041l6393800,247649xe" fillcolor="#345c7d" stroked="f">
+              <v:group w14:anchorId="7A080843" id="Group 26" o:spid="_x0000_s1041" style="position:absolute;margin-left:45pt;margin-top:13.05pt;width:504.75pt;height:19.5pt;z-index:-251653632;mso-wrap-distance-left:0;mso-wrap-distance-right:0;mso-position-horizontal-relative:page" coordsize="64103,2476" o:gfxdata="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">
+                <v:shape id="Graphic 27" o:spid="_x0000_s1042" style="position:absolute;width:64103;height:2476;visibility:visible;mso-wrap-style:square;v-text-anchor:top" coordsize="6410325,247650" o:gfxdata="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" path="m6393800,247649r-6377277,l14093,247166,,231125r,-2526l,16523,16523,,6393800,r16523,16523l6410323,231125r-14093,16041l6393800,247649xe" fillcolor="#345c7d" stroked="f">
                   <v:fill opacity="4626f"/>
                   <v:path arrowok="t"/>
                 </v:shape>
-                <v:shape id="Textbox 29" o:spid="_x0000_s1043" type="#_x0000_t202" style="position:absolute;width:64103;height:2476;visibility:visible;mso-wrap-style:square;v-text-anchor:top" o:gfxdata="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" filled="f" stroked="f">
+                <v:shape id="Textbox 28" o:spid="_x0000_s1043" type="#_x0000_t202" style="position:absolute;width:64103;height:2476;visibility:visible;mso-wrap-style:square;v-text-anchor:top" o:gfxdata="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" filled="f" stroked="f">
                   <v:textbox inset="0,0,0,0">
                     <w:txbxContent>
                       <w:p>
                         <w:pPr>
-                          <w:spacing w:before="25"/>
+                          <w:spacing w:before="36"/>
                           <w:ind w:left="2"/>
                           <w:jc w:val="center"/>
                           <w:rPr>
-                            <w:b/>
-                            <w:sz w:val="23"/>
+                            <w:rFonts w:ascii="Segoe UI Semibold" w:hAnsi="Segoe UI Semibold" w:cs="Segoe UI Semibold"/>
+                            <w:bCs/>
+                            <w:color w:val="345C7D"/>
+                            <w:spacing w:val="-2"/>
+                            <w:w w:val="110"/>
+                            <w:szCs w:val="20"/>
                           </w:rPr>
                         </w:pPr>
                         <w:r>
                           <w:rPr>
-                            <w:b/>
+                            <w:rFonts w:ascii="Segoe UI Semibold" w:hAnsi="Segoe UI Semibold" w:cs="Segoe UI Semibold"/>
+                            <w:bCs/>
                             <w:color w:val="345C7D"/>
                             <w:spacing w:val="-2"/>
-                            <w:w w:val="95"/>
-                            <w:sz w:val="23"/>
+                            <w:w w:val="110"/>
+                            <w:szCs w:val="20"/>
                           </w:rPr>
                           <w:t>Languages</w:t>
                         </w:r>
@@ -5123,37 +4483,82 @@
         <w:tabs>
           <w:tab w:val="left" w:pos="5344"/>
         </w:tabs>
-        <w:spacing w:before="135"/>
-        <w:ind w:left="245"/>
+        <w:spacing w:before="130" w:line="276" w:lineRule="auto"/>
+        <w:ind w:left="79"/>
+        <w:rPr>
+          <w:rFonts w:ascii="Source Sans Pro" w:hAnsi="Source Sans Pro"/>
+        </w:rPr>
       </w:pPr>
       <w:r>
         <w:rPr>
-          <w:spacing w:val="-7"/>
-        </w:rPr>
-        <w:t>Hebrew</w:t>
-      </w:r>
-      <w:r>
-        <w:rPr>
-          <w:spacing w:val="-13"/>
-        </w:rPr>
-        <w:t xml:space="preserve"> </w:t>
-      </w:r>
-      <w:r>
-        <w:rPr>
-          <w:spacing w:val="-2"/>
-        </w:rPr>
-        <w:t>(Native)</w:t>
-      </w:r>
-      <w:r>
-        <w:tab/>
-      </w:r>
-      <w:r>
-        <w:rPr>
+          <w:rFonts w:ascii="Source Sans Pro" w:hAnsi="Source Sans Pro"/>
           <w:noProof/>
           <w:position w:val="4"/>
         </w:rPr>
         <w:drawing>
-          <wp:inline distT="0" distB="0" distL="0" distR="0" wp14:anchorId="5344F96E" wp14:editId="1821E135">
+          <wp:inline distT="0" distB="0" distL="0" distR="0" wp14:anchorId="139FF6C4" wp14:editId="7ACA8295">
+            <wp:extent cx="38099" cy="38099"/>
+            <wp:effectExtent l="0" t="0" r="0" b="0"/>
+            <wp:docPr id="29" name="Image 29"/>
+            <wp:cNvGraphicFramePr>
+              <a:graphicFrameLocks xmlns:a="http://schemas.openxmlformats.org/drawingml/2006/main"/>
+            </wp:cNvGraphicFramePr>
+            <a:graphic xmlns:a="http://schemas.openxmlformats.org/drawingml/2006/main">
+              <a:graphicData uri="http://schemas.openxmlformats.org/drawingml/2006/picture">
+                <pic:pic xmlns:pic="http://schemas.openxmlformats.org/drawingml/2006/picture">
+                  <pic:nvPicPr>
+                    <pic:cNvPr id="29" name="Image 29"/>
+                    <pic:cNvPicPr/>
+                  </pic:nvPicPr>
+                  <pic:blipFill>
+                    <a:blip r:embed="rId11" cstate="print"/>
+                    <a:stretch>
+                      <a:fillRect/>
+                    </a:stretch>
+                  </pic:blipFill>
+                  <pic:spPr>
+                    <a:xfrm>
+                      <a:off x="0" y="0"/>
+                      <a:ext cx="38099" cy="38099"/>
+                    </a:xfrm>
+                    <a:prstGeom prst="rect">
+                      <a:avLst/>
+                    </a:prstGeom>
+                  </pic:spPr>
+                </pic:pic>
+              </a:graphicData>
+            </a:graphic>
+          </wp:inline>
+        </w:drawing>
+      </w:r>
+      <w:r>
+        <w:rPr>
+          <w:rFonts w:ascii="Source Sans Pro" w:hAnsi="Source Sans Pro"/>
+          <w:spacing w:val="40"/>
+          <w:sz w:val="20"/>
+        </w:rPr>
+        <w:t xml:space="preserve"> </w:t>
+      </w:r>
+      <w:r>
+        <w:rPr>
+          <w:rFonts w:ascii="Source Sans Pro" w:hAnsi="Source Sans Pro"/>
+        </w:rPr>
+        <w:t>Hebrew (Native)</w:t>
+      </w:r>
+      <w:r>
+        <w:rPr>
+          <w:rFonts w:ascii="Source Sans Pro" w:hAnsi="Source Sans Pro"/>
+        </w:rPr>
+        <w:tab/>
+      </w:r>
+      <w:r>
+        <w:rPr>
+          <w:rFonts w:ascii="Source Sans Pro" w:hAnsi="Source Sans Pro"/>
+          <w:noProof/>
+          <w:position w:val="4"/>
+        </w:rPr>
+        <w:drawing>
+          <wp:inline distT="0" distB="0" distL="0" distR="0" wp14:anchorId="460095F9" wp14:editId="1F865770">
             <wp:extent cx="38099" cy="38099"/>
             <wp:effectExtent l="0" t="0" r="0" b="0"/>
             <wp:docPr id="30" name="Image 30"/>
@@ -5190,19 +4595,16 @@
       </w:r>
       <w:r>
         <w:rPr>
-          <w:rFonts w:ascii="Times New Roman"/>
+          <w:rFonts w:ascii="Source Sans Pro" w:hAnsi="Source Sans Pro"/>
           <w:spacing w:val="40"/>
         </w:rPr>
         <w:t xml:space="preserve"> </w:t>
       </w:r>
       <w:r>
         <w:rPr>
-          <w:spacing w:val="-5"/>
-        </w:rPr>
-        <w:t xml:space="preserve">English </w:t>
-      </w:r>
-      <w:r>
-        <w:t>(Fluent)</w:t>
+          <w:rFonts w:ascii="Source Sans Pro" w:hAnsi="Source Sans Pro"/>
+        </w:rPr>
+        <w:t>English (Fluent)</w:t>
       </w:r>
     </w:p>
     <w:sectPr>
@@ -5616,7 +5018,44 @@
     <w:name w:val="Normal"/>
     <w:qFormat/>
     <w:rPr>
-      <w:rFonts w:ascii="Tahoma" w:eastAsia="Tahoma" w:hAnsi="Tahoma" w:cs="Tahoma"/>
+      <w:rFonts w:ascii="Source Sans 3" w:eastAsia="Source Sans 3" w:hAnsi="Source Sans 3" w:cs="Source Sans 3"/>
+    </w:rPr>
+  </w:style>
+  <w:style w:type="paragraph" w:styleId="Heading1">
+    <w:name w:val="heading 1"/>
+    <w:basedOn w:val="Normal"/>
+    <w:uiPriority w:val="9"/>
+    <w:qFormat/>
+    <w:pPr>
+      <w:spacing w:before="94"/>
+      <w:ind w:left="57"/>
+      <w:outlineLvl w:val="0"/>
+    </w:pPr>
+    <w:rPr>
+      <w:rFonts w:ascii="Calibri" w:eastAsia="Calibri" w:hAnsi="Calibri" w:cs="Calibri"/>
+      <w:b/>
+      <w:bCs/>
+      <w:sz w:val="38"/>
+      <w:szCs w:val="38"/>
+    </w:rPr>
+  </w:style>
+  <w:style w:type="paragraph" w:styleId="Heading2">
+    <w:name w:val="heading 2"/>
+    <w:basedOn w:val="Normal"/>
+    <w:uiPriority w:val="9"/>
+    <w:unhideWhenUsed/>
+    <w:qFormat/>
+    <w:pPr>
+      <w:spacing w:before="130" w:line="285" w:lineRule="exact"/>
+      <w:ind w:left="57"/>
+      <w:outlineLvl w:val="1"/>
+    </w:pPr>
+    <w:rPr>
+      <w:rFonts w:ascii="Calibri" w:eastAsia="Calibri" w:hAnsi="Calibri" w:cs="Calibri"/>
+      <w:b/>
+      <w:bCs/>
+      <w:sz w:val="21"/>
+      <w:szCs w:val="21"/>
     </w:rPr>
   </w:style>
   <w:style w:type="character" w:default="1" w:styleId="DefaultParagraphFont">
@@ -5651,25 +5090,12 @@
     <w:basedOn w:val="Normal"/>
     <w:uiPriority w:val="1"/>
     <w:qFormat/>
+    <w:pPr>
+      <w:spacing w:before="7"/>
+    </w:pPr>
     <w:rPr>
       <w:sz w:val="21"/>
       <w:szCs w:val="21"/>
-    </w:rPr>
-  </w:style>
-  <w:style w:type="paragraph" w:styleId="Title">
-    <w:name w:val="Title"/>
-    <w:basedOn w:val="Normal"/>
-    <w:uiPriority w:val="10"/>
-    <w:qFormat/>
-    <w:pPr>
-      <w:spacing w:before="76"/>
-      <w:ind w:left="57"/>
-    </w:pPr>
-    <w:rPr>
-      <w:b/>
-      <w:bCs/>
-      <w:sz w:val="38"/>
-      <w:szCs w:val="38"/>
     </w:rPr>
   </w:style>
   <w:style w:type="paragraph" w:styleId="ListParagraph">
